--- a/mps-nivel-c/oficial/04_registros/AASP_Gerenciador/AASP01_Grupos-Usuarios/PCP-AASP01-001_Documento-de-Design.docx
+++ b/mps-nivel-c/oficial/04_registros/AASP_Gerenciador/AASP01_Grupos-Usuarios/PCP-AASP01-001_Documento-de-Design.docx
@@ -450,7 +450,7 @@
                 <w:i w:val="0"/>
                 <w:sz w:val="20"/>
               </w:rPr>
-              <w:t>Abraão</w:t>
+              <w:t>Abraão Oliveira</w:t>
             </w:r>
           </w:p>
         </w:tc>
@@ -7780,7 +7780,7 @@
                 <w:i w:val="0"/>
                 <w:sz w:val="20"/>
               </w:rPr>
-              <w:t>Abraão</w:t>
+              <w:t>Abraão Oliveira</w:t>
             </w:r>
           </w:p>
         </w:tc>
@@ -7886,7 +7886,7 @@
                 <w:i w:val="0"/>
                 <w:sz w:val="20"/>
               </w:rPr>
-              <w:t>Abraão</w:t>
+              <w:t>Abraão Oliveira</w:t>
             </w:r>
           </w:p>
         </w:tc>

--- a/mps-nivel-c/oficial/04_registros/AASP_Gerenciador/AASP01_Grupos-Usuarios/PCP-AASP01-001_Documento-de-Design.docx
+++ b/mps-nivel-c/oficial/04_registros/AASP_Gerenciador/AASP01_Grupos-Usuarios/PCP-AASP01-001_Documento-de-Design.docx
@@ -21,7 +21,7 @@
           <w:color w:val="003366"/>
           <w:sz w:val="36"/>
         </w:rPr>
-        <w:t>DOCUMENTO DE DESIGN — AASP GERENCIADOR · GRUPOS DE USUARIOS</w:t>
+        <w:t>DOCUMENTO DE DESIGN — AASP GERENCIADOR · GRUPOS DE USUÁRIOS</w:t>
       </w:r>
     </w:p>
     <w:p>
@@ -226,7 +226,7 @@
                 <w:i w:val="0"/>
                 <w:sz w:val="20"/>
               </w:rPr>
-              <w:t>Grupos de Usuarios — AASP Gerenciador</w:t>
+              <w:t>Grupos de Usuários — AASP Gerenciador</w:t>
             </w:r>
           </w:p>
         </w:tc>
@@ -282,7 +282,7 @@
                 <w:i w:val="0"/>
                 <w:sz w:val="20"/>
               </w:rPr>
-              <w:t>AASP — Associacao dos Advogados de Sao Paulo</w:t>
+              <w:t>AASP — Associação dos Advogados de São Paulo</w:t>
             </w:r>
           </w:p>
         </w:tc>
@@ -313,7 +313,7 @@
                 <w:i w:val="0"/>
                 <w:sz w:val="20"/>
               </w:rPr>
-              <w:t>Versao</w:t>
+              <w:t>Versão</w:t>
             </w:r>
           </w:p>
         </w:tc>
@@ -506,7 +506,7 @@
                 <w:i w:val="0"/>
                 <w:sz w:val="20"/>
               </w:rPr>
-              <w:t>PCP (evidencia de projeto)</w:t>
+              <w:t>PCP (evidência de projeto)</w:t>
             </w:r>
           </w:p>
         </w:tc>
@@ -527,7 +527,7 @@
         </w:pBdr>
       </w:pPr>
       <w:r>
-        <w:t>1. Visao geral da solucao</w:t>
+        <w:t>1. Visão geral da solução</w:t>
       </w:r>
     </w:p>
     <w:p>
@@ -541,7 +541,7 @@
           <w:i w:val="0"/>
           <w:sz w:val="22"/>
         </w:rPr>
-        <w:t xml:space="preserve">O microsservico </w:t>
+        <w:t xml:space="preserve">O microsserviço </w:t>
       </w:r>
       <w:r>
         <w:rPr>
@@ -559,7 +559,7 @@
           <w:i w:val="0"/>
           <w:sz w:val="22"/>
         </w:rPr>
-        <w:t xml:space="preserve"> e uma Web API RESTful desenvolvida em .NET Framework 4.7.2 com Dapper como ORM e SQL Server (banco principal auxo3) como banco de dados. Integra-se ao microsservico </w:t>
+        <w:t xml:space="preserve"> e uma Web API RESTful desenvolvida em .NET Framework 4.7.2 com Dapper como ORM e SQL Server (banco principal auxo3) como banco de dados. Integra-se ao microsserviço </w:t>
       </w:r>
       <w:r>
         <w:rPr>
@@ -577,7 +577,7 @@
           <w:i w:val="0"/>
           <w:sz w:val="22"/>
         </w:rPr>
-        <w:t xml:space="preserve"> (banco temis3) via HTTP REST para sincronizacao de vinculos de usuarios.</w:t>
+        <w:t xml:space="preserve"> (banco temis3) via HTTP REST para sincronização de vínculos de usuários.</w:t>
       </w:r>
     </w:p>
     <w:p>
@@ -591,7 +591,7 @@
           <w:i w:val="0"/>
           <w:sz w:val="22"/>
         </w:rPr>
-        <w:t>A solucao provem funcionalidades completas de gestao de grupos de usuarios do sistema Gerenciador da AASP, incluindo:</w:t>
+        <w:t>A solução provém funcionalidades completas de gestao de grupos de usuários do sistema Gerenciador da AASP, incluindo:</w:t>
       </w:r>
     </w:p>
     <w:p>
@@ -615,7 +615,7 @@
           <w:i w:val="0"/>
           <w:sz w:val="22"/>
         </w:rPr>
-        <w:t>: criacao, listagem, busca por ID, atualizacao e remocao logica (soft delete) de grupos.</w:t>
+        <w:t>: criação, listagem, busca por ID, atualização e remoção lógica (soft delete) de grupos.</w:t>
       </w:r>
     </w:p>
     <w:p>
@@ -630,7 +630,7 @@
           <w:i w:val="0"/>
           <w:sz w:val="22"/>
         </w:rPr>
-        <w:t>Controle de permissoes RBAC</w:t>
+        <w:t>Controle de permissões RBAC</w:t>
       </w:r>
       <w:r>
         <w:rPr>
@@ -639,7 +639,7 @@
           <w:i w:val="0"/>
           <w:sz w:val="22"/>
         </w:rPr>
-        <w:t>: definicao e alteracao das permissoes associadas a cada grupo (Leitura, Escrita, Exclusao, Administracao, Relatorio).</w:t>
+        <w:t>: definição e alteração das permissões associadas a cada grupo (Leitura, Escrita, Exclusao, Administracao, Relatorio).</w:t>
       </w:r>
     </w:p>
     <w:p>
@@ -654,7 +654,7 @@
           <w:i w:val="0"/>
           <w:sz w:val="22"/>
         </w:rPr>
-        <w:t>Vinculo usuario-grupo</w:t>
+        <w:t>Vínculo usuário-grupo</w:t>
       </w:r>
       <w:r>
         <w:rPr>
@@ -663,7 +663,7 @@
           <w:i w:val="0"/>
           <w:sz w:val="22"/>
         </w:rPr>
-        <w:t>: associacao e desassociacao de usuarios a grupos, com propagacao automatica ao ms.temis.vinculos.</w:t>
+        <w:t>: associação e desassociação de usuários a grupos, com propagação automática ao ms.temis.vinculos.</w:t>
       </w:r>
     </w:p>
     <w:p>
@@ -687,7 +687,7 @@
           <w:i w:val="0"/>
           <w:sz w:val="22"/>
         </w:rPr>
-        <w:t>: registro automatico de todas as operacoes criticas (CREATE, UPDATE, DELETE, ADD_USER, REMOVE_USER) na tabela AuditoriaGrupos.</w:t>
+        <w:t>: registro automático de todas as operações críticas (CREATE, UPDATE, DELETE, ADD_USER, REMOVE_USER) na tabela AuditoriaGrupos.</w:t>
       </w:r>
     </w:p>
     <w:p>
@@ -702,7 +702,7 @@
           <w:i w:val="0"/>
           <w:sz w:val="22"/>
         </w:rPr>
-        <w:t>Relatorios</w:t>
+        <w:t>Relatórios</w:t>
       </w:r>
       <w:r>
         <w:rPr>
@@ -711,7 +711,7 @@
           <w:i w:val="0"/>
           <w:sz w:val="22"/>
         </w:rPr>
-        <w:t>: endpoint consolidado para exportacao de dados de grupos e usuarios para fins gerenciais.</w:t>
+        <w:t>: endpoint consolidado para exportação de dados de grupos e usuários para fins gerenciais.</w:t>
       </w:r>
     </w:p>
     <w:p>
@@ -725,7 +725,7 @@
           <w:i w:val="0"/>
           <w:sz w:val="22"/>
         </w:rPr>
-        <w:t>A API segue o padrao arquitetural estabelecido no sistema Gerenciador da AASP, utilizando autenticacao via JWT Bearer Token e expondo documentacao interativa via Swagger/OpenAPI.</w:t>
+        <w:t>A API segue o padrão arquitetural estabelecido no sistema Gerenciador da AASP, utilizando autenticação via JWT Bearer Token e expondo documentação interativa via Swagger/OpenAPI.</w:t>
       </w:r>
     </w:p>
     <w:p>
@@ -738,7 +738,7 @@
         </w:pBdr>
       </w:pPr>
       <w:r>
-        <w:t>2. Arquitetura da solucao</w:t>
+        <w:t>2. Arquitetura da solução</w:t>
       </w:r>
     </w:p>
     <w:p>
@@ -748,7 +748,7 @@
         <w:keepLines/>
       </w:pPr>
       <w:r>
-        <w:t>2.1 Stack tecnologico</w:t>
+        <w:t>2.1 Stack tecnológico</w:t>
       </w:r>
     </w:p>
     <w:tbl>
@@ -933,7 +933,7 @@
                 <w:i w:val="0"/>
                 <w:sz w:val="20"/>
               </w:rPr>
-              <w:t>Padrao do projeto Gerenciador AASP; compatibilidade com infraestrutura existente do cliente</w:t>
+              <w:t>Padrão do projeto Gerenciador AASP; compatibilidade com infraestrutura existente do cliente</w:t>
             </w:r>
           </w:p>
         </w:tc>
@@ -1013,7 +1013,7 @@
                 <w:i w:val="0"/>
                 <w:sz w:val="20"/>
               </w:rPr>
-              <w:t>Ver GDE-AASP01-001 (GDE-001) — compatibilidade com .NET FW 4.7.2, performance superior ao EF Core em queries complexas, padrao ja adotado no projeto Gerenciador</w:t>
+              <w:t>Ver GDE-AASP01-001 (GDE-001) — compatibilidade com .NET FW 4.7.2, performance superior ao EF Core em queries complexas, padrão já adotado no projeto Gerenciador</w:t>
             </w:r>
           </w:p>
         </w:tc>
@@ -1096,7 +1096,7 @@
                 <w:i w:val="0"/>
                 <w:sz w:val="20"/>
               </w:rPr>
-              <w:t>Banco existente do sistema Gerenciador da AASP; tabelas do modulo criadas via migrations versionadas</w:t>
+              <w:t>Banco existente do sistema Gerenciador da AASP; tabelas do módulo criadas via migrations versionadas</w:t>
             </w:r>
           </w:p>
         </w:tc>
@@ -1126,7 +1126,7 @@
                 <w:i w:val="0"/>
                 <w:sz w:val="20"/>
               </w:rPr>
-              <w:t>Banco de integracao</w:t>
+              <w:t>Banco de integração</w:t>
             </w:r>
           </w:p>
         </w:tc>
@@ -1176,7 +1176,7 @@
                 <w:i w:val="0"/>
                 <w:sz w:val="20"/>
               </w:rPr>
-              <w:t>Banco do microsservico de vinculos; acesso exclusivamente via HTTP REST, nunca por query direta</w:t>
+              <w:t>Banco do microsserviço de vínculos; acesso exclusivamente via HTTP REST, nunca por query direta</w:t>
             </w:r>
           </w:p>
         </w:tc>
@@ -1207,7 +1207,7 @@
                 <w:i w:val="0"/>
                 <w:sz w:val="20"/>
               </w:rPr>
-              <w:t>Integracao externa</w:t>
+              <w:t>Integração externa</w:t>
             </w:r>
           </w:p>
         </w:tc>
@@ -1259,7 +1259,7 @@
                 <w:i w:val="0"/>
                 <w:sz w:val="20"/>
               </w:rPr>
-              <w:t>Ver GDE e ITP-AASP01-001; desacoplamento entre dominios, contrato de API versionado</w:t>
+              <w:t>Ver GDE e ITP-AASP01-001; desacoplamento entre domínios, contrato de API versionado</w:t>
             </w:r>
           </w:p>
         </w:tc>
@@ -1289,7 +1289,7 @@
                 <w:i w:val="0"/>
                 <w:sz w:val="20"/>
               </w:rPr>
-              <w:t>Autenticacao</w:t>
+              <w:t>Autenticação</w:t>
             </w:r>
           </w:p>
         </w:tc>
@@ -1339,7 +1339,7 @@
                 <w:i w:val="0"/>
                 <w:sz w:val="20"/>
               </w:rPr>
-              <w:t>Padrao do Gerenciador AASP; tokens emitidos pelo servico de autenticacao central</w:t>
+              <w:t>Padrão do Gerenciador AASP; tokens emitidos pelo serviço de autenticação central</w:t>
             </w:r>
           </w:p>
         </w:tc>
@@ -1370,7 +1370,7 @@
                 <w:i w:val="0"/>
                 <w:sz w:val="20"/>
               </w:rPr>
-              <w:t>Documentacao de API</w:t>
+              <w:t>Documentação de API</w:t>
             </w:r>
           </w:p>
         </w:tc>
@@ -1422,7 +1422,7 @@
                 <w:i w:val="0"/>
                 <w:sz w:val="20"/>
               </w:rPr>
-              <w:t>Gerado automaticamente a partir das anotacoes do codigo; validado em cada sprint</w:t>
+              <w:t>Gerado automaticamente a partir das anotações do código; validado em cada sprint</w:t>
             </w:r>
           </w:p>
         </w:tc>
@@ -1502,7 +1502,7 @@
                 <w:i w:val="0"/>
                 <w:sz w:val="20"/>
               </w:rPr>
-              <w:t>Padrao Timeware; pipeline automatiza build, testes e analise estatica a cada PR</w:t>
+              <w:t>Padrão Timeware; pipeline automatiza build, testes e análise estática a cada PR</w:t>
             </w:r>
           </w:p>
         </w:tc>
@@ -1533,7 +1533,7 @@
                 <w:i w:val="0"/>
                 <w:sz w:val="20"/>
               </w:rPr>
-              <w:t>Controle de versao</w:t>
+              <w:t>Controle de versão</w:t>
             </w:r>
           </w:p>
         </w:tc>
@@ -1585,7 +1585,7 @@
                 <w:i w:val="0"/>
                 <w:sz w:val="20"/>
               </w:rPr>
-              <w:t>Padrao Timeware; rastreabilidade completa de mudancas por feature e sprint</w:t>
+              <w:t>Padrão Timeware; rastreabilidade completa de mudanças por feature e sprint</w:t>
             </w:r>
           </w:p>
         </w:tc>
@@ -2493,7 +2493,7 @@
           <w:i w:val="0"/>
           <w:sz w:val="22"/>
         </w:rPr>
-        <w:t>Descricao das camadas:</w:t>
+        <w:t>Descrição das camadas:</w:t>
       </w:r>
     </w:p>
     <w:p>
@@ -2517,7 +2517,7 @@
           <w:i w:val="0"/>
           <w:sz w:val="22"/>
         </w:rPr>
-        <w:t>: recebem requisicoes HTTP, validam o modelo de entrada (DataAnnotations), delegam ao Service correspondente e retornam responses padronizados (200/201/400/404/500). Nenhuma logica de negocio nos controllers.</w:t>
+        <w:t>: recebem requisições HTTP, validam o modelo de entrada (DataAnnotations), delegam ao Service correspondente e retornam responses padronizados (200/201/400/404/500). Nenhuma lógica de negócio nos controllers.</w:t>
       </w:r>
     </w:p>
     <w:p>
@@ -2541,7 +2541,7 @@
           <w:i w:val="0"/>
           <w:sz w:val="22"/>
         </w:rPr>
-        <w:t>: contem toda a logica de negocio — validacoes de dominio, orquestracao de chamadas a repositories e ao cliente HTTP do ms.temis.vinculos, disparo de auditoria.</w:t>
+        <w:t>: contém toda a lógica de negócio — validações de domínio, orquestração de chamadas a repositories e ao cliente HTTP do ms.temis.vinculos, disparo de auditoria.</w:t>
       </w:r>
     </w:p>
     <w:p>
@@ -2565,7 +2565,7 @@
           <w:i w:val="0"/>
           <w:sz w:val="22"/>
         </w:rPr>
-        <w:t>: encapsulam queries SQL via Dapper. Cada repository corresponde a uma entidade do banco. Queries parametrizadas para prevencao de SQL Injection. Sem logica de negocio.</w:t>
+        <w:t>: encapsulam queries SQL via Dapper. Cada repository corresponde a uma entidade do banco. Queries parametrizadas para prevenção de SQL Injection. Sem lógica de negócio.</w:t>
       </w:r>
     </w:p>
     <w:p>
@@ -2589,7 +2589,7 @@
           <w:i w:val="0"/>
           <w:sz w:val="22"/>
         </w:rPr>
-        <w:t>: banco principal do sistema Gerenciador. Tabelas do modulo criadas via migrations versionadas em /sql/migrations/.</w:t>
+        <w:t>: banco principal do sistema Gerenciador. Tabelas do módulo criadas via migrations versionadas em /sql/migrations/.</w:t>
       </w:r>
     </w:p>
     <w:p>
@@ -2613,7 +2613,7 @@
           <w:i w:val="0"/>
           <w:sz w:val="22"/>
         </w:rPr>
-        <w:t>: microsservico externo acessado via HttpClient. Comunicacao assíncrona com timeout configurado (5s) e retry automatico (1 tentativa adicional em caso de falha de rede).</w:t>
+        <w:t>: microsserviço externo acessado via HttpClient. Comunicação assíncrona com timeout configurado (5s) e retry automático (1 tentativa adicional em caso de falha de rede).</w:t>
       </w:r>
     </w:p>
     <w:p>
@@ -2739,7 +2739,7 @@
                 <w:color w:val="FFFFFF"/>
                 <w:sz w:val="20"/>
               </w:rPr>
-              <w:t>Restricao</w:t>
+              <w:t>Restrição</w:t>
             </w:r>
           </w:p>
         </w:tc>
@@ -2766,7 +2766,7 @@
                 <w:color w:val="FFFFFF"/>
                 <w:sz w:val="20"/>
               </w:rPr>
-              <w:t>Descricao</w:t>
+              <w:t>Descrição</w:t>
             </w:r>
           </w:p>
         </w:tc>
@@ -2875,7 +2875,7 @@
                 <w:i w:val="0"/>
                 <w:sz w:val="20"/>
               </w:rPr>
-              <w:t>Identificador unico do grupo, gerado automaticamente pelo banco</w:t>
+              <w:t>Identificador único do grupo, gerado automaticamente pelo banco</w:t>
             </w:r>
           </w:p>
         </w:tc>
@@ -2980,7 +2980,7 @@
                 <w:i w:val="0"/>
                 <w:sz w:val="20"/>
               </w:rPr>
-              <w:t>Nome do grupo — deve ser unico no sistema; usado como identificador legivel</w:t>
+              <w:t>Nome do grupo — deve ser único no sistema; usado como identificador legível</w:t>
             </w:r>
           </w:p>
         </w:tc>
@@ -3089,7 +3089,7 @@
                 <w:i w:val="0"/>
                 <w:sz w:val="20"/>
               </w:rPr>
-              <w:t>Descricao opcional do proposito e escopo do grupo</w:t>
+              <w:t>Descrição opcional do propósito e escopo do grupo</w:t>
             </w:r>
           </w:p>
         </w:tc>
@@ -3194,7 +3194,7 @@
                 <w:i w:val="0"/>
                 <w:sz w:val="20"/>
               </w:rPr>
-              <w:t>Flag de soft delete: 1 = ativo, 0 = removido logicamente. Grupos inativos nao aparecem nas listagens padrao</w:t>
+              <w:t>Flag de soft delete: 1 = ativo, 0 = removido logicamente. Grupos inativos não aparecem nas listagens padrão</w:t>
             </w:r>
           </w:p>
         </w:tc>
@@ -3303,7 +3303,7 @@
                 <w:i w:val="0"/>
                 <w:sz w:val="20"/>
               </w:rPr>
-              <w:t>Timestamp de criacao do registro, preenchido automaticamente pelo banco</w:t>
+              <w:t>Timestamp de criação do registro, preenchido automaticamente pelo banco</w:t>
             </w:r>
           </w:p>
         </w:tc>
@@ -3408,7 +3408,7 @@
                 <w:i w:val="0"/>
                 <w:sz w:val="20"/>
               </w:rPr>
-              <w:t>Timestamp da ultima atualizacao; preenchido pelo sistema a cada PUT /grupos/{id}</w:t>
+              <w:t>Timestamp da última atualização; preenchido pelo sistema a cada PUT /grupos/{id}</w:t>
             </w:r>
           </w:p>
         </w:tc>
@@ -3529,7 +3529,7 @@
                 <w:color w:val="FFFFFF"/>
                 <w:sz w:val="20"/>
               </w:rPr>
-              <w:t>Restricao</w:t>
+              <w:t>Restrição</w:t>
             </w:r>
           </w:p>
         </w:tc>
@@ -3556,7 +3556,7 @@
                 <w:color w:val="FFFFFF"/>
                 <w:sz w:val="20"/>
               </w:rPr>
-              <w:t>Descricao</w:t>
+              <w:t>Descrição</w:t>
             </w:r>
           </w:p>
         </w:tc>
@@ -3665,7 +3665,7 @@
                 <w:i w:val="0"/>
                 <w:sz w:val="20"/>
               </w:rPr>
-              <w:t>Identificador unico da permissao</w:t>
+              <w:t>Identificador único da permissão</w:t>
             </w:r>
           </w:p>
         </w:tc>
@@ -3770,7 +3770,7 @@
                 <w:i w:val="0"/>
                 <w:sz w:val="20"/>
               </w:rPr>
-              <w:t>Referencia ao grupo ao qual a permissao pertence</w:t>
+              <w:t>Referência ao grupo ao qual a permissão pertence</w:t>
             </w:r>
           </w:p>
         </w:tc>
@@ -3879,7 +3879,7 @@
                 <w:i w:val="0"/>
                 <w:sz w:val="20"/>
               </w:rPr>
-              <w:t>Codigo da permissao. Valores validos: Leitura, Escrita, Exclusao, Administracao, Relatorio</w:t>
+              <w:t>Código da permissão. Valores válidos: Leitura, Escrita, Exclusao, Administracao, Relatorio</w:t>
             </w:r>
           </w:p>
         </w:tc>
@@ -3901,7 +3901,7 @@
           <w:i w:val="0"/>
           <w:sz w:val="22"/>
         </w:rPr>
-        <w:t>Regra de negocio:</w:t>
+        <w:t>Regra de negócio:</w:t>
       </w:r>
       <w:r>
         <w:rPr>
@@ -3910,7 +3910,7 @@
           <w:i w:val="0"/>
           <w:sz w:val="22"/>
         </w:rPr>
-        <w:t xml:space="preserve"> A atualizacao de permissoes (PUT /grupos/{id}/permissoes) realiza substituicao completa — remove todas as permissoes existentes do grupo e insere as novas fornecidas no payload. Operacao atomica em transacao SQL.</w:t>
+        <w:t xml:space="preserve"> A atualização de permissões (PUT /grupos/{id}/permissoes) realiza substituição completa — remove todas as permissões existentes do grupo e insere as novas fornecidas no payload. Operação atomica em transação SQL.</w:t>
       </w:r>
     </w:p>
     <w:p>
@@ -4023,7 +4023,7 @@
                 <w:color w:val="FFFFFF"/>
                 <w:sz w:val="20"/>
               </w:rPr>
-              <w:t>Restricao</w:t>
+              <w:t>Restrição</w:t>
             </w:r>
           </w:p>
         </w:tc>
@@ -4050,7 +4050,7 @@
                 <w:color w:val="FFFFFF"/>
                 <w:sz w:val="20"/>
               </w:rPr>
-              <w:t>Descricao</w:t>
+              <w:t>Descrição</w:t>
             </w:r>
           </w:p>
         </w:tc>
@@ -4159,7 +4159,7 @@
                 <w:i w:val="0"/>
                 <w:sz w:val="20"/>
               </w:rPr>
-              <w:t>Identificador unico do vinculo usuario-grupo</w:t>
+              <w:t>Identificador único do vínculo usuário-grupo</w:t>
             </w:r>
           </w:p>
         </w:tc>
@@ -4264,7 +4264,7 @@
                 <w:i w:val="0"/>
                 <w:sz w:val="20"/>
               </w:rPr>
-              <w:t>Referencia ao grupo</w:t>
+              <w:t>Referência ao grupo</w:t>
             </w:r>
           </w:p>
         </w:tc>
@@ -4373,7 +4373,7 @@
                 <w:i w:val="0"/>
                 <w:sz w:val="20"/>
               </w:rPr>
-              <w:t>Referencia ao usuario do sistema Gerenciador</w:t>
+              <w:t>Referência ao usuário do sistema Gerenciador</w:t>
             </w:r>
           </w:p>
         </w:tc>
@@ -4478,7 +4478,7 @@
                 <w:i w:val="0"/>
                 <w:sz w:val="20"/>
               </w:rPr>
-              <w:t>Timestamp em que o vinculo foi criado</w:t>
+              <w:t>Timestamp em que o vínculo foi criado</w:t>
             </w:r>
           </w:p>
         </w:tc>
@@ -4587,7 +4587,7 @@
                 <w:i w:val="0"/>
                 <w:sz w:val="20"/>
               </w:rPr>
-              <w:t>Flag de soft delete para o vinculo: 1 = ativo, 0 = desvinculado</w:t>
+              <w:t>Flag de soft delete para o vínculo: 1 = ativo, 0 = desvinculado</w:t>
             </w:r>
           </w:p>
         </w:tc>
@@ -4609,7 +4609,7 @@
           <w:i w:val="0"/>
           <w:sz w:val="22"/>
         </w:rPr>
-        <w:t>Restricao de unicidade:</w:t>
+        <w:t>Restrição de unicidade:</w:t>
       </w:r>
       <w:r>
         <w:rPr>
@@ -4618,7 +4618,7 @@
           <w:i w:val="0"/>
           <w:sz w:val="22"/>
         </w:rPr>
-        <w:t xml:space="preserve"> Par (GrupoId, UsuarioId) deve ser unico para registros com Ativo = 1. Vinculo duplicado e rejeitado com HTTP 409 Conflict.</w:t>
+        <w:t xml:space="preserve"> Par (GrupoId, UsuarioId) deve ser único para registros com Ativo = 1. Vínculo duplicado e rejeitado com HTTP 409 Conflict.</w:t>
       </w:r>
     </w:p>
     <w:p>
@@ -4731,7 +4731,7 @@
                 <w:color w:val="FFFFFF"/>
                 <w:sz w:val="20"/>
               </w:rPr>
-              <w:t>Restricao</w:t>
+              <w:t>Restrição</w:t>
             </w:r>
           </w:p>
         </w:tc>
@@ -4758,7 +4758,7 @@
                 <w:color w:val="FFFFFF"/>
                 <w:sz w:val="20"/>
               </w:rPr>
-              <w:t>Descricao</w:t>
+              <w:t>Descrição</w:t>
             </w:r>
           </w:p>
         </w:tc>
@@ -4867,7 +4867,7 @@
                 <w:i w:val="0"/>
                 <w:sz w:val="20"/>
               </w:rPr>
-              <w:t>Identificador unico do registro de auditoria</w:t>
+              <w:t>Identificador único do registro de auditoria</w:t>
             </w:r>
           </w:p>
         </w:tc>
@@ -4972,7 +4972,7 @@
                 <w:i w:val="0"/>
                 <w:sz w:val="20"/>
               </w:rPr>
-              <w:t>Referencia ao grupo afetado; NULL em operacoes que destroem o grupo</w:t>
+              <w:t>Referência ao grupo afetado; NULL em operações que destroem o grupo</w:t>
             </w:r>
           </w:p>
         </w:tc>
@@ -5081,7 +5081,7 @@
                 <w:i w:val="0"/>
                 <w:sz w:val="20"/>
               </w:rPr>
-              <w:t>ID do usuario autenticado que realizou a operacao (extraido do JWT)</w:t>
+              <w:t>ID do usuário autenticado que realizou a operação (extraido do JWT)</w:t>
             </w:r>
           </w:p>
         </w:tc>
@@ -5186,7 +5186,7 @@
                 <w:i w:val="0"/>
                 <w:sz w:val="20"/>
               </w:rPr>
-              <w:t>Tipo da operacao: CREATE, UPDATE, DELETE, ADD_USER, REMOVE_USER</w:t>
+              <w:t>Tipo da operação: CREATE, UPDATE, DELETE, ADD_USER, REMOVE_USER</w:t>
             </w:r>
           </w:p>
         </w:tc>
@@ -5295,7 +5295,7 @@
                 <w:i w:val="0"/>
                 <w:sz w:val="20"/>
               </w:rPr>
-              <w:t>Timestamp da operacao (UTC)</w:t>
+              <w:t>Timestamp da operação (UTC)</w:t>
             </w:r>
           </w:p>
         </w:tc>
@@ -5400,7 +5400,7 @@
                 <w:i w:val="0"/>
                 <w:sz w:val="20"/>
               </w:rPr>
-              <w:t>Payload JSON com detalhes da mudanca (valores anteriores e novos para UPDATE)</w:t>
+              <w:t>Payload JSON com detalhes da mudança (valores anteriores e novos para UPDATE)</w:t>
             </w:r>
           </w:p>
         </w:tc>
@@ -5431,7 +5431,7 @@
           <w:i w:val="0"/>
           <w:sz w:val="22"/>
         </w:rPr>
-        <w:t xml:space="preserve"> A tabela AuditoriaGrupos e implementada na Sprint 2 (AG-23). O endpoint POST /grupos/{id}/auditoria e interno — chamado pelo proprio Service, nunca exposto diretamente ao cliente.</w:t>
+        <w:t xml:space="preserve"> A tabela AuditoriaGrupos é implementada na Sprint 2 (AG-23). O endpoint POST /grupos/{id}/auditoria é interno — chamado pelo próprio Service, nunca exposto diretamente ao cliente.</w:t>
       </w:r>
     </w:p>
     <w:p>
@@ -5494,7 +5494,7 @@
                 <w:color w:val="FFFFFF"/>
                 <w:sz w:val="20"/>
               </w:rPr>
-              <w:t>Metodo</w:t>
+              <w:t>Método</w:t>
             </w:r>
           </w:p>
         </w:tc>
@@ -5548,7 +5548,7 @@
                 <w:color w:val="FFFFFF"/>
                 <w:sz w:val="20"/>
               </w:rPr>
-              <w:t>Descricao</w:t>
+              <w:t>Descrição</w:t>
             </w:r>
           </w:p>
         </w:tc>
@@ -5685,7 +5685,7 @@
                 <w:i w:val="0"/>
                 <w:sz w:val="20"/>
               </w:rPr>
-              <w:t>Criar novo grupo com nome, descricao e permissoes iniciais</w:t>
+              <w:t>Criar novo grupo com nome, descrição e permissões iniciais</w:t>
             </w:r>
           </w:p>
         </w:tc>
@@ -5817,7 +5817,7 @@
                 <w:i w:val="0"/>
                 <w:sz w:val="20"/>
               </w:rPr>
-              <w:t>Listar todos os grupos ativos (Ativo = 1); suporta paginacao e filtro por nome</w:t>
+              <w:t>Listar todos os grupos ativos (Ativo = 1); suporta paginação e filtro por nome</w:t>
             </w:r>
           </w:p>
         </w:tc>
@@ -5950,7 +5950,7 @@
                 <w:i w:val="0"/>
                 <w:sz w:val="20"/>
               </w:rPr>
-              <w:t>Buscar grupo especifico por ID, retornando dados completos incluindo permissoes e lista de usuarios</w:t>
+              <w:t>Buscar grupo específico por ID, retornando dados completos incluindo permissões e lista de usuários</w:t>
             </w:r>
           </w:p>
         </w:tc>
@@ -6082,7 +6082,7 @@
                 <w:i w:val="0"/>
                 <w:sz w:val="20"/>
               </w:rPr>
-              <w:t>Atualizar nome e/ou descricao do grupo</w:t>
+              <w:t>Atualizar nome e/ou descrição do grupo</w:t>
             </w:r>
           </w:p>
         </w:tc>
@@ -6215,7 +6215,7 @@
                 <w:i w:val="0"/>
                 <w:sz w:val="20"/>
               </w:rPr>
-              <w:t>Soft delete do grupo (Ativo = 0); nao remove fisicamente o registro</w:t>
+              <w:t>Soft delete do grupo (Ativo = 0); não remove fisicamente o registro</w:t>
             </w:r>
           </w:p>
         </w:tc>
@@ -6347,7 +6347,7 @@
                 <w:i w:val="0"/>
                 <w:sz w:val="20"/>
               </w:rPr>
-              <w:t>Substituir completamente as permissoes do grupo; operacao atomica em transacao</w:t>
+              <w:t>Substituir completamente as permissões do grupo; operação atomica em transação</w:t>
             </w:r>
           </w:p>
         </w:tc>
@@ -6480,7 +6480,7 @@
                 <w:i w:val="0"/>
                 <w:sz w:val="20"/>
               </w:rPr>
-              <w:t>Vincular usuario ao grupo; propaga ao ms.temis.vinculos</w:t>
+              <w:t>Vincular usuário ao grupo; propaga ao ms.temis.vinculos</w:t>
             </w:r>
           </w:p>
         </w:tc>
@@ -6612,7 +6612,7 @@
                 <w:i w:val="0"/>
                 <w:sz w:val="20"/>
               </w:rPr>
-              <w:t>Desvincular usuario do grupo; propaga ao ms.temis.vinculos</w:t>
+              <w:t>Desvincular usuário do grupo; propaga ao ms.temis.vinculos</w:t>
             </w:r>
           </w:p>
         </w:tc>
@@ -6745,7 +6745,7 @@
                 <w:i w:val="0"/>
                 <w:sz w:val="20"/>
               </w:rPr>
-              <w:t>(Interno) Registrar entrada de auditoria para operacao critica</w:t>
+              <w:t>(Interno) Registrar entrada de auditoria para operação crítica</w:t>
             </w:r>
           </w:p>
         </w:tc>
@@ -6877,7 +6877,7 @@
                 <w:i w:val="0"/>
                 <w:sz w:val="20"/>
               </w:rPr>
-              <w:t>Relatorio consolidado de grupos, usuarios e permissoes; suporta filtros e exportacao CSV</w:t>
+              <w:t>Relatório consolidado de grupos, usuários e permissões; suporta filtros e exportação CSV</w:t>
             </w:r>
           </w:p>
         </w:tc>
@@ -6948,7 +6948,7 @@
         </w:pBdr>
       </w:pPr>
       <w:r>
-        <w:t>5. Decisoes arquiteturais</w:t>
+        <w:t>5. Decisões arquiteturais</w:t>
       </w:r>
     </w:p>
     <w:p>
@@ -6972,7 +6972,7 @@
           <w:i w:val="0"/>
           <w:sz w:val="22"/>
         </w:rPr>
-        <w:t>Decisao:</w:t>
+        <w:t>Decisão:</w:t>
       </w:r>
       <w:r>
         <w:rPr>
@@ -6981,7 +6981,7 @@
           <w:i w:val="0"/>
           <w:sz w:val="22"/>
         </w:rPr>
-        <w:t xml:space="preserve"> Dapper adotado como ORM para todas as operacoes de acesso a dados.</w:t>
+        <w:t xml:space="preserve"> Dapper adotado como ORM para todas as operações de acesso a dados.</w:t>
       </w:r>
     </w:p>
     <w:p>
@@ -7004,7 +7004,7 @@
           <w:i w:val="0"/>
           <w:sz w:val="22"/>
         </w:rPr>
-        <w:t xml:space="preserve"> O projeto Gerenciador AASP roda em .NET Framework 4.7.2. O Entity Framework Core em suas versoes modernas tem suporte limitado ao .NET FW 4.7.2, requerendo o uso de versoes antigas com recursos reduzidos. Alem disso, o banco auxo3 possui schema legado com convencoes de nomenclatura que dificultam o mapeamento automatico do EF Core.</w:t>
+        <w:t xml:space="preserve"> O projeto Gerenciador AASP roda em .NET Framework 4.7.2. O Entity Framework Core em suas versões modernas tem suporte limitado ao .NET FW 4.7.2, requerendo o uso de versões antigas com recursos reduzidos. Além disso, o banco auxo3 possui schema legado com convenções de nomenclatura que dificultam o mapeamento automático do EF Core.</w:t>
       </w:r>
     </w:p>
     <w:p>
@@ -7018,7 +7018,7 @@
           <w:i w:val="0"/>
           <w:sz w:val="22"/>
         </w:rPr>
-        <w:t>Consequencias:</w:t>
+        <w:t>Consequências:</w:t>
       </w:r>
       <w:r>
         <w:rPr>
@@ -7027,7 +7027,7 @@
           <w:i w:val="0"/>
           <w:sz w:val="22"/>
         </w:rPr>
-        <w:t xml:space="preserve"> Queries SQL escritas manualmente nos Repositories, o que aumenta o controle sobre performance mas exige disciplina no uso de queries parametrizadas para prevencao de SQL Injection. Toda query revisada no code review com checklist especifico para seguranca de dados.</w:t>
+        <w:t xml:space="preserve"> Queries SQL escritas manualmente nos Repositories, o que aumenta o controle sobre performance mas exige disciplina no uso de queries parametrizadas para prevenção de SQL Injection. Toda query revisada no code review com checklist específico para segurança de dados.</w:t>
       </w:r>
     </w:p>
     <w:p>
@@ -7041,7 +7041,7 @@
           <w:i w:val="0"/>
           <w:sz w:val="22"/>
         </w:rPr>
-        <w:t>Referencia completa:</w:t>
+        <w:t>Referência completa:</w:t>
       </w:r>
       <w:r>
         <w:rPr>
@@ -7050,7 +7050,7 @@
           <w:i w:val="0"/>
           <w:sz w:val="22"/>
         </w:rPr>
-        <w:t xml:space="preserve"> GDE-AASP01-001_Registro-de-Analise-de-Decisao.docx</w:t>
+        <w:t xml:space="preserve"> GDE-AASP01-001_Registro-de-Análise-de-Decisao.docx</w:t>
       </w:r>
     </w:p>
     <w:p>
@@ -7074,7 +7074,7 @@
           <w:i w:val="0"/>
           <w:sz w:val="22"/>
         </w:rPr>
-        <w:t>Decisao:</w:t>
+        <w:t>Decisão:</w:t>
       </w:r>
       <w:r>
         <w:rPr>
@@ -7083,7 +7083,7 @@
           <w:i w:val="0"/>
           <w:sz w:val="22"/>
         </w:rPr>
-        <w:t xml:space="preserve"> Soft Delete adotado para grupos e para vinculos usuario-grupo (campo Ativo bit).</w:t>
+        <w:t xml:space="preserve"> Soft Delete adotado para grupos e para vínculos usuário-grupo (campo Ativo bit).</w:t>
       </w:r>
     </w:p>
     <w:p>
@@ -7106,7 +7106,7 @@
           <w:i w:val="0"/>
           <w:sz w:val="22"/>
         </w:rPr>
-        <w:t xml:space="preserve"> O sistema Gerenciador AASP precisa manter rastreabilidade historica para fins de auditoria e conformidade. Hard delete de grupos comprometeria a integridade referencial da tabela AuditoriaGrupos e impossibilitaria a reconstrucao do historico de operacoes.</w:t>
+        <w:t xml:space="preserve"> O sistema Gerenciador AASP precisa manter rastreabilidade histórica para fins de auditoria e conformidade. Hard delete de grupos comprometeria a integridade referencial da tabela AuditoriaGrupos e impossibilitaria a reconstrução do histórico de operações.</w:t>
       </w:r>
     </w:p>
     <w:p>
@@ -7120,7 +7120,7 @@
           <w:i w:val="0"/>
           <w:sz w:val="22"/>
         </w:rPr>
-        <w:t>Consequencias:</w:t>
+        <w:t>Consequências:</w:t>
       </w:r>
       <w:r>
         <w:rPr>
@@ -7148,7 +7148,7 @@
           <w:i w:val="0"/>
           <w:sz w:val="22"/>
         </w:rPr>
-        <w:t>. Operacoes de DELETE retornam HTTP 200 com o registro atualizado (nao HTTP 204 No Content), para confirmar o estado apos a operacao. Necessidade de mecanismo de expurgo futuro a ser definido pelo cliente.</w:t>
+        <w:t>. Operações de DELETE retornam HTTP 200 com o registro atualizado (não HTTP 204 No Content), para confirmar o estado após a operação. Necessidade de mecanismo de expurgo futuro a ser definido pelo cliente.</w:t>
       </w:r>
     </w:p>
     <w:p>
@@ -7162,7 +7162,7 @@
           <w:i w:val="0"/>
           <w:sz w:val="22"/>
         </w:rPr>
-        <w:t>Referencia completa:</w:t>
+        <w:t>Referência completa:</w:t>
       </w:r>
       <w:r>
         <w:rPr>
@@ -7171,7 +7171,7 @@
           <w:i w:val="0"/>
           <w:sz w:val="22"/>
         </w:rPr>
-        <w:t xml:space="preserve"> GDE-AASP01-001_Registro-de-Analise-de-Decisao.docx</w:t>
+        <w:t xml:space="preserve"> GDE-AASP01-001_Registro-de-Análise-de-Decisao.docx</w:t>
       </w:r>
     </w:p>
     <w:p>
@@ -7184,7 +7184,7 @@
         </w:pBdr>
       </w:pPr>
       <w:r>
-        <w:t>6. Integracao com ms.temis.vinculos</w:t>
+        <w:t>6. Integração com ms.temis.vinculos</w:t>
       </w:r>
     </w:p>
     <w:p>
@@ -7194,7 +7194,7 @@
         <w:keepLines/>
       </w:pPr>
       <w:r>
-        <w:t>6.1 Visao geral</w:t>
+        <w:t>6.1 Visão geral</w:t>
       </w:r>
     </w:p>
     <w:p>
@@ -7208,7 +7208,7 @@
           <w:i w:val="0"/>
           <w:sz w:val="22"/>
         </w:rPr>
-        <w:t>Quando um usuario e vinculado ou desvinculado de um grupo via API do ms.auxo.gruposusuarios, o servico realiza automaticamente uma chamada HTTP ao microsservico ms.temis.vinculos para manter a consistencia dos dados no banco temis3.</w:t>
+        <w:t>Quando um usuário e vinculado ou desvinculado de um grupo via API do ms.auxo.gruposusuarios, o serviço realiza automaticamente uma chamada HTTP ao microsserviço ms.temis.vinculos para manter a consistência dos dados no banco temis3.</w:t>
       </w:r>
     </w:p>
     <w:p>
@@ -7222,7 +7222,7 @@
           <w:i w:val="0"/>
           <w:sz w:val="22"/>
         </w:rPr>
-        <w:t>Esta integracao e unidirecional: ms.auxo.gruposusuarios chama ms.temis.vinculos; nunca o contrario. O ms.temis.vinculos nao conhece a existencia de grupos — ele opera sobre vinculos genericos de usuario.</w:t>
+        <w:t>Esta integração é unidirecional: ms.auxo.gruposusuarios chama ms.temis.vinculos; nunca o contrário. O ms.temis.vinculos não conhece a existência de grupos — ele opera sobre vínculos genéricos de usuário.</w:t>
       </w:r>
     </w:p>
     <w:p>
@@ -7384,7 +7384,7 @@
           <w:i w:val="0"/>
           <w:sz w:val="22"/>
         </w:rPr>
-        <w:t xml:space="preserve">Valores validos para "operacao": </w:t>
+        <w:t xml:space="preserve">Valores válidos para "operação": </w:t>
       </w:r>
       <w:r>
         <w:rPr>
@@ -7403,7 +7403,7 @@
           <w:i w:val="0"/>
           <w:sz w:val="22"/>
         </w:rPr>
-        <w:t xml:space="preserve"> (vinculo) ou </w:t>
+        <w:t xml:space="preserve"> (vínculo) ou </w:t>
       </w:r>
       <w:r>
         <w:rPr>
@@ -7422,7 +7422,7 @@
           <w:i w:val="0"/>
           <w:sz w:val="22"/>
         </w:rPr>
-        <w:t xml:space="preserve"> (desvinculo).</w:t>
+        <w:t xml:space="preserve"> (desvínculo).</w:t>
       </w:r>
     </w:p>
     <w:p>
@@ -7437,7 +7437,7 @@
           <w:i w:val="0"/>
           <w:sz w:val="22"/>
         </w:rPr>
-        <w:t>Autenticacao:</w:t>
+        <w:t>Autenticação:</w:t>
       </w:r>
       <w:r>
         <w:rPr>
@@ -7446,7 +7446,7 @@
           <w:i w:val="0"/>
           <w:sz w:val="22"/>
         </w:rPr>
-        <w:t xml:space="preserve"> Bearer Token repassado do contexto da requisicao original (token do usuario operador).</w:t>
+        <w:t xml:space="preserve"> Bearer Token repassado do contexto da requisição original (token do usuário operador).</w:t>
       </w:r>
     </w:p>
     <w:p>
@@ -7470,7 +7470,7 @@
           <w:i w:val="0"/>
           <w:sz w:val="22"/>
         </w:rPr>
-        <w:t xml:space="preserve"> 5 segundos. Ultrapassado o timeout, a chamada e considerada falha.</w:t>
+        <w:t xml:space="preserve"> 5 segundos. Ultrapassado o timeout, a chamada é considerada falha.</w:t>
       </w:r>
     </w:p>
     <w:p>
@@ -7494,7 +7494,7 @@
           <w:i w:val="0"/>
           <w:sz w:val="22"/>
         </w:rPr>
-        <w:t xml:space="preserve"> 1 tentativa adicional automatica apos falha de rede (nao replicado em erros HTTP 4xx).</w:t>
+        <w:t xml:space="preserve"> 1 tentativa adicional automática após falha de rede (não replicado em erros HTTP 4xx).</w:t>
       </w:r>
     </w:p>
     <w:p>
@@ -7518,7 +7518,7 @@
           <w:i w:val="0"/>
           <w:sz w:val="22"/>
         </w:rPr>
-        <w:t xml:space="preserve"> A operacao no banco auxo3 e confirmada (o vinculo e registrado localmente); a falha na integracao com temis3 e registrada como log de erro e como entrada na tabela AuditoriaGrupos (Acao: "TEMIS_SYNC_ERROR"). Um mecanismo de reconciliacao manual e documentado no ITP-AASP01-001.</w:t>
+        <w:t xml:space="preserve"> A operação no banco auxo3 é confirmada (o vínculo é registrado localmente); a falha na integração com temis3 é registrada como log de erro e como entrada na tabela AuditoriaGrupos (Acao: "TEMIS_SYNC_ERROR"). Um mecanismo de reconciliação manual é documentado no ITP-AASP01-001.</w:t>
       </w:r>
     </w:p>
     <w:p>
@@ -7528,7 +7528,7 @@
         <w:keepLines/>
       </w:pPr>
       <w:r>
-        <w:t>6.3 Referencia</w:t>
+        <w:t>6.3 Referência</w:t>
       </w:r>
     </w:p>
     <w:p>
@@ -7542,7 +7542,7 @@
           <w:i w:val="0"/>
           <w:sz w:val="22"/>
         </w:rPr>
-        <w:t xml:space="preserve">Para a especificacao completa do contrato de integracao, cenarios de erro, exemplos de payload e procedimento de reconciliacao, consultar: </w:t>
+        <w:t xml:space="preserve">Para a especificação completa do contrato de integração, cenários de erro, exemplos de payload e procedimento de reconciliação, consultar: </w:t>
       </w:r>
       <w:r>
         <w:rPr>
@@ -7573,7 +7573,7 @@
         </w:pBdr>
       </w:pPr>
       <w:r>
-        <w:t>Historico de revisoes</w:t>
+        <w:t>Histórico de revisões</w:t>
       </w:r>
     </w:p>
     <w:tbl>
@@ -7621,7 +7621,7 @@
                 <w:i w:val="0"/>
                 <w:sz w:val="20"/>
               </w:rPr>
-              <w:t>Versao</w:t>
+              <w:t>Versão</w:t>
             </w:r>
           </w:p>
         </w:tc>
@@ -7699,7 +7699,7 @@
                 <w:i w:val="0"/>
                 <w:sz w:val="20"/>
               </w:rPr>
-              <w:t>Descricao</w:t>
+              <w:t>Descrição</w:t>
             </w:r>
           </w:p>
         </w:tc>
@@ -7911,7 +7911,7 @@
                 <w:i w:val="0"/>
                 <w:sz w:val="20"/>
               </w:rPr>
-              <w:t>Adicao da secao 6 (integracao ms.temis.vinculos) apos disponibilizacao do contrato de API no inicio da Sprint 2</w:t>
+              <w:t>Adição da seção 6 (integração ms.temis.vinculos) após disponibilização do contrato de API no início da Sprint 2</w:t>
             </w:r>
           </w:p>
         </w:tc>

--- a/mps-nivel-c/oficial/04_registros/AASP_Gerenciador/AASP01_Grupos-Usuarios/PCP-AASP01-001_Documento-de-Design.docx
+++ b/mps-nivel-c/oficial/04_registros/AASP_Gerenciador/AASP01_Grupos-Usuarios/PCP-AASP01-001_Documento-de-Design.docx
@@ -21,7 +21,7 @@
           <w:color w:val="003366"/>
           <w:sz w:val="36"/>
         </w:rPr>
-        <w:t>DOCUMENTO DE DESIGN — AASP GERENCIADOR · GRUPOS DE USUARIOS</w:t>
+        <w:t>DOCUMENTO DE DESIGN — AASP GERENCIADOR · GRUPOS DE USUÁRIOS</w:t>
       </w:r>
     </w:p>
     <w:p>
@@ -226,7 +226,7 @@
                 <w:i w:val="0"/>
                 <w:sz w:val="20"/>
               </w:rPr>
-              <w:t>Grupos de Usuarios — AASP Gerenciador</w:t>
+              <w:t>Grupos de Usuários — AASP Gerenciador</w:t>
             </w:r>
           </w:p>
         </w:tc>
@@ -282,7 +282,7 @@
                 <w:i w:val="0"/>
                 <w:sz w:val="20"/>
               </w:rPr>
-              <w:t>AASP — Associacao dos Advogados de Sao Paulo</w:t>
+              <w:t>AASP — Associação dos Advogados de São Paulo</w:t>
             </w:r>
           </w:p>
         </w:tc>
@@ -313,7 +313,7 @@
                 <w:i w:val="0"/>
                 <w:sz w:val="20"/>
               </w:rPr>
-              <w:t>Versao</w:t>
+              <w:t>Versão</w:t>
             </w:r>
           </w:p>
         </w:tc>
@@ -450,7 +450,7 @@
                 <w:i w:val="0"/>
                 <w:sz w:val="20"/>
               </w:rPr>
-              <w:t>Abraão</w:t>
+              <w:t>Abraão Oliveira</w:t>
             </w:r>
           </w:p>
         </w:tc>
@@ -506,7 +506,7 @@
                 <w:i w:val="0"/>
                 <w:sz w:val="20"/>
               </w:rPr>
-              <w:t>PCP (evidencia de projeto)</w:t>
+              <w:t>PCP (evidência de projeto)</w:t>
             </w:r>
           </w:p>
         </w:tc>
@@ -527,7 +527,7 @@
         </w:pBdr>
       </w:pPr>
       <w:r>
-        <w:t>1. Visao geral da solucao</w:t>
+        <w:t>1. Visão geral da solução</w:t>
       </w:r>
     </w:p>
     <w:p>
@@ -541,7 +541,7 @@
           <w:i w:val="0"/>
           <w:sz w:val="22"/>
         </w:rPr>
-        <w:t xml:space="preserve">O microsservico </w:t>
+        <w:t xml:space="preserve">O microsserviço </w:t>
       </w:r>
       <w:r>
         <w:rPr>
@@ -559,7 +559,7 @@
           <w:i w:val="0"/>
           <w:sz w:val="22"/>
         </w:rPr>
-        <w:t xml:space="preserve"> e uma Web API RESTful desenvolvida em .NET Framework 4.7.2 com Dapper como ORM e SQL Server (banco principal auxo3) como banco de dados. Integra-se ao microsservico </w:t>
+        <w:t xml:space="preserve"> e uma Web API RESTful desenvolvida em .NET Framework 4.7.2 com Dapper como ORM e SQL Server (banco principal auxo3) como banco de dados. Integra-se ao microsserviço </w:t>
       </w:r>
       <w:r>
         <w:rPr>
@@ -577,7 +577,7 @@
           <w:i w:val="0"/>
           <w:sz w:val="22"/>
         </w:rPr>
-        <w:t xml:space="preserve"> (banco temis3) via HTTP REST para sincronizacao de vinculos de usuarios.</w:t>
+        <w:t xml:space="preserve"> (banco temis3) via HTTP REST para sincronização de vínculos de usuários.</w:t>
       </w:r>
     </w:p>
     <w:p>
@@ -591,7 +591,7 @@
           <w:i w:val="0"/>
           <w:sz w:val="22"/>
         </w:rPr>
-        <w:t>A solucao provem funcionalidades completas de gestao de grupos de usuarios do sistema Gerenciador da AASP, incluindo:</w:t>
+        <w:t>A solução provém funcionalidades completas de gestao de grupos de usuários do sistema Gerenciador da AASP, incluindo:</w:t>
       </w:r>
     </w:p>
     <w:p>
@@ -615,7 +615,7 @@
           <w:i w:val="0"/>
           <w:sz w:val="22"/>
         </w:rPr>
-        <w:t>: criacao, listagem, busca por ID, atualizacao e remocao logica (soft delete) de grupos.</w:t>
+        <w:t>: criação, listagem, busca por ID, atualização e remoção lógica (soft delete) de grupos.</w:t>
       </w:r>
     </w:p>
     <w:p>
@@ -630,7 +630,7 @@
           <w:i w:val="0"/>
           <w:sz w:val="22"/>
         </w:rPr>
-        <w:t>Controle de permissoes RBAC</w:t>
+        <w:t>Controle de permissões RBAC</w:t>
       </w:r>
       <w:r>
         <w:rPr>
@@ -639,7 +639,7 @@
           <w:i w:val="0"/>
           <w:sz w:val="22"/>
         </w:rPr>
-        <w:t>: definicao e alteracao das permissoes associadas a cada grupo (Leitura, Escrita, Exclusao, Administracao, Relatorio).</w:t>
+        <w:t>: definição e alteração das permissões associadas a cada grupo (Leitura, Escrita, Exclusao, Administracao, Relatorio).</w:t>
       </w:r>
     </w:p>
     <w:p>
@@ -654,7 +654,7 @@
           <w:i w:val="0"/>
           <w:sz w:val="22"/>
         </w:rPr>
-        <w:t>Vinculo usuario-grupo</w:t>
+        <w:t>Vínculo usuário-grupo</w:t>
       </w:r>
       <w:r>
         <w:rPr>
@@ -663,7 +663,7 @@
           <w:i w:val="0"/>
           <w:sz w:val="22"/>
         </w:rPr>
-        <w:t>: associacao e desassociacao de usuarios a grupos, com propagacao automatica ao ms.temis.vinculos.</w:t>
+        <w:t>: associação e desassociação de usuários a grupos, com propagação automática ao ms.temis.vinculos.</w:t>
       </w:r>
     </w:p>
     <w:p>
@@ -687,7 +687,7 @@
           <w:i w:val="0"/>
           <w:sz w:val="22"/>
         </w:rPr>
-        <w:t>: registro automatico de todas as operacoes criticas (CREATE, UPDATE, DELETE, ADD_USER, REMOVE_USER) na tabela AuditoriaGrupos.</w:t>
+        <w:t>: registro automático de todas as operações críticas (CREATE, UPDATE, DELETE, ADD_USER, REMOVE_USER) na tabela AuditoriaGrupos.</w:t>
       </w:r>
     </w:p>
     <w:p>
@@ -702,7 +702,7 @@
           <w:i w:val="0"/>
           <w:sz w:val="22"/>
         </w:rPr>
-        <w:t>Relatorios</w:t>
+        <w:t>Relatórios</w:t>
       </w:r>
       <w:r>
         <w:rPr>
@@ -711,7 +711,7 @@
           <w:i w:val="0"/>
           <w:sz w:val="22"/>
         </w:rPr>
-        <w:t>: endpoint consolidado para exportacao de dados de grupos e usuarios para fins gerenciais.</w:t>
+        <w:t>: endpoint consolidado para exportação de dados de grupos e usuários para fins gerenciais.</w:t>
       </w:r>
     </w:p>
     <w:p>
@@ -725,7 +725,7 @@
           <w:i w:val="0"/>
           <w:sz w:val="22"/>
         </w:rPr>
-        <w:t>A API segue o padrao arquitetural estabelecido no sistema Gerenciador da AASP, utilizando autenticacao via JWT Bearer Token e expondo documentacao interativa via Swagger/OpenAPI.</w:t>
+        <w:t>A API segue o padrão arquitetural estabelecido no sistema Gerenciador da AASP, utilizando autenticação via JWT Bearer Token e expondo documentação interativa via Swagger/OpenAPI.</w:t>
       </w:r>
     </w:p>
     <w:p>
@@ -738,7 +738,7 @@
         </w:pBdr>
       </w:pPr>
       <w:r>
-        <w:t>2. Arquitetura da solucao</w:t>
+        <w:t>2. Arquitetura da solução</w:t>
       </w:r>
     </w:p>
     <w:p>
@@ -748,7 +748,7 @@
         <w:keepLines/>
       </w:pPr>
       <w:r>
-        <w:t>2.1 Stack tecnologico</w:t>
+        <w:t>2.1 Stack tecnológico</w:t>
       </w:r>
     </w:p>
     <w:tbl>
@@ -933,7 +933,7 @@
                 <w:i w:val="0"/>
                 <w:sz w:val="20"/>
               </w:rPr>
-              <w:t>Padrao do projeto Gerenciador AASP; compatibilidade com infraestrutura existente do cliente</w:t>
+              <w:t>Padrão do projeto Gerenciador AASP; compatibilidade com infraestrutura existente do cliente</w:t>
             </w:r>
           </w:p>
         </w:tc>
@@ -1013,7 +1013,7 @@
                 <w:i w:val="0"/>
                 <w:sz w:val="20"/>
               </w:rPr>
-              <w:t>Ver GDE-AASP01-001 (GDE-001) — compatibilidade com .NET FW 4.7.2, performance superior ao EF Core em queries complexas, padrao ja adotado no projeto Gerenciador</w:t>
+              <w:t>Ver GDE-AASP01-001 (GDE-001) — compatibilidade com .NET FW 4.7.2, performance superior ao EF Core em queries complexas, padrão já adotado no projeto Gerenciador</w:t>
             </w:r>
           </w:p>
         </w:tc>
@@ -1096,7 +1096,7 @@
                 <w:i w:val="0"/>
                 <w:sz w:val="20"/>
               </w:rPr>
-              <w:t>Banco existente do sistema Gerenciador da AASP; tabelas do modulo criadas via migrations versionadas</w:t>
+              <w:t>Banco existente do sistema Gerenciador da AASP; tabelas do módulo criadas via migrations versionadas</w:t>
             </w:r>
           </w:p>
         </w:tc>
@@ -1126,7 +1126,7 @@
                 <w:i w:val="0"/>
                 <w:sz w:val="20"/>
               </w:rPr>
-              <w:t>Banco de integracao</w:t>
+              <w:t>Banco de integração</w:t>
             </w:r>
           </w:p>
         </w:tc>
@@ -1176,7 +1176,7 @@
                 <w:i w:val="0"/>
                 <w:sz w:val="20"/>
               </w:rPr>
-              <w:t>Banco do microsservico de vinculos; acesso exclusivamente via HTTP REST, nunca por query direta</w:t>
+              <w:t>Banco do microsserviço de vínculos; acesso exclusivamente via HTTP REST, nunca por query direta</w:t>
             </w:r>
           </w:p>
         </w:tc>
@@ -1207,7 +1207,7 @@
                 <w:i w:val="0"/>
                 <w:sz w:val="20"/>
               </w:rPr>
-              <w:t>Integracao externa</w:t>
+              <w:t>Integração externa</w:t>
             </w:r>
           </w:p>
         </w:tc>
@@ -1259,7 +1259,7 @@
                 <w:i w:val="0"/>
                 <w:sz w:val="20"/>
               </w:rPr>
-              <w:t>Ver GDE e ITP-AASP01-001; desacoplamento entre dominios, contrato de API versionado</w:t>
+              <w:t>Ver GDE e ITP-AASP01-001; desacoplamento entre domínios, contrato de API versionado</w:t>
             </w:r>
           </w:p>
         </w:tc>
@@ -1289,7 +1289,7 @@
                 <w:i w:val="0"/>
                 <w:sz w:val="20"/>
               </w:rPr>
-              <w:t>Autenticacao</w:t>
+              <w:t>Autenticação</w:t>
             </w:r>
           </w:p>
         </w:tc>
@@ -1339,7 +1339,7 @@
                 <w:i w:val="0"/>
                 <w:sz w:val="20"/>
               </w:rPr>
-              <w:t>Padrao do Gerenciador AASP; tokens emitidos pelo servico de autenticacao central</w:t>
+              <w:t>Padrão do Gerenciador AASP; tokens emitidos pelo serviço de autenticação central</w:t>
             </w:r>
           </w:p>
         </w:tc>
@@ -1370,7 +1370,7 @@
                 <w:i w:val="0"/>
                 <w:sz w:val="20"/>
               </w:rPr>
-              <w:t>Documentacao de API</w:t>
+              <w:t>Documentação de API</w:t>
             </w:r>
           </w:p>
         </w:tc>
@@ -1422,7 +1422,7 @@
                 <w:i w:val="0"/>
                 <w:sz w:val="20"/>
               </w:rPr>
-              <w:t>Gerado automaticamente a partir das anotacoes do codigo; validado em cada sprint</w:t>
+              <w:t>Gerado automaticamente a partir das anotações do código; validado em cada sprint</w:t>
             </w:r>
           </w:p>
         </w:tc>
@@ -1502,7 +1502,7 @@
                 <w:i w:val="0"/>
                 <w:sz w:val="20"/>
               </w:rPr>
-              <w:t>Padrao Timeware; pipeline automatiza build, testes e analise estatica a cada PR</w:t>
+              <w:t>Padrão Timeware; pipeline automatiza build, testes e análise estática a cada PR</w:t>
             </w:r>
           </w:p>
         </w:tc>
@@ -1533,7 +1533,7 @@
                 <w:i w:val="0"/>
                 <w:sz w:val="20"/>
               </w:rPr>
-              <w:t>Controle de versao</w:t>
+              <w:t>Controle de versão</w:t>
             </w:r>
           </w:p>
         </w:tc>
@@ -1585,7 +1585,7 @@
                 <w:i w:val="0"/>
                 <w:sz w:val="20"/>
               </w:rPr>
-              <w:t>Padrao Timeware; rastreabilidade completa de mudancas por feature e sprint</w:t>
+              <w:t>Padrão Timeware; rastreabilidade completa de mudanças por feature e sprint</w:t>
             </w:r>
           </w:p>
         </w:tc>
@@ -2493,7 +2493,7 @@
           <w:i w:val="0"/>
           <w:sz w:val="22"/>
         </w:rPr>
-        <w:t>Descricao das camadas:</w:t>
+        <w:t>Descrição das camadas:</w:t>
       </w:r>
     </w:p>
     <w:p>
@@ -2517,7 +2517,7 @@
           <w:i w:val="0"/>
           <w:sz w:val="22"/>
         </w:rPr>
-        <w:t>: recebem requisicoes HTTP, validam o modelo de entrada (DataAnnotations), delegam ao Service correspondente e retornam responses padronizados (200/201/400/404/500). Nenhuma logica de negocio nos controllers.</w:t>
+        <w:t>: recebem requisições HTTP, validam o modelo de entrada (DataAnnotations), delegam ao Service correspondente e retornam responses padronizados (200/201/400/404/500). Nenhuma lógica de negócio nos controllers.</w:t>
       </w:r>
     </w:p>
     <w:p>
@@ -2541,7 +2541,7 @@
           <w:i w:val="0"/>
           <w:sz w:val="22"/>
         </w:rPr>
-        <w:t>: contem toda a logica de negocio — validacoes de dominio, orquestracao de chamadas a repositories e ao cliente HTTP do ms.temis.vinculos, disparo de auditoria.</w:t>
+        <w:t>: contém toda a lógica de negócio — validações de domínio, orquestração de chamadas a repositories e ao cliente HTTP do ms.temis.vinculos, disparo de auditoria.</w:t>
       </w:r>
     </w:p>
     <w:p>
@@ -2565,7 +2565,7 @@
           <w:i w:val="0"/>
           <w:sz w:val="22"/>
         </w:rPr>
-        <w:t>: encapsulam queries SQL via Dapper. Cada repository corresponde a uma entidade do banco. Queries parametrizadas para prevencao de SQL Injection. Sem logica de negocio.</w:t>
+        <w:t>: encapsulam queries SQL via Dapper. Cada repository corresponde a uma entidade do banco. Queries parametrizadas para prevenção de SQL Injection. Sem lógica de negócio.</w:t>
       </w:r>
     </w:p>
     <w:p>
@@ -2589,7 +2589,7 @@
           <w:i w:val="0"/>
           <w:sz w:val="22"/>
         </w:rPr>
-        <w:t>: banco principal do sistema Gerenciador. Tabelas do modulo criadas via migrations versionadas em /sql/migrations/.</w:t>
+        <w:t>: banco principal do sistema Gerenciador. Tabelas do módulo criadas via migrations versionadas em /sql/migrations/.</w:t>
       </w:r>
     </w:p>
     <w:p>
@@ -2613,7 +2613,7 @@
           <w:i w:val="0"/>
           <w:sz w:val="22"/>
         </w:rPr>
-        <w:t>: microsservico externo acessado via HttpClient. Comunicacao assíncrona com timeout configurado (5s) e retry automatico (1 tentativa adicional em caso de falha de rede).</w:t>
+        <w:t>: microsserviço externo acessado via HttpClient. Comunicação assíncrona com timeout configurado (5s) e retry automático (1 tentativa adicional em caso de falha de rede).</w:t>
       </w:r>
     </w:p>
     <w:p>
@@ -2739,7 +2739,7 @@
                 <w:color w:val="FFFFFF"/>
                 <w:sz w:val="20"/>
               </w:rPr>
-              <w:t>Restricao</w:t>
+              <w:t>Restrição</w:t>
             </w:r>
           </w:p>
         </w:tc>
@@ -2766,7 +2766,7 @@
                 <w:color w:val="FFFFFF"/>
                 <w:sz w:val="20"/>
               </w:rPr>
-              <w:t>Descricao</w:t>
+              <w:t>Descrição</w:t>
             </w:r>
           </w:p>
         </w:tc>
@@ -2875,7 +2875,7 @@
                 <w:i w:val="0"/>
                 <w:sz w:val="20"/>
               </w:rPr>
-              <w:t>Identificador unico do grupo, gerado automaticamente pelo banco</w:t>
+              <w:t>Identificador único do grupo, gerado automaticamente pelo banco</w:t>
             </w:r>
           </w:p>
         </w:tc>
@@ -2980,7 +2980,7 @@
                 <w:i w:val="0"/>
                 <w:sz w:val="20"/>
               </w:rPr>
-              <w:t>Nome do grupo — deve ser unico no sistema; usado como identificador legivel</w:t>
+              <w:t>Nome do grupo — deve ser único no sistema; usado como identificador legível</w:t>
             </w:r>
           </w:p>
         </w:tc>
@@ -3089,7 +3089,7 @@
                 <w:i w:val="0"/>
                 <w:sz w:val="20"/>
               </w:rPr>
-              <w:t>Descricao opcional do proposito e escopo do grupo</w:t>
+              <w:t>Descrição opcional do propósito e escopo do grupo</w:t>
             </w:r>
           </w:p>
         </w:tc>
@@ -3194,7 +3194,7 @@
                 <w:i w:val="0"/>
                 <w:sz w:val="20"/>
               </w:rPr>
-              <w:t>Flag de soft delete: 1 = ativo, 0 = removido logicamente. Grupos inativos nao aparecem nas listagens padrao</w:t>
+              <w:t>Flag de soft delete: 1 = ativo, 0 = removido logicamente. Grupos inativos não aparecem nas listagens padrão</w:t>
             </w:r>
           </w:p>
         </w:tc>
@@ -3303,7 +3303,7 @@
                 <w:i w:val="0"/>
                 <w:sz w:val="20"/>
               </w:rPr>
-              <w:t>Timestamp de criacao do registro, preenchido automaticamente pelo banco</w:t>
+              <w:t>Timestamp de criação do registro, preenchido automaticamente pelo banco</w:t>
             </w:r>
           </w:p>
         </w:tc>
@@ -3408,7 +3408,7 @@
                 <w:i w:val="0"/>
                 <w:sz w:val="20"/>
               </w:rPr>
-              <w:t>Timestamp da ultima atualizacao; preenchido pelo sistema a cada PUT /grupos/{id}</w:t>
+              <w:t>Timestamp da última atualização; preenchido pelo sistema a cada PUT /grupos/{id}</w:t>
             </w:r>
           </w:p>
         </w:tc>
@@ -3529,7 +3529,7 @@
                 <w:color w:val="FFFFFF"/>
                 <w:sz w:val="20"/>
               </w:rPr>
-              <w:t>Restricao</w:t>
+              <w:t>Restrição</w:t>
             </w:r>
           </w:p>
         </w:tc>
@@ -3556,7 +3556,7 @@
                 <w:color w:val="FFFFFF"/>
                 <w:sz w:val="20"/>
               </w:rPr>
-              <w:t>Descricao</w:t>
+              <w:t>Descrição</w:t>
             </w:r>
           </w:p>
         </w:tc>
@@ -3665,7 +3665,7 @@
                 <w:i w:val="0"/>
                 <w:sz w:val="20"/>
               </w:rPr>
-              <w:t>Identificador unico da permissao</w:t>
+              <w:t>Identificador único da permissão</w:t>
             </w:r>
           </w:p>
         </w:tc>
@@ -3770,7 +3770,7 @@
                 <w:i w:val="0"/>
                 <w:sz w:val="20"/>
               </w:rPr>
-              <w:t>Referencia ao grupo ao qual a permissao pertence</w:t>
+              <w:t>Referência ao grupo ao qual a permissão pertence</w:t>
             </w:r>
           </w:p>
         </w:tc>
@@ -3879,7 +3879,7 @@
                 <w:i w:val="0"/>
                 <w:sz w:val="20"/>
               </w:rPr>
-              <w:t>Codigo da permissao. Valores validos: Leitura, Escrita, Exclusao, Administracao, Relatorio</w:t>
+              <w:t>Código da permissão. Valores válidos: Leitura, Escrita, Exclusao, Administracao, Relatorio</w:t>
             </w:r>
           </w:p>
         </w:tc>
@@ -3901,7 +3901,7 @@
           <w:i w:val="0"/>
           <w:sz w:val="22"/>
         </w:rPr>
-        <w:t>Regra de negocio:</w:t>
+        <w:t>Regra de negócio:</w:t>
       </w:r>
       <w:r>
         <w:rPr>
@@ -3910,7 +3910,7 @@
           <w:i w:val="0"/>
           <w:sz w:val="22"/>
         </w:rPr>
-        <w:t xml:space="preserve"> A atualizacao de permissoes (PUT /grupos/{id}/permissoes) realiza substituicao completa — remove todas as permissoes existentes do grupo e insere as novas fornecidas no payload. Operacao atomica em transacao SQL.</w:t>
+        <w:t xml:space="preserve"> A atualização de permissões (PUT /grupos/{id}/permissoes) realiza substituição completa — remove todas as permissões existentes do grupo e insere as novas fornecidas no payload. Operação atomica em transação SQL.</w:t>
       </w:r>
     </w:p>
     <w:p>
@@ -4023,7 +4023,7 @@
                 <w:color w:val="FFFFFF"/>
                 <w:sz w:val="20"/>
               </w:rPr>
-              <w:t>Restricao</w:t>
+              <w:t>Restrição</w:t>
             </w:r>
           </w:p>
         </w:tc>
@@ -4050,7 +4050,7 @@
                 <w:color w:val="FFFFFF"/>
                 <w:sz w:val="20"/>
               </w:rPr>
-              <w:t>Descricao</w:t>
+              <w:t>Descrição</w:t>
             </w:r>
           </w:p>
         </w:tc>
@@ -4159,7 +4159,7 @@
                 <w:i w:val="0"/>
                 <w:sz w:val="20"/>
               </w:rPr>
-              <w:t>Identificador unico do vinculo usuario-grupo</w:t>
+              <w:t>Identificador único do vínculo usuário-grupo</w:t>
             </w:r>
           </w:p>
         </w:tc>
@@ -4264,7 +4264,7 @@
                 <w:i w:val="0"/>
                 <w:sz w:val="20"/>
               </w:rPr>
-              <w:t>Referencia ao grupo</w:t>
+              <w:t>Referência ao grupo</w:t>
             </w:r>
           </w:p>
         </w:tc>
@@ -4373,7 +4373,7 @@
                 <w:i w:val="0"/>
                 <w:sz w:val="20"/>
               </w:rPr>
-              <w:t>Referencia ao usuario do sistema Gerenciador</w:t>
+              <w:t>Referência ao usuário do sistema Gerenciador</w:t>
             </w:r>
           </w:p>
         </w:tc>
@@ -4478,7 +4478,7 @@
                 <w:i w:val="0"/>
                 <w:sz w:val="20"/>
               </w:rPr>
-              <w:t>Timestamp em que o vinculo foi criado</w:t>
+              <w:t>Timestamp em que o vínculo foi criado</w:t>
             </w:r>
           </w:p>
         </w:tc>
@@ -4587,7 +4587,7 @@
                 <w:i w:val="0"/>
                 <w:sz w:val="20"/>
               </w:rPr>
-              <w:t>Flag de soft delete para o vinculo: 1 = ativo, 0 = desvinculado</w:t>
+              <w:t>Flag de soft delete para o vínculo: 1 = ativo, 0 = desvinculado</w:t>
             </w:r>
           </w:p>
         </w:tc>
@@ -4609,7 +4609,7 @@
           <w:i w:val="0"/>
           <w:sz w:val="22"/>
         </w:rPr>
-        <w:t>Restricao de unicidade:</w:t>
+        <w:t>Restrição de unicidade:</w:t>
       </w:r>
       <w:r>
         <w:rPr>
@@ -4618,7 +4618,7 @@
           <w:i w:val="0"/>
           <w:sz w:val="22"/>
         </w:rPr>
-        <w:t xml:space="preserve"> Par (GrupoId, UsuarioId) deve ser unico para registros com Ativo = 1. Vinculo duplicado e rejeitado com HTTP 409 Conflict.</w:t>
+        <w:t xml:space="preserve"> Par (GrupoId, UsuarioId) deve ser único para registros com Ativo = 1. Vínculo duplicado e rejeitado com HTTP 409 Conflict.</w:t>
       </w:r>
     </w:p>
     <w:p>
@@ -4731,7 +4731,7 @@
                 <w:color w:val="FFFFFF"/>
                 <w:sz w:val="20"/>
               </w:rPr>
-              <w:t>Restricao</w:t>
+              <w:t>Restrição</w:t>
             </w:r>
           </w:p>
         </w:tc>
@@ -4758,7 +4758,7 @@
                 <w:color w:val="FFFFFF"/>
                 <w:sz w:val="20"/>
               </w:rPr>
-              <w:t>Descricao</w:t>
+              <w:t>Descrição</w:t>
             </w:r>
           </w:p>
         </w:tc>
@@ -4867,7 +4867,7 @@
                 <w:i w:val="0"/>
                 <w:sz w:val="20"/>
               </w:rPr>
-              <w:t>Identificador unico do registro de auditoria</w:t>
+              <w:t>Identificador único do registro de auditoria</w:t>
             </w:r>
           </w:p>
         </w:tc>
@@ -4972,7 +4972,7 @@
                 <w:i w:val="0"/>
                 <w:sz w:val="20"/>
               </w:rPr>
-              <w:t>Referencia ao grupo afetado; NULL em operacoes que destroem o grupo</w:t>
+              <w:t>Referência ao grupo afetado; NULL em operações que destroem o grupo</w:t>
             </w:r>
           </w:p>
         </w:tc>
@@ -5081,7 +5081,7 @@
                 <w:i w:val="0"/>
                 <w:sz w:val="20"/>
               </w:rPr>
-              <w:t>ID do usuario autenticado que realizou a operacao (extraido do JWT)</w:t>
+              <w:t>ID do usuário autenticado que realizou a operação (extraido do JWT)</w:t>
             </w:r>
           </w:p>
         </w:tc>
@@ -5186,7 +5186,7 @@
                 <w:i w:val="0"/>
                 <w:sz w:val="20"/>
               </w:rPr>
-              <w:t>Tipo da operacao: CREATE, UPDATE, DELETE, ADD_USER, REMOVE_USER</w:t>
+              <w:t>Tipo da operação: CREATE, UPDATE, DELETE, ADD_USER, REMOVE_USER</w:t>
             </w:r>
           </w:p>
         </w:tc>
@@ -5295,7 +5295,7 @@
                 <w:i w:val="0"/>
                 <w:sz w:val="20"/>
               </w:rPr>
-              <w:t>Timestamp da operacao (UTC)</w:t>
+              <w:t>Timestamp da operação (UTC)</w:t>
             </w:r>
           </w:p>
         </w:tc>
@@ -5400,7 +5400,7 @@
                 <w:i w:val="0"/>
                 <w:sz w:val="20"/>
               </w:rPr>
-              <w:t>Payload JSON com detalhes da mudanca (valores anteriores e novos para UPDATE)</w:t>
+              <w:t>Payload JSON com detalhes da mudança (valores anteriores e novos para UPDATE)</w:t>
             </w:r>
           </w:p>
         </w:tc>
@@ -5431,7 +5431,7 @@
           <w:i w:val="0"/>
           <w:sz w:val="22"/>
         </w:rPr>
-        <w:t xml:space="preserve"> A tabela AuditoriaGrupos e implementada na Sprint 2 (AG-23). O endpoint POST /grupos/{id}/auditoria e interno — chamado pelo proprio Service, nunca exposto diretamente ao cliente.</w:t>
+        <w:t xml:space="preserve"> A tabela AuditoriaGrupos é implementada na Sprint 2 (AG-23). O endpoint POST /grupos/{id}/auditoria é interno — chamado pelo próprio Service, nunca exposto diretamente ao cliente.</w:t>
       </w:r>
     </w:p>
     <w:p>
@@ -5494,7 +5494,7 @@
                 <w:color w:val="FFFFFF"/>
                 <w:sz w:val="20"/>
               </w:rPr>
-              <w:t>Metodo</w:t>
+              <w:t>Método</w:t>
             </w:r>
           </w:p>
         </w:tc>
@@ -5548,7 +5548,7 @@
                 <w:color w:val="FFFFFF"/>
                 <w:sz w:val="20"/>
               </w:rPr>
-              <w:t>Descricao</w:t>
+              <w:t>Descrição</w:t>
             </w:r>
           </w:p>
         </w:tc>
@@ -5685,7 +5685,7 @@
                 <w:i w:val="0"/>
                 <w:sz w:val="20"/>
               </w:rPr>
-              <w:t>Criar novo grupo com nome, descricao e permissoes iniciais</w:t>
+              <w:t>Criar novo grupo com nome, descrição e permissões iniciais</w:t>
             </w:r>
           </w:p>
         </w:tc>
@@ -5817,7 +5817,7 @@
                 <w:i w:val="0"/>
                 <w:sz w:val="20"/>
               </w:rPr>
-              <w:t>Listar todos os grupos ativos (Ativo = 1); suporta paginacao e filtro por nome</w:t>
+              <w:t>Listar todos os grupos ativos (Ativo = 1); suporta paginação e filtro por nome</w:t>
             </w:r>
           </w:p>
         </w:tc>
@@ -5950,7 +5950,7 @@
                 <w:i w:val="0"/>
                 <w:sz w:val="20"/>
               </w:rPr>
-              <w:t>Buscar grupo especifico por ID, retornando dados completos incluindo permissoes e lista de usuarios</w:t>
+              <w:t>Buscar grupo específico por ID, retornando dados completos incluindo permissões e lista de usuários</w:t>
             </w:r>
           </w:p>
         </w:tc>
@@ -6082,7 +6082,7 @@
                 <w:i w:val="0"/>
                 <w:sz w:val="20"/>
               </w:rPr>
-              <w:t>Atualizar nome e/ou descricao do grupo</w:t>
+              <w:t>Atualizar nome e/ou descrição do grupo</w:t>
             </w:r>
           </w:p>
         </w:tc>
@@ -6215,7 +6215,7 @@
                 <w:i w:val="0"/>
                 <w:sz w:val="20"/>
               </w:rPr>
-              <w:t>Soft delete do grupo (Ativo = 0); nao remove fisicamente o registro</w:t>
+              <w:t>Soft delete do grupo (Ativo = 0); não remove fisicamente o registro</w:t>
             </w:r>
           </w:p>
         </w:tc>
@@ -6347,7 +6347,7 @@
                 <w:i w:val="0"/>
                 <w:sz w:val="20"/>
               </w:rPr>
-              <w:t>Substituir completamente as permissoes do grupo; operacao atomica em transacao</w:t>
+              <w:t>Substituir completamente as permissões do grupo; operação atomica em transação</w:t>
             </w:r>
           </w:p>
         </w:tc>
@@ -6480,7 +6480,7 @@
                 <w:i w:val="0"/>
                 <w:sz w:val="20"/>
               </w:rPr>
-              <w:t>Vincular usuario ao grupo; propaga ao ms.temis.vinculos</w:t>
+              <w:t>Vincular usuário ao grupo; propaga ao ms.temis.vinculos</w:t>
             </w:r>
           </w:p>
         </w:tc>
@@ -6612,7 +6612,7 @@
                 <w:i w:val="0"/>
                 <w:sz w:val="20"/>
               </w:rPr>
-              <w:t>Desvincular usuario do grupo; propaga ao ms.temis.vinculos</w:t>
+              <w:t>Desvincular usuário do grupo; propaga ao ms.temis.vinculos</w:t>
             </w:r>
           </w:p>
         </w:tc>
@@ -6745,7 +6745,7 @@
                 <w:i w:val="0"/>
                 <w:sz w:val="20"/>
               </w:rPr>
-              <w:t>(Interno) Registrar entrada de auditoria para operacao critica</w:t>
+              <w:t>(Interno) Registrar entrada de auditoria para operação crítica</w:t>
             </w:r>
           </w:p>
         </w:tc>
@@ -6877,7 +6877,7 @@
                 <w:i w:val="0"/>
                 <w:sz w:val="20"/>
               </w:rPr>
-              <w:t>Relatorio consolidado de grupos, usuarios e permissoes; suporta filtros e exportacao CSV</w:t>
+              <w:t>Relatório consolidado de grupos, usuários e permissões; suporta filtros e exportação CSV</w:t>
             </w:r>
           </w:p>
         </w:tc>
@@ -6948,7 +6948,7 @@
         </w:pBdr>
       </w:pPr>
       <w:r>
-        <w:t>5. Decisoes arquiteturais</w:t>
+        <w:t>5. Decisões arquiteturais</w:t>
       </w:r>
     </w:p>
     <w:p>
@@ -6972,7 +6972,7 @@
           <w:i w:val="0"/>
           <w:sz w:val="22"/>
         </w:rPr>
-        <w:t>Decisao:</w:t>
+        <w:t>Decisão:</w:t>
       </w:r>
       <w:r>
         <w:rPr>
@@ -6981,7 +6981,7 @@
           <w:i w:val="0"/>
           <w:sz w:val="22"/>
         </w:rPr>
-        <w:t xml:space="preserve"> Dapper adotado como ORM para todas as operacoes de acesso a dados.</w:t>
+        <w:t xml:space="preserve"> Dapper adotado como ORM para todas as operações de acesso a dados.</w:t>
       </w:r>
     </w:p>
     <w:p>
@@ -7004,7 +7004,7 @@
           <w:i w:val="0"/>
           <w:sz w:val="22"/>
         </w:rPr>
-        <w:t xml:space="preserve"> O projeto Gerenciador AASP roda em .NET Framework 4.7.2. O Entity Framework Core em suas versoes modernas tem suporte limitado ao .NET FW 4.7.2, requerendo o uso de versoes antigas com recursos reduzidos. Alem disso, o banco auxo3 possui schema legado com convencoes de nomenclatura que dificultam o mapeamento automatico do EF Core.</w:t>
+        <w:t xml:space="preserve"> O projeto Gerenciador AASP roda em .NET Framework 4.7.2. O Entity Framework Core em suas versões modernas tem suporte limitado ao .NET FW 4.7.2, requerendo o uso de versões antigas com recursos reduzidos. Além disso, o banco auxo3 possui schema legado com convenções de nomenclatura que dificultam o mapeamento automático do EF Core.</w:t>
       </w:r>
     </w:p>
     <w:p>
@@ -7018,7 +7018,7 @@
           <w:i w:val="0"/>
           <w:sz w:val="22"/>
         </w:rPr>
-        <w:t>Consequencias:</w:t>
+        <w:t>Consequências:</w:t>
       </w:r>
       <w:r>
         <w:rPr>
@@ -7027,7 +7027,7 @@
           <w:i w:val="0"/>
           <w:sz w:val="22"/>
         </w:rPr>
-        <w:t xml:space="preserve"> Queries SQL escritas manualmente nos Repositories, o que aumenta o controle sobre performance mas exige disciplina no uso de queries parametrizadas para prevencao de SQL Injection. Toda query revisada no code review com checklist especifico para seguranca de dados.</w:t>
+        <w:t xml:space="preserve"> Queries SQL escritas manualmente nos Repositories, o que aumenta o controle sobre performance mas exige disciplina no uso de queries parametrizadas para prevenção de SQL Injection. Toda query revisada no code review com checklist específico para segurança de dados.</w:t>
       </w:r>
     </w:p>
     <w:p>
@@ -7041,7 +7041,7 @@
           <w:i w:val="0"/>
           <w:sz w:val="22"/>
         </w:rPr>
-        <w:t>Referencia completa:</w:t>
+        <w:t>Referência completa:</w:t>
       </w:r>
       <w:r>
         <w:rPr>
@@ -7050,7 +7050,7 @@
           <w:i w:val="0"/>
           <w:sz w:val="22"/>
         </w:rPr>
-        <w:t xml:space="preserve"> GDE-AASP01-001_Registro-de-Analise-de-Decisao.docx</w:t>
+        <w:t xml:space="preserve"> GDE-AASP01-001_Registro-de-Análise-de-Decisao.docx</w:t>
       </w:r>
     </w:p>
     <w:p>
@@ -7074,7 +7074,7 @@
           <w:i w:val="0"/>
           <w:sz w:val="22"/>
         </w:rPr>
-        <w:t>Decisao:</w:t>
+        <w:t>Decisão:</w:t>
       </w:r>
       <w:r>
         <w:rPr>
@@ -7083,7 +7083,7 @@
           <w:i w:val="0"/>
           <w:sz w:val="22"/>
         </w:rPr>
-        <w:t xml:space="preserve"> Soft Delete adotado para grupos e para vinculos usuario-grupo (campo Ativo bit).</w:t>
+        <w:t xml:space="preserve"> Soft Delete adotado para grupos e para vínculos usuário-grupo (campo Ativo bit).</w:t>
       </w:r>
     </w:p>
     <w:p>
@@ -7106,7 +7106,7 @@
           <w:i w:val="0"/>
           <w:sz w:val="22"/>
         </w:rPr>
-        <w:t xml:space="preserve"> O sistema Gerenciador AASP precisa manter rastreabilidade historica para fins de auditoria e conformidade. Hard delete de grupos comprometeria a integridade referencial da tabela AuditoriaGrupos e impossibilitaria a reconstrucao do historico de operacoes.</w:t>
+        <w:t xml:space="preserve"> O sistema Gerenciador AASP precisa manter rastreabilidade histórica para fins de auditoria e conformidade. Hard delete de grupos comprometeria a integridade referencial da tabela AuditoriaGrupos e impossibilitaria a reconstrução do histórico de operações.</w:t>
       </w:r>
     </w:p>
     <w:p>
@@ -7120,7 +7120,7 @@
           <w:i w:val="0"/>
           <w:sz w:val="22"/>
         </w:rPr>
-        <w:t>Consequencias:</w:t>
+        <w:t>Consequências:</w:t>
       </w:r>
       <w:r>
         <w:rPr>
@@ -7148,7 +7148,7 @@
           <w:i w:val="0"/>
           <w:sz w:val="22"/>
         </w:rPr>
-        <w:t>. Operacoes de DELETE retornam HTTP 200 com o registro atualizado (nao HTTP 204 No Content), para confirmar o estado apos a operacao. Necessidade de mecanismo de expurgo futuro a ser definido pelo cliente.</w:t>
+        <w:t>. Operações de DELETE retornam HTTP 200 com o registro atualizado (não HTTP 204 No Content), para confirmar o estado após a operação. Necessidade de mecanismo de expurgo futuro a ser definido pelo cliente.</w:t>
       </w:r>
     </w:p>
     <w:p>
@@ -7162,7 +7162,7 @@
           <w:i w:val="0"/>
           <w:sz w:val="22"/>
         </w:rPr>
-        <w:t>Referencia completa:</w:t>
+        <w:t>Referência completa:</w:t>
       </w:r>
       <w:r>
         <w:rPr>
@@ -7171,7 +7171,7 @@
           <w:i w:val="0"/>
           <w:sz w:val="22"/>
         </w:rPr>
-        <w:t xml:space="preserve"> GDE-AASP01-001_Registro-de-Analise-de-Decisao.docx</w:t>
+        <w:t xml:space="preserve"> GDE-AASP01-001_Registro-de-Análise-de-Decisao.docx</w:t>
       </w:r>
     </w:p>
     <w:p>
@@ -7184,7 +7184,7 @@
         </w:pBdr>
       </w:pPr>
       <w:r>
-        <w:t>6. Integracao com ms.temis.vinculos</w:t>
+        <w:t>6. Integração com ms.temis.vinculos</w:t>
       </w:r>
     </w:p>
     <w:p>
@@ -7194,7 +7194,7 @@
         <w:keepLines/>
       </w:pPr>
       <w:r>
-        <w:t>6.1 Visao geral</w:t>
+        <w:t>6.1 Visão geral</w:t>
       </w:r>
     </w:p>
     <w:p>
@@ -7208,7 +7208,7 @@
           <w:i w:val="0"/>
           <w:sz w:val="22"/>
         </w:rPr>
-        <w:t>Quando um usuario e vinculado ou desvinculado de um grupo via API do ms.auxo.gruposusuarios, o servico realiza automaticamente uma chamada HTTP ao microsservico ms.temis.vinculos para manter a consistencia dos dados no banco temis3.</w:t>
+        <w:t>Quando um usuário e vinculado ou desvinculado de um grupo via API do ms.auxo.gruposusuarios, o serviço realiza automaticamente uma chamada HTTP ao microsserviço ms.temis.vinculos para manter a consistência dos dados no banco temis3.</w:t>
       </w:r>
     </w:p>
     <w:p>
@@ -7222,7 +7222,7 @@
           <w:i w:val="0"/>
           <w:sz w:val="22"/>
         </w:rPr>
-        <w:t>Esta integracao e unidirecional: ms.auxo.gruposusuarios chama ms.temis.vinculos; nunca o contrario. O ms.temis.vinculos nao conhece a existencia de grupos — ele opera sobre vinculos genericos de usuario.</w:t>
+        <w:t>Esta integração é unidirecional: ms.auxo.gruposusuarios chama ms.temis.vinculos; nunca o contrário. O ms.temis.vinculos não conhece a existência de grupos — ele opera sobre vínculos genéricos de usuário.</w:t>
       </w:r>
     </w:p>
     <w:p>
@@ -7384,7 +7384,7 @@
           <w:i w:val="0"/>
           <w:sz w:val="22"/>
         </w:rPr>
-        <w:t xml:space="preserve">Valores validos para "operacao": </w:t>
+        <w:t xml:space="preserve">Valores válidos para "operação": </w:t>
       </w:r>
       <w:r>
         <w:rPr>
@@ -7403,7 +7403,7 @@
           <w:i w:val="0"/>
           <w:sz w:val="22"/>
         </w:rPr>
-        <w:t xml:space="preserve"> (vinculo) ou </w:t>
+        <w:t xml:space="preserve"> (vínculo) ou </w:t>
       </w:r>
       <w:r>
         <w:rPr>
@@ -7422,7 +7422,7 @@
           <w:i w:val="0"/>
           <w:sz w:val="22"/>
         </w:rPr>
-        <w:t xml:space="preserve"> (desvinculo).</w:t>
+        <w:t xml:space="preserve"> (desvínculo).</w:t>
       </w:r>
     </w:p>
     <w:p>
@@ -7437,7 +7437,7 @@
           <w:i w:val="0"/>
           <w:sz w:val="22"/>
         </w:rPr>
-        <w:t>Autenticacao:</w:t>
+        <w:t>Autenticação:</w:t>
       </w:r>
       <w:r>
         <w:rPr>
@@ -7446,7 +7446,7 @@
           <w:i w:val="0"/>
           <w:sz w:val="22"/>
         </w:rPr>
-        <w:t xml:space="preserve"> Bearer Token repassado do contexto da requisicao original (token do usuario operador).</w:t>
+        <w:t xml:space="preserve"> Bearer Token repassado do contexto da requisição original (token do usuário operador).</w:t>
       </w:r>
     </w:p>
     <w:p>
@@ -7470,7 +7470,7 @@
           <w:i w:val="0"/>
           <w:sz w:val="22"/>
         </w:rPr>
-        <w:t xml:space="preserve"> 5 segundos. Ultrapassado o timeout, a chamada e considerada falha.</w:t>
+        <w:t xml:space="preserve"> 5 segundos. Ultrapassado o timeout, a chamada é considerada falha.</w:t>
       </w:r>
     </w:p>
     <w:p>
@@ -7494,7 +7494,7 @@
           <w:i w:val="0"/>
           <w:sz w:val="22"/>
         </w:rPr>
-        <w:t xml:space="preserve"> 1 tentativa adicional automatica apos falha de rede (nao replicado em erros HTTP 4xx).</w:t>
+        <w:t xml:space="preserve"> 1 tentativa adicional automática após falha de rede (não replicado em erros HTTP 4xx).</w:t>
       </w:r>
     </w:p>
     <w:p>
@@ -7518,7 +7518,7 @@
           <w:i w:val="0"/>
           <w:sz w:val="22"/>
         </w:rPr>
-        <w:t xml:space="preserve"> A operacao no banco auxo3 e confirmada (o vinculo e registrado localmente); a falha na integracao com temis3 e registrada como log de erro e como entrada na tabela AuditoriaGrupos (Acao: "TEMIS_SYNC_ERROR"). Um mecanismo de reconciliacao manual e documentado no ITP-AASP01-001.</w:t>
+        <w:t xml:space="preserve"> A operação no banco auxo3 é confirmada (o vínculo é registrado localmente); a falha na integração com temis3 é registrada como log de erro e como entrada na tabela AuditoriaGrupos (Acao: "TEMIS_SYNC_ERROR"). Um mecanismo de reconciliação manual é documentado no ITP-AASP01-001.</w:t>
       </w:r>
     </w:p>
     <w:p>
@@ -7528,7 +7528,7 @@
         <w:keepLines/>
       </w:pPr>
       <w:r>
-        <w:t>6.3 Referencia</w:t>
+        <w:t>6.3 Referência</w:t>
       </w:r>
     </w:p>
     <w:p>
@@ -7542,7 +7542,7 @@
           <w:i w:val="0"/>
           <w:sz w:val="22"/>
         </w:rPr>
-        <w:t xml:space="preserve">Para a especificacao completa do contrato de integracao, cenarios de erro, exemplos de payload e procedimento de reconciliacao, consultar: </w:t>
+        <w:t xml:space="preserve">Para a especificação completa do contrato de integração, cenários de erro, exemplos de payload e procedimento de reconciliação, consultar: </w:t>
       </w:r>
       <w:r>
         <w:rPr>
@@ -7573,7 +7573,7 @@
         </w:pBdr>
       </w:pPr>
       <w:r>
-        <w:t>Historico de revisoes</w:t>
+        <w:t>Histórico de revisões</w:t>
       </w:r>
     </w:p>
     <w:tbl>
@@ -7621,7 +7621,7 @@
                 <w:i w:val="0"/>
                 <w:sz w:val="20"/>
               </w:rPr>
-              <w:t>Versao</w:t>
+              <w:t>Versão</w:t>
             </w:r>
           </w:p>
         </w:tc>
@@ -7699,7 +7699,7 @@
                 <w:i w:val="0"/>
                 <w:sz w:val="20"/>
               </w:rPr>
-              <w:t>Descricao</w:t>
+              <w:t>Descrição</w:t>
             </w:r>
           </w:p>
         </w:tc>
@@ -7780,7 +7780,7 @@
                 <w:i w:val="0"/>
                 <w:sz w:val="20"/>
               </w:rPr>
-              <w:t>Abraão</w:t>
+              <w:t>Abraão Oliveira</w:t>
             </w:r>
           </w:p>
         </w:tc>
@@ -7886,7 +7886,7 @@
                 <w:i w:val="0"/>
                 <w:sz w:val="20"/>
               </w:rPr>
-              <w:t>Abraão</w:t>
+              <w:t>Abraão Oliveira</w:t>
             </w:r>
           </w:p>
         </w:tc>
@@ -7911,7 +7911,7 @@
                 <w:i w:val="0"/>
                 <w:sz w:val="20"/>
               </w:rPr>
-              <w:t>Adicao da secao 6 (integracao ms.temis.vinculos) apos disponibilizacao do contrato de API no inicio da Sprint 2</w:t>
+              <w:t>Adição da seção 6 (integração ms.temis.vinculos) após disponibilização do contrato de API no início da Sprint 2</w:t>
             </w:r>
           </w:p>
         </w:tc>

--- a/mps-nivel-c/oficial/04_registros/AASP_Gerenciador/AASP01_Grupos-Usuarios/PCP-AASP01-001_Documento-de-Design.docx
+++ b/mps-nivel-c/oficial/04_registros/AASP_Gerenciador/AASP01_Grupos-Usuarios/PCP-AASP01-001_Documento-de-Design.docx
@@ -21,7 +21,7 @@
           <w:color w:val="003366"/>
           <w:sz w:val="36"/>
         </w:rPr>
-        <w:t>DOCUMENTO DE DESIGN — AASP GERENCIADOR · GRUPOS DE USUARIOS</w:t>
+        <w:t>DOCUMENTO DE DESIGN — AASP GERENCIADOR · GRUPOS DE USUÁRIOS</w:t>
       </w:r>
     </w:p>
     <w:p>
@@ -34,7 +34,7 @@
           <w:color w:val="555555"/>
           <w:sz w:val="20"/>
         </w:rPr>
-        <w:t>PCP-AASP01-001   ·   Versão 1.1   ·   26/05/2026   ·   Timeware Brasil</w:t>
+        <w:t>PCP-AASP01-001   ·   Versão 1.2   ·   26/05/2026   ·   Timeware Brasil</w:t>
       </w:r>
     </w:p>
     <w:p>
@@ -226,7 +226,7 @@
                 <w:i w:val="0"/>
                 <w:sz w:val="20"/>
               </w:rPr>
-              <w:t>Grupos de Usuarios — AASP Gerenciador</w:t>
+              <w:t>Grupos de Usuários — AASP Gerenciador</w:t>
             </w:r>
           </w:p>
         </w:tc>
@@ -282,7 +282,7 @@
                 <w:i w:val="0"/>
                 <w:sz w:val="20"/>
               </w:rPr>
-              <w:t>AASP — Associacao dos Advogados de Sao Paulo</w:t>
+              <w:t>AASP — Associação dos Advogados de São Paulo</w:t>
             </w:r>
           </w:p>
         </w:tc>
@@ -313,7 +313,7 @@
                 <w:i w:val="0"/>
                 <w:sz w:val="20"/>
               </w:rPr>
-              <w:t>Versao</w:t>
+              <w:t>Versão</w:t>
             </w:r>
           </w:p>
         </w:tc>
@@ -338,7 +338,7 @@
                 <w:i w:val="0"/>
                 <w:sz w:val="20"/>
               </w:rPr>
-              <w:t>1.1</w:t>
+              <w:t>1.2</w:t>
             </w:r>
           </w:p>
         </w:tc>
@@ -506,7 +506,7 @@
                 <w:i w:val="0"/>
                 <w:sz w:val="20"/>
               </w:rPr>
-              <w:t>PCP (evidencia de projeto)</w:t>
+              <w:t>PCP (evidência de projeto)</w:t>
             </w:r>
           </w:p>
         </w:tc>
@@ -527,7 +527,7 @@
         </w:pBdr>
       </w:pPr>
       <w:r>
-        <w:t>1. Visao geral da solucao</w:t>
+        <w:t>1. Visão geral da solução</w:t>
       </w:r>
     </w:p>
     <w:p>
@@ -541,7 +541,7 @@
           <w:i w:val="0"/>
           <w:sz w:val="22"/>
         </w:rPr>
-        <w:t xml:space="preserve">O microsservico </w:t>
+        <w:t xml:space="preserve">O microsserviço </w:t>
       </w:r>
       <w:r>
         <w:rPr>
@@ -559,7 +559,26 @@
           <w:i w:val="0"/>
           <w:sz w:val="22"/>
         </w:rPr>
-        <w:t xml:space="preserve"> e uma Web API RESTful desenvolvida em .NET Framework 4.7.2 com Dapper como ORM e SQL Server (banco principal auxo3) como banco de dados. Integra-se ao microsservico </w:t>
+        <w:t xml:space="preserve"> e uma Web API desenvolvida em .NET Framework 4.7.2 com Dapper como ORM e SQL Server (banco principal auxo3) como banco de dados. Os endpoints são expostos pelo controller </w:t>
+      </w:r>
+      <w:r>
+        <w:rPr>
+          <w:rFonts w:ascii="Courier New" w:hAnsi="Courier New"/>
+          <w:b w:val="0"/>
+          <w:i w:val="0"/>
+          <w:color w:val="333333"/>
+          <w:sz w:val="20"/>
+        </w:rPr>
+        <w:t>GerenciarGruposController</w:t>
+      </w:r>
+      <w:r>
+        <w:rPr>
+          <w:rFonts w:ascii="Calibri" w:hAnsi="Calibri"/>
+          <w:b w:val="0"/>
+          <w:i w:val="0"/>
+          <w:sz w:val="22"/>
+        </w:rPr>
+        <w:t xml:space="preserve"> na rota base </w:t>
       </w:r>
       <w:r>
         <w:rPr>
@@ -568,7 +587,7 @@
           <w:i w:val="0"/>
           <w:sz w:val="22"/>
         </w:rPr>
-        <w:t>ms.temis.vinculos</w:t>
+        <w:t>`api/gerenciar/grupos`</w:t>
       </w:r>
       <w:r>
         <w:rPr>
@@ -577,7 +596,26 @@
           <w:i w:val="0"/>
           <w:sz w:val="22"/>
         </w:rPr>
-        <w:t xml:space="preserve"> (banco temis3) via HTTP REST para sincronizacao de vinculos de usuarios.</w:t>
+        <w:t xml:space="preserve">, utilizando apenas os verbos GET e POST e respondendo num envelope padrão </w:t>
+      </w:r>
+      <w:r>
+        <w:rPr>
+          <w:rFonts w:ascii="Courier New" w:hAnsi="Courier New"/>
+          <w:b w:val="0"/>
+          <w:i w:val="0"/>
+          <w:color w:val="333333"/>
+          <w:sz w:val="20"/>
+        </w:rPr>
+        <w:t>{ Sucesso, MensagemPublica, RetornaDados, HoraExecucao }</w:t>
+      </w:r>
+      <w:r>
+        <w:rPr>
+          <w:rFonts w:ascii="Calibri" w:hAnsi="Calibri"/>
+          <w:b w:val="0"/>
+          <w:i w:val="0"/>
+          <w:sz w:val="22"/>
+        </w:rPr>
+        <w:t xml:space="preserve"> com HTTP 200 (sucesso) ou 400 (erro/validação).</w:t>
       </w:r>
     </w:p>
     <w:p>
@@ -591,7 +629,25 @@
           <w:i w:val="0"/>
           <w:sz w:val="22"/>
         </w:rPr>
-        <w:t>A solucao provem funcionalidades completas de gestao de grupos de usuarios do sistema Gerenciador da AASP, incluindo:</w:t>
+        <w:t xml:space="preserve">A solução e multi-tenant: toda operação e escopada por </w:t>
+      </w:r>
+      <w:r>
+        <w:rPr>
+          <w:rFonts w:ascii="Calibri" w:hAnsi="Calibri"/>
+          <w:b/>
+          <w:i w:val="0"/>
+          <w:sz w:val="22"/>
+        </w:rPr>
+        <w:t>`escritorio_id`</w:t>
+      </w:r>
+      <w:r>
+        <w:rPr>
+          <w:rFonts w:ascii="Calibri" w:hAnsi="Calibri"/>
+          <w:b w:val="0"/>
+          <w:i w:val="0"/>
+          <w:sz w:val="22"/>
+        </w:rPr>
+        <w:t xml:space="preserve"> (escritorio). As funcionalidades entregues na Sprint 1 são:</w:t>
       </w:r>
     </w:p>
     <w:p>
@@ -615,7 +671,26 @@
           <w:i w:val="0"/>
           <w:sz w:val="22"/>
         </w:rPr>
-        <w:t>: criacao, listagem, busca por ID, atualizacao e remocao logica (soft delete) de grupos.</w:t>
+        <w:t xml:space="preserve">: criação, listagem, busca por ID, alteração, exclusão e ativação/desativação de grupos (tabela </w:t>
+      </w:r>
+      <w:r>
+        <w:rPr>
+          <w:rFonts w:ascii="Courier New" w:hAnsi="Courier New"/>
+          <w:b w:val="0"/>
+          <w:i w:val="0"/>
+          <w:color w:val="333333"/>
+          <w:sz w:val="20"/>
+        </w:rPr>
+        <w:t>grupos_usuarios</w:t>
+      </w:r>
+      <w:r>
+        <w:rPr>
+          <w:rFonts w:ascii="Calibri" w:hAnsi="Calibri"/>
+          <w:b w:val="0"/>
+          <w:i w:val="0"/>
+          <w:sz w:val="22"/>
+        </w:rPr>
+        <w:t>).</w:t>
       </w:r>
     </w:p>
     <w:p>
@@ -630,7 +705,7 @@
           <w:i w:val="0"/>
           <w:sz w:val="22"/>
         </w:rPr>
-        <w:t>Controle de permissoes RBAC</w:t>
+        <w:t>Membros do grupo</w:t>
       </w:r>
       <w:r>
         <w:rPr>
@@ -639,7 +714,102 @@
           <w:i w:val="0"/>
           <w:sz w:val="22"/>
         </w:rPr>
-        <w:t>: definicao e alteracao das permissoes associadas a cada grupo (Leitura, Escrita, Exclusao, Administracao, Relatorio).</w:t>
+        <w:t xml:space="preserve">: associação de usuários ao grupo pela lista </w:t>
+      </w:r>
+      <w:r>
+        <w:rPr>
+          <w:rFonts w:ascii="Courier New" w:hAnsi="Courier New"/>
+          <w:b w:val="0"/>
+          <w:i w:val="0"/>
+          <w:color w:val="333333"/>
+          <w:sz w:val="20"/>
+        </w:rPr>
+        <w:t>GrupoDeUsuarios</w:t>
+      </w:r>
+      <w:r>
+        <w:rPr>
+          <w:rFonts w:ascii="Calibri" w:hAnsi="Calibri"/>
+          <w:b w:val="0"/>
+          <w:i w:val="0"/>
+          <w:sz w:val="22"/>
+        </w:rPr>
+        <w:t xml:space="preserve"> enviada em </w:t>
+      </w:r>
+      <w:r>
+        <w:rPr>
+          <w:rFonts w:ascii="Courier New" w:hAnsi="Courier New"/>
+          <w:b w:val="0"/>
+          <w:i w:val="0"/>
+          <w:color w:val="333333"/>
+          <w:sz w:val="20"/>
+        </w:rPr>
+        <w:t>incluirgrupo</w:t>
+      </w:r>
+      <w:r>
+        <w:rPr>
+          <w:rFonts w:ascii="Calibri" w:hAnsi="Calibri"/>
+          <w:b w:val="0"/>
+          <w:i w:val="0"/>
+          <w:sz w:val="22"/>
+        </w:rPr>
+        <w:t>/</w:t>
+      </w:r>
+      <w:r>
+        <w:rPr>
+          <w:rFonts w:ascii="Courier New" w:hAnsi="Courier New"/>
+          <w:b w:val="0"/>
+          <w:i w:val="0"/>
+          <w:color w:val="333333"/>
+          <w:sz w:val="20"/>
+        </w:rPr>
+        <w:t>alterargrupo</w:t>
+      </w:r>
+      <w:r>
+        <w:rPr>
+          <w:rFonts w:ascii="Calibri" w:hAnsi="Calibri"/>
+          <w:b w:val="0"/>
+          <w:i w:val="0"/>
+          <w:sz w:val="22"/>
+        </w:rPr>
+        <w:t xml:space="preserve">, e remoção individual via </w:t>
+      </w:r>
+      <w:r>
+        <w:rPr>
+          <w:rFonts w:ascii="Courier New" w:hAnsi="Courier New"/>
+          <w:b w:val="0"/>
+          <w:i w:val="0"/>
+          <w:color w:val="333333"/>
+          <w:sz w:val="20"/>
+        </w:rPr>
+        <w:t>removerusuario</w:t>
+      </w:r>
+      <w:r>
+        <w:rPr>
+          <w:rFonts w:ascii="Calibri" w:hAnsi="Calibri"/>
+          <w:b w:val="0"/>
+          <w:i w:val="0"/>
+          <w:sz w:val="22"/>
+        </w:rPr>
+        <w:t xml:space="preserve"> (tabela </w:t>
+      </w:r>
+      <w:r>
+        <w:rPr>
+          <w:rFonts w:ascii="Courier New" w:hAnsi="Courier New"/>
+          <w:b w:val="0"/>
+          <w:i w:val="0"/>
+          <w:color w:val="333333"/>
+          <w:sz w:val="20"/>
+        </w:rPr>
+        <w:t>grupos_usuarios_vinculos</w:t>
+      </w:r>
+      <w:r>
+        <w:rPr>
+          <w:rFonts w:ascii="Calibri" w:hAnsi="Calibri"/>
+          <w:b w:val="0"/>
+          <w:i w:val="0"/>
+          <w:sz w:val="22"/>
+        </w:rPr>
+        <w:t>).</w:t>
       </w:r>
     </w:p>
     <w:p>
@@ -654,7 +824,7 @@
           <w:i w:val="0"/>
           <w:sz w:val="22"/>
         </w:rPr>
-        <w:t>Vinculo usuario-grupo</w:t>
+        <w:t>Função do usuário</w:t>
       </w:r>
       <w:r>
         <w:rPr>
@@ -663,7 +833,115 @@
           <w:i w:val="0"/>
           <w:sz w:val="22"/>
         </w:rPr>
-        <w:t>: associacao e desassociacao de usuarios a grupos, com propagacao automatica ao ms.temis.vinculos.</w:t>
+        <w:t xml:space="preserve">: definição do papel do usuário no grupo — </w:t>
+      </w:r>
+      <w:r>
+        <w:rPr>
+          <w:rFonts w:ascii="Courier New" w:hAnsi="Courier New"/>
+          <w:b w:val="0"/>
+          <w:i w:val="0"/>
+          <w:color w:val="333333"/>
+          <w:sz w:val="20"/>
+        </w:rPr>
+        <w:t>Usuario</w:t>
+      </w:r>
+      <w:r>
+        <w:rPr>
+          <w:rFonts w:ascii="Calibri" w:hAnsi="Calibri"/>
+          <w:b w:val="0"/>
+          <w:i w:val="0"/>
+          <w:sz w:val="22"/>
+        </w:rPr>
+        <w:t xml:space="preserve"> (0) ou </w:t>
+      </w:r>
+      <w:r>
+        <w:rPr>
+          <w:rFonts w:ascii="Courier New" w:hAnsi="Courier New"/>
+          <w:b w:val="0"/>
+          <w:i w:val="0"/>
+          <w:color w:val="333333"/>
+          <w:sz w:val="20"/>
+        </w:rPr>
+        <w:t>Administrador</w:t>
+      </w:r>
+      <w:r>
+        <w:rPr>
+          <w:rFonts w:ascii="Calibri" w:hAnsi="Calibri"/>
+          <w:b w:val="0"/>
+          <w:i w:val="0"/>
+          <w:sz w:val="22"/>
+        </w:rPr>
+        <w:t xml:space="preserve"> (1) — via </w:t>
+      </w:r>
+      <w:r>
+        <w:rPr>
+          <w:rFonts w:ascii="Courier New" w:hAnsi="Courier New"/>
+          <w:b w:val="0"/>
+          <w:i w:val="0"/>
+          <w:color w:val="333333"/>
+          <w:sz w:val="20"/>
+        </w:rPr>
+        <w:t>alterarfuncaodousuario</w:t>
+      </w:r>
+      <w:r>
+        <w:rPr>
+          <w:rFonts w:ascii="Calibri" w:hAnsi="Calibri"/>
+          <w:b w:val="0"/>
+          <w:i w:val="0"/>
+          <w:sz w:val="22"/>
+        </w:rPr>
+        <w:t xml:space="preserve"> (tabela </w:t>
+      </w:r>
+      <w:r>
+        <w:rPr>
+          <w:rFonts w:ascii="Courier New" w:hAnsi="Courier New"/>
+          <w:b w:val="0"/>
+          <w:i w:val="0"/>
+          <w:color w:val="333333"/>
+          <w:sz w:val="20"/>
+        </w:rPr>
+        <w:t>grupos_usuarios_funcao</w:t>
+      </w:r>
+      <w:r>
+        <w:rPr>
+          <w:rFonts w:ascii="Calibri" w:hAnsi="Calibri"/>
+          <w:b w:val="0"/>
+          <w:i w:val="0"/>
+          <w:sz w:val="22"/>
+        </w:rPr>
+        <w:t>).</w:t>
+      </w:r>
+    </w:p>
+    <w:p>
+      <w:pPr>
+        <w:spacing w:before="0" w:after="120"/>
+      </w:pPr>
+      <w:r>
+        <w:rPr>
+          <w:rFonts w:ascii="Calibri" w:hAnsi="Calibri"/>
+          <w:b w:val="0"/>
+          <w:i w:val="0"/>
+          <w:sz w:val="22"/>
+        </w:rPr>
+        <w:t xml:space="preserve">Estão planejadas para sprints futuras (ainda </w:t>
+      </w:r>
+      <w:r>
+        <w:rPr>
+          <w:rFonts w:ascii="Calibri" w:hAnsi="Calibri"/>
+          <w:b/>
+          <w:i w:val="0"/>
+          <w:sz w:val="22"/>
+        </w:rPr>
+        <w:t>não implementadas</w:t>
+      </w:r>
+      <w:r>
+        <w:rPr>
+          <w:rFonts w:ascii="Calibri" w:hAnsi="Calibri"/>
+          <w:b w:val="0"/>
+          <w:i w:val="0"/>
+          <w:sz w:val="22"/>
+        </w:rPr>
+        <w:t xml:space="preserve"> no código):</w:t>
       </w:r>
     </w:p>
     <w:p>
@@ -678,7 +956,7 @@
           <w:i w:val="0"/>
           <w:sz w:val="22"/>
         </w:rPr>
-        <w:t>Auditoria e log</w:t>
+        <w:t>Auditoria</w:t>
       </w:r>
       <w:r>
         <w:rPr>
@@ -687,7 +965,7 @@
           <w:i w:val="0"/>
           <w:sz w:val="22"/>
         </w:rPr>
-        <w:t>: registro automatico de todas as operacoes criticas (CREATE, UPDATE, DELETE, ADD_USER, REMOVE_USER) na tabela AuditoriaGrupos.</w:t>
+        <w:t xml:space="preserve"> das operações de escrita — Sprint 2 (AG-23).</w:t>
       </w:r>
     </w:p>
     <w:p>
@@ -702,7 +980,7 @@
           <w:i w:val="0"/>
           <w:sz w:val="22"/>
         </w:rPr>
-        <w:t>Relatorios</w:t>
+        <w:t>Integração com ms.temis.vinculos</w:t>
       </w:r>
       <w:r>
         <w:rPr>
@@ -711,7 +989,31 @@
           <w:i w:val="0"/>
           <w:sz w:val="22"/>
         </w:rPr>
-        <w:t>: endpoint consolidado para exportacao de dados de grupos e usuarios para fins gerenciais.</w:t>
+        <w:t xml:space="preserve"> — Sprint 2 (AG-24).</w:t>
+      </w:r>
+    </w:p>
+    <w:p>
+      <w:pPr>
+        <w:pStyle w:val="ListBullet"/>
+        <w:spacing w:before="20" w:after="40"/>
+      </w:pPr>
+      <w:r>
+        <w:rPr>
+          <w:rFonts w:ascii="Calibri" w:hAnsi="Calibri"/>
+          <w:b/>
+          <w:i w:val="0"/>
+          <w:sz w:val="22"/>
+        </w:rPr>
+        <w:t>Relatório consolidado</w:t>
+      </w:r>
+      <w:r>
+        <w:rPr>
+          <w:rFonts w:ascii="Calibri" w:hAnsi="Calibri"/>
+          <w:b w:val="0"/>
+          <w:i w:val="0"/>
+          <w:sz w:val="22"/>
+        </w:rPr>
+        <w:t xml:space="preserve"> de grupos — Sprint 3 (AG-25).</w:t>
       </w:r>
     </w:p>
     <w:p>
@@ -725,7 +1027,7 @@
           <w:i w:val="0"/>
           <w:sz w:val="22"/>
         </w:rPr>
-        <w:t>A API segue o padrao arquitetural estabelecido no sistema Gerenciador da AASP, utilizando autenticacao via JWT Bearer Token e expondo documentacao interativa via Swagger/OpenAPI.</w:t>
+        <w:t>A API segue o padrão arquitetural do sistema Gerenciador da AASP, utilizando autenticação via JWT Bearer Token e expondo documentação interativa via Swagger/OpenAPI.</w:t>
       </w:r>
     </w:p>
     <w:p>
@@ -738,7 +1040,76 @@
         </w:pBdr>
       </w:pPr>
       <w:r>
-        <w:t>2. Arquitetura da solucao</w:t>
+        <w:t>2. Arquitetura da solução</w:t>
+      </w:r>
+    </w:p>
+    <w:p>
+      <w:pPr>
+        <w:spacing w:before="120" w:after="40"/>
+        <w:jc w:val="center"/>
+      </w:pPr>
+      <w:r>
+        <w:drawing>
+          <wp:inline xmlns:a="http://schemas.openxmlformats.org/drawingml/2006/main" xmlns:pic="http://schemas.openxmlformats.org/drawingml/2006/picture">
+            <wp:extent cx="5029200" cy="3352800"/>
+            <wp:docPr id="1" name="Picture 1"/>
+            <wp:cNvGraphicFramePr>
+              <a:graphicFrameLocks noChangeAspect="1"/>
+            </wp:cNvGraphicFramePr>
+            <a:graphic>
+              <a:graphicData uri="http://schemas.openxmlformats.org/drawingml/2006/picture">
+                <pic:pic>
+                  <pic:nvPicPr>
+                    <pic:cNvPr id="0" name="PCP-AASP01-001_Diagrama-Arquitetura.png"/>
+                    <pic:cNvPicPr/>
+                  </pic:nvPicPr>
+                  <pic:blipFill>
+                    <a:blip r:embed="rId13"/>
+                    <a:stretch>
+                      <a:fillRect/>
+                    </a:stretch>
+                  </pic:blipFill>
+                  <pic:spPr>
+                    <a:xfrm>
+                      <a:off x="0" y="0"/>
+                      <a:ext cx="5029200" cy="3352800"/>
+                    </a:xfrm>
+                    <a:prstGeom prst="rect"/>
+                  </pic:spPr>
+                </pic:pic>
+              </a:graphicData>
+            </a:graphic>
+          </wp:inline>
+        </w:drawing>
+      </w:r>
+    </w:p>
+    <w:p>
+      <w:pPr>
+        <w:spacing w:before="0" w:after="200"/>
+        <w:jc w:val="center"/>
+      </w:pPr>
+      <w:r>
+        <w:rPr>
+          <w:rFonts w:ascii="Calibri" w:hAnsi="Calibri"/>
+          <w:i/>
+          <w:color w:val="555555"/>
+          <w:sz w:val="18"/>
+        </w:rPr>
+        <w:t>Diagrama de Arquitetura — ms.auxo.gruposusuarios</w:t>
+      </w:r>
+    </w:p>
+    <w:p>
+      <w:pPr>
+        <w:spacing w:before="0" w:after="120"/>
+      </w:pPr>
+      <w:r>
+        <w:rPr>
+          <w:rFonts w:ascii="Calibri" w:hAnsi="Calibri"/>
+          <w:b w:val="0"/>
+          <w:i/>
+          <w:sz w:val="22"/>
+        </w:rPr>
+        <w:t>Figura 1 — Arquitetura em camadas (API → Service → Repositório/Dapper → SQL Server auxo3).</w:t>
       </w:r>
     </w:p>
     <w:p>
@@ -933,7 +1304,7 @@
                 <w:i w:val="0"/>
                 <w:sz w:val="20"/>
               </w:rPr>
-              <w:t>Padrao do projeto Gerenciador AASP; compatibilidade com infraestrutura existente do cliente</w:t>
+              <w:t>Padrão do projeto Gerenciador AASP; compatibilidade com infraestrutura existente do cliente</w:t>
             </w:r>
           </w:p>
         </w:tc>
@@ -1013,7 +1384,7 @@
                 <w:i w:val="0"/>
                 <w:sz w:val="20"/>
               </w:rPr>
-              <w:t>Ver GDE-AASP01-001 (GDE-001) — compatibilidade com .NET FW 4.7.2, performance superior ao EF Core em queries complexas, padrao ja adotado no projeto Gerenciador</w:t>
+              <w:t>Ver GDE-AASP01-001 (GDE-001) — compatibilidade com .NET FW 4.7.2, performance superior ao EF Core em queries complexas, padrão já adotado no projeto Gerenciador</w:t>
             </w:r>
           </w:p>
         </w:tc>
@@ -1096,7 +1467,7 @@
                 <w:i w:val="0"/>
                 <w:sz w:val="20"/>
               </w:rPr>
-              <w:t>Banco existente do sistema Gerenciador da AASP; tabelas do modulo criadas via migrations versionadas</w:t>
+              <w:t>Banco existente do sistema Gerenciador da AASP</w:t>
             </w:r>
           </w:p>
         </w:tc>
@@ -1126,7 +1497,7 @@
                 <w:i w:val="0"/>
                 <w:sz w:val="20"/>
               </w:rPr>
-              <w:t>Banco de integracao</w:t>
+              <w:t>Integração externa</w:t>
             </w:r>
           </w:p>
         </w:tc>
@@ -1151,7 +1522,7 @@
                 <w:i w:val="0"/>
                 <w:sz w:val="20"/>
               </w:rPr>
-              <w:t>SQL Server — banco temis3 (acesso indireto via ms.temis.vinculos)</w:t>
+              <w:t>HTTP REST — ms.temis.vinculos</w:t>
             </w:r>
           </w:p>
         </w:tc>
@@ -1173,10 +1544,19 @@
               <w:rPr>
                 <w:rFonts w:ascii="Calibri" w:hAnsi="Calibri"/>
                 <w:b w:val="0"/>
+                <w:i/>
+                <w:sz w:val="20"/>
+              </w:rPr>
+              <w:t>(Planejado — Sprint 2)</w:t>
+            </w:r>
+            <w:r>
+              <w:rPr>
+                <w:rFonts w:ascii="Calibri" w:hAnsi="Calibri"/>
+                <w:b w:val="0"/>
                 <w:i w:val="0"/>
                 <w:sz w:val="20"/>
               </w:rPr>
-              <w:t>Banco do microsservico de vinculos; acesso exclusivamente via HTTP REST, nunca por query direta</w:t>
+              <w:t xml:space="preserve"> Ver ITP-AASP01-001; desacoplamento entre dominios</w:t>
             </w:r>
           </w:p>
         </w:tc>
@@ -1207,7 +1587,7 @@
                 <w:i w:val="0"/>
                 <w:sz w:val="20"/>
               </w:rPr>
-              <w:t>Integracao externa</w:t>
+              <w:t>Autenticação</w:t>
             </w:r>
           </w:p>
         </w:tc>
@@ -1233,7 +1613,7 @@
                 <w:i w:val="0"/>
                 <w:sz w:val="20"/>
               </w:rPr>
-              <w:t>HTTP REST — ms.temis.vinculos</w:t>
+              <w:t>JWT Bearer Token</w:t>
             </w:r>
           </w:p>
         </w:tc>
@@ -1259,7 +1639,7 @@
                 <w:i w:val="0"/>
                 <w:sz w:val="20"/>
               </w:rPr>
-              <w:t>Ver GDE e ITP-AASP01-001; desacoplamento entre dominios, contrato de API versionado</w:t>
+              <w:t>Padrão do Gerenciador AASP; tokens emitidos pelo serviço de autenticação central</w:t>
             </w:r>
           </w:p>
         </w:tc>
@@ -1289,7 +1669,7 @@
                 <w:i w:val="0"/>
                 <w:sz w:val="20"/>
               </w:rPr>
-              <w:t>Autenticacao</w:t>
+              <w:t>Documentação de API</w:t>
             </w:r>
           </w:p>
         </w:tc>
@@ -1314,7 +1694,7 @@
                 <w:i w:val="0"/>
                 <w:sz w:val="20"/>
               </w:rPr>
-              <w:t>JWT Bearer Token</w:t>
+              <w:t>Swagger / OpenAPI (Swashbuckle)</w:t>
             </w:r>
           </w:p>
         </w:tc>
@@ -1339,7 +1719,7 @@
                 <w:i w:val="0"/>
                 <w:sz w:val="20"/>
               </w:rPr>
-              <w:t>Padrao do Gerenciador AASP; tokens emitidos pelo servico de autenticacao central</w:t>
+              <w:t>Gerado automaticamente a partir das anotações do código; validado em cada sprint</w:t>
             </w:r>
           </w:p>
         </w:tc>
@@ -1370,7 +1750,7 @@
                 <w:i w:val="0"/>
                 <w:sz w:val="20"/>
               </w:rPr>
-              <w:t>Documentacao de API</w:t>
+              <w:t>CI/CD</w:t>
             </w:r>
           </w:p>
         </w:tc>
@@ -1396,7 +1776,7 @@
                 <w:i w:val="0"/>
                 <w:sz w:val="20"/>
               </w:rPr>
-              <w:t>Swagger / OpenAPI (Swashbuckle)</w:t>
+              <w:t>GitLab CI/CD</w:t>
             </w:r>
           </w:p>
         </w:tc>
@@ -1422,7 +1802,7 @@
                 <w:i w:val="0"/>
                 <w:sz w:val="20"/>
               </w:rPr>
-              <w:t>Gerado automaticamente a partir das anotacoes do codigo; validado em cada sprint</w:t>
+              <w:t>Padrão Timeware; pipeline automatiza build e testes a cada MR</w:t>
             </w:r>
           </w:p>
         </w:tc>
@@ -1452,7 +1832,7 @@
                 <w:i w:val="0"/>
                 <w:sz w:val="20"/>
               </w:rPr>
-              <w:t>CI/CD</w:t>
+              <w:t>Controle de versão</w:t>
             </w:r>
           </w:p>
         </w:tc>
@@ -1477,7 +1857,7 @@
                 <w:i w:val="0"/>
                 <w:sz w:val="20"/>
               </w:rPr>
-              <w:t>Azure DevOps Pipelines</w:t>
+              <w:t>Git (GitLab) — Git Flow</w:t>
             </w:r>
           </w:p>
         </w:tc>
@@ -1502,90 +1882,7 @@
                 <w:i w:val="0"/>
                 <w:sz w:val="20"/>
               </w:rPr>
-              <w:t>Padrao Timeware; pipeline automatiza build, testes e analise estatica a cada PR</w:t>
-            </w:r>
-          </w:p>
-        </w:tc>
-      </w:tr>
-      <w:tr>
-        <w:trPr>
-          <w:cantSplit w:val="1"/>
-        </w:trPr>
-        <w:tc>
-          <w:tcPr>
-            <w:tcW w:type="dxa" w:w="2967"/>
-            <w:tcMar>
-              <w:top w:w="60" w:type="dxa"/>
-              <w:bottom w:w="60" w:type="dxa"/>
-              <w:left w:w="100" w:type="dxa"/>
-              <w:right w:w="100" w:type="dxa"/>
-            </w:tcMar>
-            <w:shd w:val="clear" w:color="auto" w:fill="EBF5FB"/>
-          </w:tcPr>
-          <w:p>
-            <w:pPr>
-              <w:spacing w:before="40" w:after="40"/>
-            </w:pPr>
-            <w:r>
-              <w:rPr>
-                <w:rFonts w:ascii="Calibri" w:hAnsi="Calibri"/>
-                <w:b w:val="0"/>
-                <w:i w:val="0"/>
-                <w:sz w:val="20"/>
-              </w:rPr>
-              <w:t>Controle de versao</w:t>
-            </w:r>
-          </w:p>
-        </w:tc>
-        <w:tc>
-          <w:tcPr>
-            <w:tcW w:type="dxa" w:w="2967"/>
-            <w:tcMar>
-              <w:top w:w="60" w:type="dxa"/>
-              <w:bottom w:w="60" w:type="dxa"/>
-              <w:left w:w="100" w:type="dxa"/>
-              <w:right w:w="100" w:type="dxa"/>
-            </w:tcMar>
-            <w:shd w:val="clear" w:color="auto" w:fill="EBF5FB"/>
-          </w:tcPr>
-          <w:p>
-            <w:pPr>
-              <w:spacing w:before="40" w:after="40"/>
-            </w:pPr>
-            <w:r>
-              <w:rPr>
-                <w:rFonts w:ascii="Calibri" w:hAnsi="Calibri"/>
-                <w:b w:val="0"/>
-                <w:i w:val="0"/>
-                <w:sz w:val="20"/>
-              </w:rPr>
-              <w:t>Git (Azure DevOps) — Git Flow</w:t>
-            </w:r>
-          </w:p>
-        </w:tc>
-        <w:tc>
-          <w:tcPr>
-            <w:tcW w:type="dxa" w:w="2967"/>
-            <w:tcMar>
-              <w:top w:w="60" w:type="dxa"/>
-              <w:bottom w:w="60" w:type="dxa"/>
-              <w:left w:w="100" w:type="dxa"/>
-              <w:right w:w="100" w:type="dxa"/>
-            </w:tcMar>
-            <w:shd w:val="clear" w:color="auto" w:fill="EBF5FB"/>
-          </w:tcPr>
-          <w:p>
-            <w:pPr>
-              <w:spacing w:before="40" w:after="40"/>
-            </w:pPr>
-            <w:r>
-              <w:rPr>
-                <w:rFonts w:ascii="Calibri" w:hAnsi="Calibri"/>
-                <w:b w:val="0"/>
-                <w:i w:val="0"/>
-                <w:sz w:val="20"/>
-              </w:rPr>
-              <w:t>Padrao Timeware; rastreabilidade completa de mudancas por feature e sprint</w:t>
+              <w:t>Padrão Timeware; rastreabilidade completa de mudanças por feature e sprint</w:t>
             </w:r>
           </w:p>
         </w:tc>
@@ -1632,7 +1929,7 @@
           <w:i w:val="0"/>
           <w:sz w:val="22"/>
         </w:rPr>
-        <w:t>+----------------------------------+</w:t>
+        <w:t>+--------------------------------------------------+</w:t>
       </w:r>
     </w:p>
     <w:tbl>
@@ -1709,7 +2006,37 @@
                 <w:i w:val="0"/>
                 <w:sz w:val="20"/>
               </w:rPr>
-              <w:t>/grupos · /grupos/{id} · etc.</w:t>
+              <w:t>GerenciarGruposController</w:t>
+            </w:r>
+          </w:p>
+        </w:tc>
+      </w:tr>
+      <w:tr>
+        <w:trPr>
+          <w:cantSplit w:val="1"/>
+        </w:trPr>
+        <w:tc>
+          <w:tcPr>
+            <w:tcW w:type="dxa" w:w="8902"/>
+            <w:tcMar>
+              <w:top w:w="60" w:type="dxa"/>
+              <w:bottom w:w="60" w:type="dxa"/>
+              <w:left w:w="100" w:type="dxa"/>
+              <w:right w:w="100" w:type="dxa"/>
+            </w:tcMar>
+          </w:tcPr>
+          <w:p>
+            <w:pPr>
+              <w:spacing w:before="40" w:after="40"/>
+            </w:pPr>
+            <w:r>
+              <w:rPr>
+                <w:rFonts w:ascii="Calibri" w:hAnsi="Calibri"/>
+                <w:b w:val="0"/>
+                <w:i w:val="0"/>
+                <w:sz w:val="20"/>
+              </w:rPr>
+              <w:t>rota base: api/gerenciar/grupos (GET/POST)</w:t>
             </w:r>
           </w:p>
         </w:tc>
@@ -1731,7 +2058,7 @@
           <w:i w:val="0"/>
           <w:sz w:val="22"/>
         </w:rPr>
-        <w:t>+----------------------------------+</w:t>
+        <w:t>+--------------------------------------------------+</w:t>
       </w:r>
     </w:p>
     <w:p>
@@ -1750,7 +2077,7 @@
           <w:i w:val="0"/>
           <w:sz w:val="22"/>
         </w:rPr>
-        <w:t>+----------------------------------+</w:t>
+        <w:t>+--------------------------------------------------+</w:t>
       </w:r>
     </w:p>
     <w:tbl>
@@ -1827,98 +2154,7 @@
                 <w:i w:val="0"/>
                 <w:sz w:val="20"/>
               </w:rPr>
-              <w:t>GrupoService</w:t>
-            </w:r>
-          </w:p>
-        </w:tc>
-      </w:tr>
-      <w:tr>
-        <w:trPr>
-          <w:cantSplit w:val="1"/>
-        </w:trPr>
-        <w:tc>
-          <w:tcPr>
-            <w:tcW w:type="dxa" w:w="8902"/>
-            <w:tcMar>
-              <w:top w:w="60" w:type="dxa"/>
-              <w:bottom w:w="60" w:type="dxa"/>
-              <w:left w:w="100" w:type="dxa"/>
-              <w:right w:w="100" w:type="dxa"/>
-            </w:tcMar>
-          </w:tcPr>
-          <w:p>
-            <w:pPr>
-              <w:spacing w:before="40" w:after="40"/>
-            </w:pPr>
-            <w:r>
-              <w:rPr>
-                <w:rFonts w:ascii="Calibri" w:hAnsi="Calibri"/>
-                <w:b w:val="0"/>
-                <w:i w:val="0"/>
-                <w:sz w:val="20"/>
-              </w:rPr>
-              <w:t>PermissaoService</w:t>
-            </w:r>
-          </w:p>
-        </w:tc>
-      </w:tr>
-      <w:tr>
-        <w:trPr>
-          <w:cantSplit w:val="1"/>
-        </w:trPr>
-        <w:tc>
-          <w:tcPr>
-            <w:tcW w:type="dxa" w:w="8902"/>
-            <w:tcMar>
-              <w:top w:w="60" w:type="dxa"/>
-              <w:bottom w:w="60" w:type="dxa"/>
-              <w:left w:w="100" w:type="dxa"/>
-              <w:right w:w="100" w:type="dxa"/>
-            </w:tcMar>
-            <w:shd w:val="clear" w:color="auto" w:fill="EBF5FB"/>
-          </w:tcPr>
-          <w:p>
-            <w:pPr>
-              <w:spacing w:before="40" w:after="40"/>
-            </w:pPr>
-            <w:r>
-              <w:rPr>
-                <w:rFonts w:ascii="Calibri" w:hAnsi="Calibri"/>
-                <w:b w:val="0"/>
-                <w:i w:val="0"/>
-                <w:sz w:val="20"/>
-              </w:rPr>
-              <w:t>VinculoService</w:t>
-            </w:r>
-          </w:p>
-        </w:tc>
-      </w:tr>
-      <w:tr>
-        <w:trPr>
-          <w:cantSplit w:val="1"/>
-        </w:trPr>
-        <w:tc>
-          <w:tcPr>
-            <w:tcW w:type="dxa" w:w="8902"/>
-            <w:tcMar>
-              <w:top w:w="60" w:type="dxa"/>
-              <w:bottom w:w="60" w:type="dxa"/>
-              <w:left w:w="100" w:type="dxa"/>
-              <w:right w:w="100" w:type="dxa"/>
-            </w:tcMar>
-          </w:tcPr>
-          <w:p>
-            <w:pPr>
-              <w:spacing w:before="40" w:after="40"/>
-            </w:pPr>
-            <w:r>
-              <w:rPr>
-                <w:rFonts w:ascii="Calibri" w:hAnsi="Calibri"/>
-                <w:b w:val="0"/>
-                <w:i w:val="0"/>
-                <w:sz w:val="20"/>
-              </w:rPr>
-              <w:t>RelatorioService</w:t>
+              <w:t>GerenciarGruposServices</w:t>
             </w:r>
           </w:p>
         </w:tc>
@@ -1940,7 +2176,7 @@
           <w:i w:val="0"/>
           <w:sz w:val="22"/>
         </w:rPr>
-        <w:t>+----------------------------------+</w:t>
+        <w:t>+--------------------------------------------------+</w:t>
       </w:r>
     </w:p>
     <w:p>
@@ -1959,7 +2195,7 @@
           <w:i w:val="0"/>
           <w:sz w:val="22"/>
         </w:rPr>
-        <w:t>+----------------------------------+</w:t>
+        <w:t>+--------------------------------------------------+</w:t>
       </w:r>
     </w:p>
     <w:tbl>
@@ -2036,98 +2272,7 @@
                 <w:i w:val="0"/>
                 <w:sz w:val="20"/>
               </w:rPr>
-              <w:t>GrupoRepository</w:t>
-            </w:r>
-          </w:p>
-        </w:tc>
-      </w:tr>
-      <w:tr>
-        <w:trPr>
-          <w:cantSplit w:val="1"/>
-        </w:trPr>
-        <w:tc>
-          <w:tcPr>
-            <w:tcW w:type="dxa" w:w="8902"/>
-            <w:tcMar>
-              <w:top w:w="60" w:type="dxa"/>
-              <w:bottom w:w="60" w:type="dxa"/>
-              <w:left w:w="100" w:type="dxa"/>
-              <w:right w:w="100" w:type="dxa"/>
-            </w:tcMar>
-          </w:tcPr>
-          <w:p>
-            <w:pPr>
-              <w:spacing w:before="40" w:after="40"/>
-            </w:pPr>
-            <w:r>
-              <w:rPr>
-                <w:rFonts w:ascii="Calibri" w:hAnsi="Calibri"/>
-                <w:b w:val="0"/>
-                <w:i w:val="0"/>
-                <w:sz w:val="20"/>
-              </w:rPr>
-              <w:t>PermissaoRepository</w:t>
-            </w:r>
-          </w:p>
-        </w:tc>
-      </w:tr>
-      <w:tr>
-        <w:trPr>
-          <w:cantSplit w:val="1"/>
-        </w:trPr>
-        <w:tc>
-          <w:tcPr>
-            <w:tcW w:type="dxa" w:w="8902"/>
-            <w:tcMar>
-              <w:top w:w="60" w:type="dxa"/>
-              <w:bottom w:w="60" w:type="dxa"/>
-              <w:left w:w="100" w:type="dxa"/>
-              <w:right w:w="100" w:type="dxa"/>
-            </w:tcMar>
-            <w:shd w:val="clear" w:color="auto" w:fill="EBF5FB"/>
-          </w:tcPr>
-          <w:p>
-            <w:pPr>
-              <w:spacing w:before="40" w:after="40"/>
-            </w:pPr>
-            <w:r>
-              <w:rPr>
-                <w:rFonts w:ascii="Calibri" w:hAnsi="Calibri"/>
-                <w:b w:val="0"/>
-                <w:i w:val="0"/>
-                <w:sz w:val="20"/>
-              </w:rPr>
-              <w:t>VinculoRepository</w:t>
-            </w:r>
-          </w:p>
-        </w:tc>
-      </w:tr>
-      <w:tr>
-        <w:trPr>
-          <w:cantSplit w:val="1"/>
-        </w:trPr>
-        <w:tc>
-          <w:tcPr>
-            <w:tcW w:type="dxa" w:w="8902"/>
-            <w:tcMar>
-              <w:top w:w="60" w:type="dxa"/>
-              <w:bottom w:w="60" w:type="dxa"/>
-              <w:left w:w="100" w:type="dxa"/>
-              <w:right w:w="100" w:type="dxa"/>
-            </w:tcMar>
-          </w:tcPr>
-          <w:p>
-            <w:pPr>
-              <w:spacing w:before="40" w:after="40"/>
-            </w:pPr>
-            <w:r>
-              <w:rPr>
-                <w:rFonts w:ascii="Calibri" w:hAnsi="Calibri"/>
-                <w:b w:val="0"/>
-                <w:i w:val="0"/>
-                <w:sz w:val="20"/>
-              </w:rPr>
-              <w:t>AuditoriaRepository</w:t>
+              <w:t>GerenciarGruposRepositorio</w:t>
             </w:r>
           </w:p>
         </w:tc>
@@ -2149,7 +2294,7 @@
           <w:i w:val="0"/>
           <w:sz w:val="22"/>
         </w:rPr>
-        <w:t>+----------------------------------+</w:t>
+        <w:t>+--------------------------------------------------+</w:t>
       </w:r>
     </w:p>
     <w:p>
@@ -2168,7 +2313,7 @@
           <w:i w:val="0"/>
           <w:sz w:val="22"/>
         </w:rPr>
-        <w:t>+----------------------------------+</w:t>
+        <w:t>+--------------------------------------------------+</w:t>
       </w:r>
     </w:p>
     <w:tbl>
@@ -2245,7 +2390,7 @@
                 <w:i w:val="0"/>
                 <w:sz w:val="20"/>
               </w:rPr>
-              <w:t>Grupos</w:t>
+              <w:t>grupos_usuarios</w:t>
             </w:r>
           </w:p>
         </w:tc>
@@ -2275,7 +2420,7 @@
                 <w:i w:val="0"/>
                 <w:sz w:val="20"/>
               </w:rPr>
-              <w:t>PermissoesGrupo</w:t>
+              <w:t>grupos_usuarios_vinculos</w:t>
             </w:r>
           </w:p>
         </w:tc>
@@ -2306,37 +2451,7 @@
                 <w:i w:val="0"/>
                 <w:sz w:val="20"/>
               </w:rPr>
-              <w:t>UsuariosGrupo</w:t>
-            </w:r>
-          </w:p>
-        </w:tc>
-      </w:tr>
-      <w:tr>
-        <w:trPr>
-          <w:cantSplit w:val="1"/>
-        </w:trPr>
-        <w:tc>
-          <w:tcPr>
-            <w:tcW w:type="dxa" w:w="8902"/>
-            <w:tcMar>
-              <w:top w:w="60" w:type="dxa"/>
-              <w:bottom w:w="60" w:type="dxa"/>
-              <w:left w:w="100" w:type="dxa"/>
-              <w:right w:w="100" w:type="dxa"/>
-            </w:tcMar>
-          </w:tcPr>
-          <w:p>
-            <w:pPr>
-              <w:spacing w:before="40" w:after="40"/>
-            </w:pPr>
-            <w:r>
-              <w:rPr>
-                <w:rFonts w:ascii="Calibri" w:hAnsi="Calibri"/>
-                <w:b w:val="0"/>
-                <w:i w:val="0"/>
-                <w:sz w:val="20"/>
-              </w:rPr>
-              <w:t>AuditoriaGrupos</w:t>
+              <w:t>grupos_usuarios_funcao</w:t>
             </w:r>
           </w:p>
         </w:tc>
@@ -2358,13 +2473,8 @@
           <w:i w:val="0"/>
           <w:sz w:val="22"/>
         </w:rPr>
-        <w:t>+----------------------------------+</w:t>
+        <w:t>+--------------------------------------------------+</w:t>
       </w:r>
-    </w:p>
-    <w:p>
-      <w:pPr>
-        <w:spacing w:before="0" w:after="160"/>
-      </w:pPr>
     </w:p>
     <w:p>
       <w:pPr>
@@ -2377,13 +2487,8 @@
           <w:i w:val="0"/>
           <w:sz w:val="22"/>
         </w:rPr>
-        <w:t>HTTP REST</w:t>
+        <w:t>(Planejado — Sprint 2) integracao HTTP REST com</w:t>
       </w:r>
-    </w:p>
-    <w:p>
-      <w:pPr>
-        <w:spacing w:before="0" w:after="160"/>
-      </w:pPr>
     </w:p>
     <w:p>
       <w:pPr>
@@ -2396,75 +2501,7 @@
           <w:i w:val="0"/>
           <w:sz w:val="22"/>
         </w:rPr>
-        <w:t>+----------------------------------+</w:t>
-      </w:r>
-    </w:p>
-    <w:tbl>
-      <w:tblPr>
-        <w:tblW w:type="auto" w:w="0"/>
-        <w:tblLook w:firstColumn="1" w:firstRow="1" w:lastColumn="0" w:lastRow="0" w:noHBand="0" w:noVBand="1" w:val="04A0"/>
-        <w:tblBorders>
-          <w:top w:val="single" w:sz="4" w:space="0" w:color="003366"/>
-          <w:left w:val="single" w:sz="4" w:space="0" w:color="003366"/>
-          <w:bottom w:val="single" w:sz="4" w:space="0" w:color="003366"/>
-          <w:right w:val="single" w:sz="4" w:space="0" w:color="003366"/>
-          <w:insideH w:val="single" w:sz="4" w:space="0" w:color="003366"/>
-          <w:insideV w:val="single" w:sz="4" w:space="0" w:color="003366"/>
-        </w:tblBorders>
-      </w:tblPr>
-      <w:tblGrid>
-        <w:gridCol w:w="8902"/>
-      </w:tblGrid>
-      <w:tr>
-        <w:trPr>
-          <w:cantSplit w:val="1"/>
-        </w:trPr>
-        <w:tc>
-          <w:tcPr>
-            <w:tcW w:type="dxa" w:w="8902"/>
-            <w:tcMar>
-              <w:top w:w="60" w:type="dxa"/>
-              <w:bottom w:w="60" w:type="dxa"/>
-              <w:left w:w="100" w:type="dxa"/>
-              <w:right w:w="100" w:type="dxa"/>
-            </w:tcMar>
-            <w:shd w:val="clear" w:color="auto" w:fill="003366"/>
-          </w:tcPr>
-          <w:p>
-            <w:pPr>
-              <w:spacing w:before="40" w:after="40"/>
-            </w:pPr>
-            <w:r>
-              <w:rPr>
-                <w:rFonts w:ascii="Calibri" w:hAnsi="Calibri"/>
-                <w:b/>
-                <w:i w:val="0"/>
-                <w:color w:val="FFFFFF"/>
-                <w:sz w:val="20"/>
-              </w:rPr>
-              <w:t>ms.temis.vinculos (banco temis3)</w:t>
-            </w:r>
-          </w:p>
-        </w:tc>
-      </w:tr>
-    </w:tbl>
-    <w:p>
-      <w:pPr>
-        <w:spacing w:before="0" w:after="160"/>
-      </w:pPr>
-    </w:p>
-    <w:p>
-      <w:pPr>
-        <w:spacing w:before="0" w:after="120"/>
-      </w:pPr>
-      <w:r>
-        <w:rPr>
-          <w:rFonts w:ascii="Calibri" w:hAnsi="Calibri"/>
-          <w:b w:val="0"/>
-          <w:i w:val="0"/>
-          <w:sz w:val="22"/>
-        </w:rPr>
-        <w:t>+----------------------------------+</w:t>
+        <w:t>ms.temis.vinculos; auditoria das operacoes de escrita.</w:t>
       </w:r>
     </w:p>
     <w:p>
@@ -2493,7 +2530,7 @@
           <w:i w:val="0"/>
           <w:sz w:val="22"/>
         </w:rPr>
-        <w:t>Descricao das camadas:</w:t>
+        <w:t>Descrição das camadas:</w:t>
       </w:r>
     </w:p>
     <w:p>
@@ -2517,7 +2554,7 @@
           <w:i w:val="0"/>
           <w:sz w:val="22"/>
         </w:rPr>
-        <w:t>: recebem requisicoes HTTP, validam o modelo de entrada (DataAnnotations), delegam ao Service correspondente e retornam responses padronizados (200/201/400/404/500). Nenhuma logica de negocio nos controllers.</w:t>
+        <w:t>: recebem requisições HTTP, validam o modelo de entrada, delegam ao Service e retornam o envelope padronizado (HTTP 200 em sucesso, 400 em erro/validação). Nenhuma lógica de negocio nos controllers.</w:t>
       </w:r>
     </w:p>
     <w:p>
@@ -2541,7 +2578,7 @@
           <w:i w:val="0"/>
           <w:sz w:val="22"/>
         </w:rPr>
-        <w:t>: contem toda a logica de negocio — validacoes de dominio, orquestracao de chamadas a repositories e ao cliente HTTP do ms.temis.vinculos, disparo de auditoria.</w:t>
+        <w:t>: contem toda a lógica de negocio — validações de dominio (ex.: unicidade de nome de grupo) e orquestração das chamadas ao repositório.</w:t>
       </w:r>
     </w:p>
     <w:p>
@@ -2565,7 +2602,7 @@
           <w:i w:val="0"/>
           <w:sz w:val="22"/>
         </w:rPr>
-        <w:t>: encapsulam queries SQL via Dapper. Cada repository corresponde a uma entidade do banco. Queries parametrizadas para prevencao de SQL Injection. Sem logica de negocio.</w:t>
+        <w:t>: encapsulam queries SQL via Dapper, parametrizadas para prevenção de SQL Injection. Sem lógica de negocio.</w:t>
       </w:r>
     </w:p>
     <w:p>
@@ -2589,22 +2626,17 @@
           <w:i w:val="0"/>
           <w:sz w:val="22"/>
         </w:rPr>
-        <w:t>: banco principal do sistema Gerenciador. Tabelas do modulo criadas via migrations versionadas em /sql/migrations/.</w:t>
+        <w:t xml:space="preserve">: banco principal do sistema Gerenciador. As operações são sempre escopadas por </w:t>
       </w:r>
-    </w:p>
-    <w:p>
-      <w:pPr>
-        <w:pStyle w:val="ListBullet"/>
-        <w:spacing w:before="20" w:after="40"/>
-      </w:pPr>
       <w:r>
         <w:rPr>
-          <w:rFonts w:ascii="Calibri" w:hAnsi="Calibri"/>
-          <w:b/>
+          <w:rFonts w:ascii="Courier New" w:hAnsi="Courier New"/>
+          <w:b w:val="0"/>
           <w:i w:val="0"/>
-          <w:sz w:val="22"/>
+          <w:color w:val="333333"/>
+          <w:sz w:val="20"/>
         </w:rPr>
-        <w:t>ms.temis.vinculos</w:t>
+        <w:t>escritorio_id</w:t>
       </w:r>
       <w:r>
         <w:rPr>
@@ -2613,7 +2645,7 @@
           <w:i w:val="0"/>
           <w:sz w:val="22"/>
         </w:rPr>
-        <w:t>: microsservico externo acessado via HttpClient. Comunicacao assíncrona com timeout configurado (5s) e retry automatico (1 tentativa adicional em caso de falha de rede).</w:t>
+        <w:t>.</w:t>
       </w:r>
     </w:p>
     <w:p>
@@ -2636,7 +2668,7 @@
         <w:keepLines/>
       </w:pPr>
       <w:r>
-        <w:t>3.1 Tabela Grupos</w:t>
+        <w:t>3.1 Tabela grupos_usuarios (o grupo)</w:t>
       </w:r>
     </w:p>
     <w:tbl>
@@ -2739,7 +2771,7 @@
                 <w:color w:val="FFFFFF"/>
                 <w:sz w:val="20"/>
               </w:rPr>
-              <w:t>Restricao</w:t>
+              <w:t>Restrição</w:t>
             </w:r>
           </w:p>
         </w:tc>
@@ -2766,7 +2798,7 @@
                 <w:color w:val="FFFFFF"/>
                 <w:sz w:val="20"/>
               </w:rPr>
-              <w:t>Descricao</w:t>
+              <w:t>Descrição</w:t>
             </w:r>
           </w:p>
         </w:tc>
@@ -2797,7 +2829,7 @@
                 <w:i w:val="0"/>
                 <w:sz w:val="20"/>
               </w:rPr>
-              <w:t>Id</w:t>
+              <w:t>id</w:t>
             </w:r>
           </w:p>
         </w:tc>
@@ -2875,7 +2907,7 @@
                 <w:i w:val="0"/>
                 <w:sz w:val="20"/>
               </w:rPr>
-              <w:t>Identificador unico do grupo, gerado automaticamente pelo banco</w:t>
+              <w:t>Identificador único do grupo</w:t>
             </w:r>
           </w:p>
         </w:tc>
@@ -2905,7 +2937,7 @@
                 <w:i w:val="0"/>
                 <w:sz w:val="20"/>
               </w:rPr>
-              <w:t>Nome</w:t>
+              <w:t>nome</w:t>
             </w:r>
           </w:p>
         </w:tc>
@@ -2930,7 +2962,7 @@
                 <w:i w:val="0"/>
                 <w:sz w:val="20"/>
               </w:rPr>
-              <w:t>nvarchar(100)</w:t>
+              <w:t>nvarchar</w:t>
             </w:r>
           </w:p>
         </w:tc>
@@ -2955,7 +2987,7 @@
                 <w:i w:val="0"/>
                 <w:sz w:val="20"/>
               </w:rPr>
-              <w:t>NOT NULL, UNIQUE</w:t>
+              <w:t>NOT NULL</w:t>
             </w:r>
           </w:p>
         </w:tc>
@@ -2980,7 +3012,7 @@
                 <w:i w:val="0"/>
                 <w:sz w:val="20"/>
               </w:rPr>
-              <w:t>Nome do grupo — deve ser unico no sistema; usado como identificador legivel</w:t>
+              <w:t>Nome do grupo; deve ser único por escritorio</w:t>
             </w:r>
           </w:p>
         </w:tc>
@@ -3011,7 +3043,7 @@
                 <w:i w:val="0"/>
                 <w:sz w:val="20"/>
               </w:rPr>
-              <w:t>Descricao</w:t>
+              <w:t>escritorio_id</w:t>
             </w:r>
           </w:p>
         </w:tc>
@@ -3037,7 +3069,454 @@
                 <w:i w:val="0"/>
                 <w:sz w:val="20"/>
               </w:rPr>
-              <w:t>nvarchar(500)</w:t>
+              <w:t>int</w:t>
+            </w:r>
+          </w:p>
+        </w:tc>
+        <w:tc>
+          <w:tcPr>
+            <w:tcW w:type="dxa" w:w="2225"/>
+            <w:tcMar>
+              <w:top w:w="60" w:type="dxa"/>
+              <w:bottom w:w="60" w:type="dxa"/>
+              <w:left w:w="100" w:type="dxa"/>
+              <w:right w:w="100" w:type="dxa"/>
+            </w:tcMar>
+            <w:shd w:val="clear" w:color="auto" w:fill="EBF5FB"/>
+          </w:tcPr>
+          <w:p>
+            <w:pPr>
+              <w:spacing w:before="40" w:after="40"/>
+            </w:pPr>
+            <w:r>
+              <w:rPr>
+                <w:rFonts w:ascii="Calibri" w:hAnsi="Calibri"/>
+                <w:b w:val="0"/>
+                <w:i w:val="0"/>
+                <w:sz w:val="20"/>
+              </w:rPr>
+              <w:t>NOT NULL</w:t>
+            </w:r>
+          </w:p>
+        </w:tc>
+        <w:tc>
+          <w:tcPr>
+            <w:tcW w:type="dxa" w:w="2225"/>
+            <w:tcMar>
+              <w:top w:w="60" w:type="dxa"/>
+              <w:bottom w:w="60" w:type="dxa"/>
+              <w:left w:w="100" w:type="dxa"/>
+              <w:right w:w="100" w:type="dxa"/>
+            </w:tcMar>
+            <w:shd w:val="clear" w:color="auto" w:fill="EBF5FB"/>
+          </w:tcPr>
+          <w:p>
+            <w:pPr>
+              <w:spacing w:before="40" w:after="40"/>
+            </w:pPr>
+            <w:r>
+              <w:rPr>
+                <w:rFonts w:ascii="Calibri" w:hAnsi="Calibri"/>
+                <w:b w:val="0"/>
+                <w:i w:val="0"/>
+                <w:sz w:val="20"/>
+              </w:rPr>
+              <w:t>Escritorio (tenant) dono do grupo</w:t>
+            </w:r>
+          </w:p>
+        </w:tc>
+      </w:tr>
+      <w:tr>
+        <w:trPr>
+          <w:cantSplit w:val="1"/>
+        </w:trPr>
+        <w:tc>
+          <w:tcPr>
+            <w:tcW w:type="dxa" w:w="2225"/>
+            <w:tcMar>
+              <w:top w:w="60" w:type="dxa"/>
+              <w:bottom w:w="60" w:type="dxa"/>
+              <w:left w:w="100" w:type="dxa"/>
+              <w:right w:w="100" w:type="dxa"/>
+            </w:tcMar>
+          </w:tcPr>
+          <w:p>
+            <w:pPr>
+              <w:spacing w:before="40" w:after="40"/>
+            </w:pPr>
+            <w:r>
+              <w:rPr>
+                <w:rFonts w:ascii="Calibri" w:hAnsi="Calibri"/>
+                <w:b w:val="0"/>
+                <w:i w:val="0"/>
+                <w:sz w:val="20"/>
+              </w:rPr>
+              <w:t>ativo</w:t>
+            </w:r>
+          </w:p>
+        </w:tc>
+        <w:tc>
+          <w:tcPr>
+            <w:tcW w:type="dxa" w:w="2225"/>
+            <w:tcMar>
+              <w:top w:w="60" w:type="dxa"/>
+              <w:bottom w:w="60" w:type="dxa"/>
+              <w:left w:w="100" w:type="dxa"/>
+              <w:right w:w="100" w:type="dxa"/>
+            </w:tcMar>
+          </w:tcPr>
+          <w:p>
+            <w:pPr>
+              <w:spacing w:before="40" w:after="40"/>
+            </w:pPr>
+            <w:r>
+              <w:rPr>
+                <w:rFonts w:ascii="Calibri" w:hAnsi="Calibri"/>
+                <w:b w:val="0"/>
+                <w:i w:val="0"/>
+                <w:sz w:val="20"/>
+              </w:rPr>
+              <w:t>int</w:t>
+            </w:r>
+          </w:p>
+        </w:tc>
+        <w:tc>
+          <w:tcPr>
+            <w:tcW w:type="dxa" w:w="2225"/>
+            <w:tcMar>
+              <w:top w:w="60" w:type="dxa"/>
+              <w:bottom w:w="60" w:type="dxa"/>
+              <w:left w:w="100" w:type="dxa"/>
+              <w:right w:w="100" w:type="dxa"/>
+            </w:tcMar>
+          </w:tcPr>
+          <w:p>
+            <w:pPr>
+              <w:spacing w:before="40" w:after="40"/>
+            </w:pPr>
+            <w:r>
+              <w:rPr>
+                <w:rFonts w:ascii="Calibri" w:hAnsi="Calibri"/>
+                <w:b w:val="0"/>
+                <w:i w:val="0"/>
+                <w:sz w:val="20"/>
+              </w:rPr>
+              <w:t>NOT NULL</w:t>
+            </w:r>
+          </w:p>
+        </w:tc>
+        <w:tc>
+          <w:tcPr>
+            <w:tcW w:type="dxa" w:w="2225"/>
+            <w:tcMar>
+              <w:top w:w="60" w:type="dxa"/>
+              <w:bottom w:w="60" w:type="dxa"/>
+              <w:left w:w="100" w:type="dxa"/>
+              <w:right w:w="100" w:type="dxa"/>
+            </w:tcMar>
+          </w:tcPr>
+          <w:p>
+            <w:pPr>
+              <w:spacing w:before="40" w:after="40"/>
+            </w:pPr>
+            <w:r>
+              <w:rPr>
+                <w:rFonts w:ascii="Calibri" w:hAnsi="Calibri"/>
+                <w:b w:val="0"/>
+                <w:i w:val="0"/>
+                <w:sz w:val="20"/>
+              </w:rPr>
+              <w:t xml:space="preserve">Estado do grupo (alterado por </w:t>
+            </w:r>
+            <w:r>
+              <w:rPr>
+                <w:rFonts w:ascii="Courier New" w:hAnsi="Courier New"/>
+                <w:b w:val="0"/>
+                <w:i w:val="0"/>
+                <w:color w:val="333333"/>
+                <w:sz w:val="20"/>
+              </w:rPr>
+              <w:t>ativardesativar</w:t>
+            </w:r>
+            <w:r>
+              <w:rPr>
+                <w:rFonts w:ascii="Calibri" w:hAnsi="Calibri"/>
+                <w:b w:val="0"/>
+                <w:i w:val="0"/>
+                <w:sz w:val="20"/>
+              </w:rPr>
+              <w:t>)</w:t>
+            </w:r>
+          </w:p>
+        </w:tc>
+      </w:tr>
+      <w:tr>
+        <w:trPr>
+          <w:cantSplit w:val="1"/>
+        </w:trPr>
+        <w:tc>
+          <w:tcPr>
+            <w:tcW w:type="dxa" w:w="2225"/>
+            <w:tcMar>
+              <w:top w:w="60" w:type="dxa"/>
+              <w:bottom w:w="60" w:type="dxa"/>
+              <w:left w:w="100" w:type="dxa"/>
+              <w:right w:w="100" w:type="dxa"/>
+            </w:tcMar>
+            <w:shd w:val="clear" w:color="auto" w:fill="EBF5FB"/>
+          </w:tcPr>
+          <w:p>
+            <w:pPr>
+              <w:spacing w:before="40" w:after="40"/>
+            </w:pPr>
+            <w:r>
+              <w:rPr>
+                <w:rFonts w:ascii="Calibri" w:hAnsi="Calibri"/>
+                <w:b w:val="0"/>
+                <w:i w:val="0"/>
+                <w:sz w:val="20"/>
+              </w:rPr>
+              <w:t>excluido</w:t>
+            </w:r>
+          </w:p>
+        </w:tc>
+        <w:tc>
+          <w:tcPr>
+            <w:tcW w:type="dxa" w:w="2225"/>
+            <w:tcMar>
+              <w:top w:w="60" w:type="dxa"/>
+              <w:bottom w:w="60" w:type="dxa"/>
+              <w:left w:w="100" w:type="dxa"/>
+              <w:right w:w="100" w:type="dxa"/>
+            </w:tcMar>
+            <w:shd w:val="clear" w:color="auto" w:fill="EBF5FB"/>
+          </w:tcPr>
+          <w:p>
+            <w:pPr>
+              <w:spacing w:before="40" w:after="40"/>
+            </w:pPr>
+            <w:r>
+              <w:rPr>
+                <w:rFonts w:ascii="Calibri" w:hAnsi="Calibri"/>
+                <w:b w:val="0"/>
+                <w:i w:val="0"/>
+                <w:sz w:val="20"/>
+              </w:rPr>
+              <w:t>int</w:t>
+            </w:r>
+          </w:p>
+        </w:tc>
+        <w:tc>
+          <w:tcPr>
+            <w:tcW w:type="dxa" w:w="2225"/>
+            <w:tcMar>
+              <w:top w:w="60" w:type="dxa"/>
+              <w:bottom w:w="60" w:type="dxa"/>
+              <w:left w:w="100" w:type="dxa"/>
+              <w:right w:w="100" w:type="dxa"/>
+            </w:tcMar>
+            <w:shd w:val="clear" w:color="auto" w:fill="EBF5FB"/>
+          </w:tcPr>
+          <w:p>
+            <w:pPr>
+              <w:spacing w:before="40" w:after="40"/>
+            </w:pPr>
+            <w:r>
+              <w:rPr>
+                <w:rFonts w:ascii="Calibri" w:hAnsi="Calibri"/>
+                <w:b w:val="0"/>
+                <w:i w:val="0"/>
+                <w:sz w:val="20"/>
+              </w:rPr>
+              <w:t>NOT NULL, DEFAULT 0</w:t>
+            </w:r>
+          </w:p>
+        </w:tc>
+        <w:tc>
+          <w:tcPr>
+            <w:tcW w:type="dxa" w:w="2225"/>
+            <w:tcMar>
+              <w:top w:w="60" w:type="dxa"/>
+              <w:bottom w:w="60" w:type="dxa"/>
+              <w:left w:w="100" w:type="dxa"/>
+              <w:right w:w="100" w:type="dxa"/>
+            </w:tcMar>
+            <w:shd w:val="clear" w:color="auto" w:fill="EBF5FB"/>
+          </w:tcPr>
+          <w:p>
+            <w:pPr>
+              <w:spacing w:before="40" w:after="40"/>
+            </w:pPr>
+            <w:r>
+              <w:rPr>
+                <w:rFonts w:ascii="Calibri" w:hAnsi="Calibri"/>
+                <w:b w:val="0"/>
+                <w:i w:val="0"/>
+                <w:sz w:val="20"/>
+              </w:rPr>
+              <w:t>Soft delete: 1 = excluido logicamente</w:t>
+            </w:r>
+          </w:p>
+        </w:tc>
+      </w:tr>
+      <w:tr>
+        <w:trPr>
+          <w:cantSplit w:val="1"/>
+        </w:trPr>
+        <w:tc>
+          <w:tcPr>
+            <w:tcW w:type="dxa" w:w="2225"/>
+            <w:tcMar>
+              <w:top w:w="60" w:type="dxa"/>
+              <w:bottom w:w="60" w:type="dxa"/>
+              <w:left w:w="100" w:type="dxa"/>
+              <w:right w:w="100" w:type="dxa"/>
+            </w:tcMar>
+          </w:tcPr>
+          <w:p>
+            <w:pPr>
+              <w:spacing w:before="40" w:after="40"/>
+            </w:pPr>
+            <w:r>
+              <w:rPr>
+                <w:rFonts w:ascii="Calibri" w:hAnsi="Calibri"/>
+                <w:b w:val="0"/>
+                <w:i w:val="0"/>
+                <w:sz w:val="20"/>
+              </w:rPr>
+              <w:t>data_cadastro</w:t>
+            </w:r>
+          </w:p>
+        </w:tc>
+        <w:tc>
+          <w:tcPr>
+            <w:tcW w:type="dxa" w:w="2225"/>
+            <w:tcMar>
+              <w:top w:w="60" w:type="dxa"/>
+              <w:bottom w:w="60" w:type="dxa"/>
+              <w:left w:w="100" w:type="dxa"/>
+              <w:right w:w="100" w:type="dxa"/>
+            </w:tcMar>
+          </w:tcPr>
+          <w:p>
+            <w:pPr>
+              <w:spacing w:before="40" w:after="40"/>
+            </w:pPr>
+            <w:r>
+              <w:rPr>
+                <w:rFonts w:ascii="Calibri" w:hAnsi="Calibri"/>
+                <w:b w:val="0"/>
+                <w:i w:val="0"/>
+                <w:sz w:val="20"/>
+              </w:rPr>
+              <w:t>datetime</w:t>
+            </w:r>
+          </w:p>
+        </w:tc>
+        <w:tc>
+          <w:tcPr>
+            <w:tcW w:type="dxa" w:w="2225"/>
+            <w:tcMar>
+              <w:top w:w="60" w:type="dxa"/>
+              <w:bottom w:w="60" w:type="dxa"/>
+              <w:left w:w="100" w:type="dxa"/>
+              <w:right w:w="100" w:type="dxa"/>
+            </w:tcMar>
+          </w:tcPr>
+          <w:p>
+            <w:pPr>
+              <w:spacing w:before="40" w:after="40"/>
+            </w:pPr>
+            <w:r>
+              <w:rPr>
+                <w:rFonts w:ascii="Calibri" w:hAnsi="Calibri"/>
+                <w:b w:val="0"/>
+                <w:i w:val="0"/>
+                <w:sz w:val="20"/>
+              </w:rPr>
+              <w:t>NOT NULL</w:t>
+            </w:r>
+          </w:p>
+        </w:tc>
+        <w:tc>
+          <w:tcPr>
+            <w:tcW w:type="dxa" w:w="2225"/>
+            <w:tcMar>
+              <w:top w:w="60" w:type="dxa"/>
+              <w:bottom w:w="60" w:type="dxa"/>
+              <w:left w:w="100" w:type="dxa"/>
+              <w:right w:w="100" w:type="dxa"/>
+            </w:tcMar>
+          </w:tcPr>
+          <w:p>
+            <w:pPr>
+              <w:spacing w:before="40" w:after="40"/>
+            </w:pPr>
+            <w:r>
+              <w:rPr>
+                <w:rFonts w:ascii="Calibri" w:hAnsi="Calibri"/>
+                <w:b w:val="0"/>
+                <w:i w:val="0"/>
+                <w:sz w:val="20"/>
+              </w:rPr>
+              <w:t>Timestamp de criação</w:t>
+            </w:r>
+          </w:p>
+        </w:tc>
+      </w:tr>
+      <w:tr>
+        <w:trPr>
+          <w:cantSplit w:val="1"/>
+        </w:trPr>
+        <w:tc>
+          <w:tcPr>
+            <w:tcW w:type="dxa" w:w="2225"/>
+            <w:tcMar>
+              <w:top w:w="60" w:type="dxa"/>
+              <w:bottom w:w="60" w:type="dxa"/>
+              <w:left w:w="100" w:type="dxa"/>
+              <w:right w:w="100" w:type="dxa"/>
+            </w:tcMar>
+            <w:shd w:val="clear" w:color="auto" w:fill="EBF5FB"/>
+          </w:tcPr>
+          <w:p>
+            <w:pPr>
+              <w:spacing w:before="40" w:after="40"/>
+            </w:pPr>
+            <w:r>
+              <w:rPr>
+                <w:rFonts w:ascii="Calibri" w:hAnsi="Calibri"/>
+                <w:b w:val="0"/>
+                <w:i w:val="0"/>
+                <w:sz w:val="20"/>
+              </w:rPr>
+              <w:t>data_alteracao</w:t>
+            </w:r>
+          </w:p>
+        </w:tc>
+        <w:tc>
+          <w:tcPr>
+            <w:tcW w:type="dxa" w:w="2225"/>
+            <w:tcMar>
+              <w:top w:w="60" w:type="dxa"/>
+              <w:bottom w:w="60" w:type="dxa"/>
+              <w:left w:w="100" w:type="dxa"/>
+              <w:right w:w="100" w:type="dxa"/>
+            </w:tcMar>
+            <w:shd w:val="clear" w:color="auto" w:fill="EBF5FB"/>
+          </w:tcPr>
+          <w:p>
+            <w:pPr>
+              <w:spacing w:before="40" w:after="40"/>
+            </w:pPr>
+            <w:r>
+              <w:rPr>
+                <w:rFonts w:ascii="Calibri" w:hAnsi="Calibri"/>
+                <w:b w:val="0"/>
+                <w:i w:val="0"/>
+                <w:sz w:val="20"/>
+              </w:rPr>
+              <w:t>datetime</w:t>
             </w:r>
           </w:p>
         </w:tc>
@@ -3089,7 +3568,26 @@
                 <w:i w:val="0"/>
                 <w:sz w:val="20"/>
               </w:rPr>
-              <w:t>Descricao opcional do proposito e escopo do grupo</w:t>
+              <w:t>Timestamp da última alteração (</w:t>
+            </w:r>
+            <w:r>
+              <w:rPr>
+                <w:rFonts w:ascii="Courier New" w:hAnsi="Courier New"/>
+                <w:b w:val="0"/>
+                <w:i w:val="0"/>
+                <w:color w:val="333333"/>
+                <w:sz w:val="20"/>
+              </w:rPr>
+              <w:t>alterargrupo</w:t>
+            </w:r>
+            <w:r>
+              <w:rPr>
+                <w:rFonts w:ascii="Calibri" w:hAnsi="Calibri"/>
+                <w:b w:val="0"/>
+                <w:i w:val="0"/>
+                <w:sz w:val="20"/>
+              </w:rPr>
+              <w:t>)</w:t>
             </w:r>
           </w:p>
         </w:tc>
@@ -3119,221 +3617,7 @@
                 <w:i w:val="0"/>
                 <w:sz w:val="20"/>
               </w:rPr>
-              <w:t>Ativo</w:t>
-            </w:r>
-          </w:p>
-        </w:tc>
-        <w:tc>
-          <w:tcPr>
-            <w:tcW w:type="dxa" w:w="2225"/>
-            <w:tcMar>
-              <w:top w:w="60" w:type="dxa"/>
-              <w:bottom w:w="60" w:type="dxa"/>
-              <w:left w:w="100" w:type="dxa"/>
-              <w:right w:w="100" w:type="dxa"/>
-            </w:tcMar>
-          </w:tcPr>
-          <w:p>
-            <w:pPr>
-              <w:spacing w:before="40" w:after="40"/>
-            </w:pPr>
-            <w:r>
-              <w:rPr>
-                <w:rFonts w:ascii="Calibri" w:hAnsi="Calibri"/>
-                <w:b w:val="0"/>
-                <w:i w:val="0"/>
-                <w:sz w:val="20"/>
-              </w:rPr>
-              <w:t>bit</w:t>
-            </w:r>
-          </w:p>
-        </w:tc>
-        <w:tc>
-          <w:tcPr>
-            <w:tcW w:type="dxa" w:w="2225"/>
-            <w:tcMar>
-              <w:top w:w="60" w:type="dxa"/>
-              <w:bottom w:w="60" w:type="dxa"/>
-              <w:left w:w="100" w:type="dxa"/>
-              <w:right w:w="100" w:type="dxa"/>
-            </w:tcMar>
-          </w:tcPr>
-          <w:p>
-            <w:pPr>
-              <w:spacing w:before="40" w:after="40"/>
-            </w:pPr>
-            <w:r>
-              <w:rPr>
-                <w:rFonts w:ascii="Calibri" w:hAnsi="Calibri"/>
-                <w:b w:val="0"/>
-                <w:i w:val="0"/>
-                <w:sz w:val="20"/>
-              </w:rPr>
-              <w:t>NOT NULL, DEFAULT 1</w:t>
-            </w:r>
-          </w:p>
-        </w:tc>
-        <w:tc>
-          <w:tcPr>
-            <w:tcW w:type="dxa" w:w="2225"/>
-            <w:tcMar>
-              <w:top w:w="60" w:type="dxa"/>
-              <w:bottom w:w="60" w:type="dxa"/>
-              <w:left w:w="100" w:type="dxa"/>
-              <w:right w:w="100" w:type="dxa"/>
-            </w:tcMar>
-          </w:tcPr>
-          <w:p>
-            <w:pPr>
-              <w:spacing w:before="40" w:after="40"/>
-            </w:pPr>
-            <w:r>
-              <w:rPr>
-                <w:rFonts w:ascii="Calibri" w:hAnsi="Calibri"/>
-                <w:b w:val="0"/>
-                <w:i w:val="0"/>
-                <w:sz w:val="20"/>
-              </w:rPr>
-              <w:t>Flag de soft delete: 1 = ativo, 0 = removido logicamente. Grupos inativos nao aparecem nas listagens padrao</w:t>
-            </w:r>
-          </w:p>
-        </w:tc>
-      </w:tr>
-      <w:tr>
-        <w:trPr>
-          <w:cantSplit w:val="1"/>
-        </w:trPr>
-        <w:tc>
-          <w:tcPr>
-            <w:tcW w:type="dxa" w:w="2225"/>
-            <w:tcMar>
-              <w:top w:w="60" w:type="dxa"/>
-              <w:bottom w:w="60" w:type="dxa"/>
-              <w:left w:w="100" w:type="dxa"/>
-              <w:right w:w="100" w:type="dxa"/>
-            </w:tcMar>
-            <w:shd w:val="clear" w:color="auto" w:fill="EBF5FB"/>
-          </w:tcPr>
-          <w:p>
-            <w:pPr>
-              <w:spacing w:before="40" w:after="40"/>
-            </w:pPr>
-            <w:r>
-              <w:rPr>
-                <w:rFonts w:ascii="Calibri" w:hAnsi="Calibri"/>
-                <w:b w:val="0"/>
-                <w:i w:val="0"/>
-                <w:sz w:val="20"/>
-              </w:rPr>
-              <w:t>DataCriacao</w:t>
-            </w:r>
-          </w:p>
-        </w:tc>
-        <w:tc>
-          <w:tcPr>
-            <w:tcW w:type="dxa" w:w="2225"/>
-            <w:tcMar>
-              <w:top w:w="60" w:type="dxa"/>
-              <w:bottom w:w="60" w:type="dxa"/>
-              <w:left w:w="100" w:type="dxa"/>
-              <w:right w:w="100" w:type="dxa"/>
-            </w:tcMar>
-            <w:shd w:val="clear" w:color="auto" w:fill="EBF5FB"/>
-          </w:tcPr>
-          <w:p>
-            <w:pPr>
-              <w:spacing w:before="40" w:after="40"/>
-            </w:pPr>
-            <w:r>
-              <w:rPr>
-                <w:rFonts w:ascii="Calibri" w:hAnsi="Calibri"/>
-                <w:b w:val="0"/>
-                <w:i w:val="0"/>
-                <w:sz w:val="20"/>
-              </w:rPr>
-              <w:t>datetime</w:t>
-            </w:r>
-          </w:p>
-        </w:tc>
-        <w:tc>
-          <w:tcPr>
-            <w:tcW w:type="dxa" w:w="2225"/>
-            <w:tcMar>
-              <w:top w:w="60" w:type="dxa"/>
-              <w:bottom w:w="60" w:type="dxa"/>
-              <w:left w:w="100" w:type="dxa"/>
-              <w:right w:w="100" w:type="dxa"/>
-            </w:tcMar>
-            <w:shd w:val="clear" w:color="auto" w:fill="EBF5FB"/>
-          </w:tcPr>
-          <w:p>
-            <w:pPr>
-              <w:spacing w:before="40" w:after="40"/>
-            </w:pPr>
-            <w:r>
-              <w:rPr>
-                <w:rFonts w:ascii="Calibri" w:hAnsi="Calibri"/>
-                <w:b w:val="0"/>
-                <w:i w:val="0"/>
-                <w:sz w:val="20"/>
-              </w:rPr>
-              <w:t>NOT NULL, DEFAULT GETDATE()</w:t>
-            </w:r>
-          </w:p>
-        </w:tc>
-        <w:tc>
-          <w:tcPr>
-            <w:tcW w:type="dxa" w:w="2225"/>
-            <w:tcMar>
-              <w:top w:w="60" w:type="dxa"/>
-              <w:bottom w:w="60" w:type="dxa"/>
-              <w:left w:w="100" w:type="dxa"/>
-              <w:right w:w="100" w:type="dxa"/>
-            </w:tcMar>
-            <w:shd w:val="clear" w:color="auto" w:fill="EBF5FB"/>
-          </w:tcPr>
-          <w:p>
-            <w:pPr>
-              <w:spacing w:before="40" w:after="40"/>
-            </w:pPr>
-            <w:r>
-              <w:rPr>
-                <w:rFonts w:ascii="Calibri" w:hAnsi="Calibri"/>
-                <w:b w:val="0"/>
-                <w:i w:val="0"/>
-                <w:sz w:val="20"/>
-              </w:rPr>
-              <w:t>Timestamp de criacao do registro, preenchido automaticamente pelo banco</w:t>
-            </w:r>
-          </w:p>
-        </w:tc>
-      </w:tr>
-      <w:tr>
-        <w:trPr>
-          <w:cantSplit w:val="1"/>
-        </w:trPr>
-        <w:tc>
-          <w:tcPr>
-            <w:tcW w:type="dxa" w:w="2225"/>
-            <w:tcMar>
-              <w:top w:w="60" w:type="dxa"/>
-              <w:bottom w:w="60" w:type="dxa"/>
-              <w:left w:w="100" w:type="dxa"/>
-              <w:right w:w="100" w:type="dxa"/>
-            </w:tcMar>
-          </w:tcPr>
-          <w:p>
-            <w:pPr>
-              <w:spacing w:before="40" w:after="40"/>
-            </w:pPr>
-            <w:r>
-              <w:rPr>
-                <w:rFonts w:ascii="Calibri" w:hAnsi="Calibri"/>
-                <w:b w:val="0"/>
-                <w:i w:val="0"/>
-                <w:sz w:val="20"/>
-              </w:rPr>
-              <w:t>DataAtualizacao</w:t>
+              <w:t>data_exclusao</w:t>
             </w:r>
           </w:p>
         </w:tc>
@@ -3408,7 +3692,7 @@
                 <w:i w:val="0"/>
                 <w:sz w:val="20"/>
               </w:rPr>
-              <w:t>Timestamp da ultima atualizacao; preenchido pelo sistema a cada PUT /grupos/{id}</w:t>
+              <w:t>Timestamp da exclusão lógica</w:t>
             </w:r>
           </w:p>
         </w:tc>
@@ -3426,7 +3710,7 @@
         <w:keepLines/>
       </w:pPr>
       <w:r>
-        <w:t>3.2 Tabela PermissoesGrupo</w:t>
+        <w:t>3.2 Tabela grupos_usuarios_vinculos (membros do grupo)</w:t>
       </w:r>
     </w:p>
     <w:tbl>
@@ -3529,7 +3813,7 @@
                 <w:color w:val="FFFFFF"/>
                 <w:sz w:val="20"/>
               </w:rPr>
-              <w:t>Restricao</w:t>
+              <w:t>Restrição</w:t>
             </w:r>
           </w:p>
         </w:tc>
@@ -3556,7 +3840,7 @@
                 <w:color w:val="FFFFFF"/>
                 <w:sz w:val="20"/>
               </w:rPr>
-              <w:t>Descricao</w:t>
+              <w:t>Descrição</w:t>
             </w:r>
           </w:p>
         </w:tc>
@@ -3587,7 +3871,7 @@
                 <w:i w:val="0"/>
                 <w:sz w:val="20"/>
               </w:rPr>
-              <w:t>Id</w:t>
+              <w:t>grupo_id</w:t>
             </w:r>
           </w:p>
         </w:tc>
@@ -3639,7 +3923,7 @@
                 <w:i w:val="0"/>
                 <w:sz w:val="20"/>
               </w:rPr>
-              <w:t>PK, IDENTITY(1,1), NOT NULL</w:t>
+              <w:t>FK -&gt; grupos_usuarios.id</w:t>
             </w:r>
           </w:p>
         </w:tc>
@@ -3665,7 +3949,7 @@
                 <w:i w:val="0"/>
                 <w:sz w:val="20"/>
               </w:rPr>
-              <w:t>Identificador unico da permissao</w:t>
+              <w:t>Grupo ao qual o usuário pertence</w:t>
             </w:r>
           </w:p>
         </w:tc>
@@ -3695,7 +3979,7 @@
                 <w:i w:val="0"/>
                 <w:sz w:val="20"/>
               </w:rPr>
-              <w:t>GrupoId</w:t>
+              <w:t>usuario_id</w:t>
             </w:r>
           </w:p>
         </w:tc>
@@ -3745,7 +4029,7 @@
                 <w:i w:val="0"/>
                 <w:sz w:val="20"/>
               </w:rPr>
-              <w:t>FK -&gt; Grupos.Id, NOT NULL</w:t>
+              <w:t>NOT NULL</w:t>
             </w:r>
           </w:p>
         </w:tc>
@@ -3770,7 +4054,7 @@
                 <w:i w:val="0"/>
                 <w:sz w:val="20"/>
               </w:rPr>
-              <w:t>Referencia ao grupo ao qual a permissao pertence</w:t>
+              <w:t>Usuario membro do grupo</w:t>
             </w:r>
           </w:p>
         </w:tc>
@@ -3801,7 +4085,7 @@
                 <w:i w:val="0"/>
                 <w:sz w:val="20"/>
               </w:rPr>
-              <w:t>Permissao</w:t>
+              <w:t>escritorio_id</w:t>
             </w:r>
           </w:p>
         </w:tc>
@@ -3827,7 +4111,7 @@
                 <w:i w:val="0"/>
                 <w:sz w:val="20"/>
               </w:rPr>
-              <w:t>nvarchar(50)</w:t>
+              <w:t>int</w:t>
             </w:r>
           </w:p>
         </w:tc>
@@ -3879,7 +4163,221 @@
                 <w:i w:val="0"/>
                 <w:sz w:val="20"/>
               </w:rPr>
-              <w:t>Codigo da permissao. Valores validos: Leitura, Escrita, Exclusao, Administracao, Relatorio</w:t>
+              <w:t>Escritorio (tenant)</w:t>
+            </w:r>
+          </w:p>
+        </w:tc>
+      </w:tr>
+      <w:tr>
+        <w:trPr>
+          <w:cantSplit w:val="1"/>
+        </w:trPr>
+        <w:tc>
+          <w:tcPr>
+            <w:tcW w:type="dxa" w:w="2225"/>
+            <w:tcMar>
+              <w:top w:w="60" w:type="dxa"/>
+              <w:bottom w:w="60" w:type="dxa"/>
+              <w:left w:w="100" w:type="dxa"/>
+              <w:right w:w="100" w:type="dxa"/>
+            </w:tcMar>
+          </w:tcPr>
+          <w:p>
+            <w:pPr>
+              <w:spacing w:before="40" w:after="40"/>
+            </w:pPr>
+            <w:r>
+              <w:rPr>
+                <w:rFonts w:ascii="Calibri" w:hAnsi="Calibri"/>
+                <w:b w:val="0"/>
+                <w:i w:val="0"/>
+                <w:sz w:val="20"/>
+              </w:rPr>
+              <w:t>funcao_id</w:t>
+            </w:r>
+          </w:p>
+        </w:tc>
+        <w:tc>
+          <w:tcPr>
+            <w:tcW w:type="dxa" w:w="2225"/>
+            <w:tcMar>
+              <w:top w:w="60" w:type="dxa"/>
+              <w:bottom w:w="60" w:type="dxa"/>
+              <w:left w:w="100" w:type="dxa"/>
+              <w:right w:w="100" w:type="dxa"/>
+            </w:tcMar>
+          </w:tcPr>
+          <w:p>
+            <w:pPr>
+              <w:spacing w:before="40" w:after="40"/>
+            </w:pPr>
+            <w:r>
+              <w:rPr>
+                <w:rFonts w:ascii="Calibri" w:hAnsi="Calibri"/>
+                <w:b w:val="0"/>
+                <w:i w:val="0"/>
+                <w:sz w:val="20"/>
+              </w:rPr>
+              <w:t>int</w:t>
+            </w:r>
+          </w:p>
+        </w:tc>
+        <w:tc>
+          <w:tcPr>
+            <w:tcW w:type="dxa" w:w="2225"/>
+            <w:tcMar>
+              <w:top w:w="60" w:type="dxa"/>
+              <w:bottom w:w="60" w:type="dxa"/>
+              <w:left w:w="100" w:type="dxa"/>
+              <w:right w:w="100" w:type="dxa"/>
+            </w:tcMar>
+          </w:tcPr>
+          <w:p>
+            <w:pPr>
+              <w:spacing w:before="40" w:after="40"/>
+            </w:pPr>
+            <w:r>
+              <w:rPr>
+                <w:rFonts w:ascii="Calibri" w:hAnsi="Calibri"/>
+                <w:b w:val="0"/>
+                <w:i w:val="0"/>
+                <w:sz w:val="20"/>
+              </w:rPr>
+              <w:t>NOT NULL</w:t>
+            </w:r>
+          </w:p>
+        </w:tc>
+        <w:tc>
+          <w:tcPr>
+            <w:tcW w:type="dxa" w:w="2225"/>
+            <w:tcMar>
+              <w:top w:w="60" w:type="dxa"/>
+              <w:bottom w:w="60" w:type="dxa"/>
+              <w:left w:w="100" w:type="dxa"/>
+              <w:right w:w="100" w:type="dxa"/>
+            </w:tcMar>
+          </w:tcPr>
+          <w:p>
+            <w:pPr>
+              <w:spacing w:before="40" w:after="40"/>
+            </w:pPr>
+            <w:r>
+              <w:rPr>
+                <w:rFonts w:ascii="Calibri" w:hAnsi="Calibri"/>
+                <w:b w:val="0"/>
+                <w:i w:val="0"/>
+                <w:sz w:val="20"/>
+              </w:rPr>
+              <w:t>Função do usuário no grupo (ver 3.3)</w:t>
+            </w:r>
+          </w:p>
+        </w:tc>
+      </w:tr>
+      <w:tr>
+        <w:trPr>
+          <w:cantSplit w:val="1"/>
+        </w:trPr>
+        <w:tc>
+          <w:tcPr>
+            <w:tcW w:type="dxa" w:w="2225"/>
+            <w:tcMar>
+              <w:top w:w="60" w:type="dxa"/>
+              <w:bottom w:w="60" w:type="dxa"/>
+              <w:left w:w="100" w:type="dxa"/>
+              <w:right w:w="100" w:type="dxa"/>
+            </w:tcMar>
+            <w:shd w:val="clear" w:color="auto" w:fill="EBF5FB"/>
+          </w:tcPr>
+          <w:p>
+            <w:pPr>
+              <w:spacing w:before="40" w:after="40"/>
+            </w:pPr>
+            <w:r>
+              <w:rPr>
+                <w:rFonts w:ascii="Calibri" w:hAnsi="Calibri"/>
+                <w:b w:val="0"/>
+                <w:i w:val="0"/>
+                <w:sz w:val="20"/>
+              </w:rPr>
+              <w:t>excluido</w:t>
+            </w:r>
+          </w:p>
+        </w:tc>
+        <w:tc>
+          <w:tcPr>
+            <w:tcW w:type="dxa" w:w="2225"/>
+            <w:tcMar>
+              <w:top w:w="60" w:type="dxa"/>
+              <w:bottom w:w="60" w:type="dxa"/>
+              <w:left w:w="100" w:type="dxa"/>
+              <w:right w:w="100" w:type="dxa"/>
+            </w:tcMar>
+            <w:shd w:val="clear" w:color="auto" w:fill="EBF5FB"/>
+          </w:tcPr>
+          <w:p>
+            <w:pPr>
+              <w:spacing w:before="40" w:after="40"/>
+            </w:pPr>
+            <w:r>
+              <w:rPr>
+                <w:rFonts w:ascii="Calibri" w:hAnsi="Calibri"/>
+                <w:b w:val="0"/>
+                <w:i w:val="0"/>
+                <w:sz w:val="20"/>
+              </w:rPr>
+              <w:t>int</w:t>
+            </w:r>
+          </w:p>
+        </w:tc>
+        <w:tc>
+          <w:tcPr>
+            <w:tcW w:type="dxa" w:w="2225"/>
+            <w:tcMar>
+              <w:top w:w="60" w:type="dxa"/>
+              <w:bottom w:w="60" w:type="dxa"/>
+              <w:left w:w="100" w:type="dxa"/>
+              <w:right w:w="100" w:type="dxa"/>
+            </w:tcMar>
+            <w:shd w:val="clear" w:color="auto" w:fill="EBF5FB"/>
+          </w:tcPr>
+          <w:p>
+            <w:pPr>
+              <w:spacing w:before="40" w:after="40"/>
+            </w:pPr>
+            <w:r>
+              <w:rPr>
+                <w:rFonts w:ascii="Calibri" w:hAnsi="Calibri"/>
+                <w:b w:val="0"/>
+                <w:i w:val="0"/>
+                <w:sz w:val="20"/>
+              </w:rPr>
+              <w:t>NOT NULL, DEFAULT 0</w:t>
+            </w:r>
+          </w:p>
+        </w:tc>
+        <w:tc>
+          <w:tcPr>
+            <w:tcW w:type="dxa" w:w="2225"/>
+            <w:tcMar>
+              <w:top w:w="60" w:type="dxa"/>
+              <w:bottom w:w="60" w:type="dxa"/>
+              <w:left w:w="100" w:type="dxa"/>
+              <w:right w:w="100" w:type="dxa"/>
+            </w:tcMar>
+            <w:shd w:val="clear" w:color="auto" w:fill="EBF5FB"/>
+          </w:tcPr>
+          <w:p>
+            <w:pPr>
+              <w:spacing w:before="40" w:after="40"/>
+            </w:pPr>
+            <w:r>
+              <w:rPr>
+                <w:rFonts w:ascii="Calibri" w:hAnsi="Calibri"/>
+                <w:b w:val="0"/>
+                <w:i w:val="0"/>
+                <w:sz w:val="20"/>
+              </w:rPr>
+              <w:t>Soft delete do vinculo (1 ao remover usuário)</w:t>
             </w:r>
           </w:p>
         </w:tc>
@@ -3901,7 +4399,7 @@
           <w:i w:val="0"/>
           <w:sz w:val="22"/>
         </w:rPr>
-        <w:t>Regra de negocio:</w:t>
+        <w:t>Regra:</w:t>
       </w:r>
       <w:r>
         <w:rPr>
@@ -3910,7 +4408,102 @@
           <w:i w:val="0"/>
           <w:sz w:val="22"/>
         </w:rPr>
-        <w:t xml:space="preserve"> A atualizacao de permissoes (PUT /grupos/{id}/permissoes) realiza substituicao completa — remove todas as permissoes existentes do grupo e insere as novas fornecidas no payload. Operacao atomica em transacao SQL.</w:t>
+        <w:t xml:space="preserve"> os membros são enviados na lista </w:t>
+      </w:r>
+      <w:r>
+        <w:rPr>
+          <w:rFonts w:ascii="Courier New" w:hAnsi="Courier New"/>
+          <w:b w:val="0"/>
+          <w:i w:val="0"/>
+          <w:color w:val="333333"/>
+          <w:sz w:val="20"/>
+        </w:rPr>
+        <w:t>GrupoDeUsuarios: [{ id, funcaoId }]</w:t>
+      </w:r>
+      <w:r>
+        <w:rPr>
+          <w:rFonts w:ascii="Calibri" w:hAnsi="Calibri"/>
+          <w:b w:val="0"/>
+          <w:i w:val="0"/>
+          <w:sz w:val="22"/>
+        </w:rPr>
+        <w:t xml:space="preserve"> do payload de </w:t>
+      </w:r>
+      <w:r>
+        <w:rPr>
+          <w:rFonts w:ascii="Courier New" w:hAnsi="Courier New"/>
+          <w:b w:val="0"/>
+          <w:i w:val="0"/>
+          <w:color w:val="333333"/>
+          <w:sz w:val="20"/>
+        </w:rPr>
+        <w:t>incluirgrupo</w:t>
+      </w:r>
+      <w:r>
+        <w:rPr>
+          <w:rFonts w:ascii="Calibri" w:hAnsi="Calibri"/>
+          <w:b w:val="0"/>
+          <w:i w:val="0"/>
+          <w:sz w:val="22"/>
+        </w:rPr>
+        <w:t>/</w:t>
+      </w:r>
+      <w:r>
+        <w:rPr>
+          <w:rFonts w:ascii="Courier New" w:hAnsi="Courier New"/>
+          <w:b w:val="0"/>
+          <w:i w:val="0"/>
+          <w:color w:val="333333"/>
+          <w:sz w:val="20"/>
+        </w:rPr>
+        <w:t>alterargrupo</w:t>
+      </w:r>
+      <w:r>
+        <w:rPr>
+          <w:rFonts w:ascii="Calibri" w:hAnsi="Calibri"/>
+          <w:b w:val="0"/>
+          <w:i w:val="0"/>
+          <w:sz w:val="22"/>
+        </w:rPr>
+        <w:t>. A remoção individual de um membro (</w:t>
+      </w:r>
+      <w:r>
+        <w:rPr>
+          <w:rFonts w:ascii="Courier New" w:hAnsi="Courier New"/>
+          <w:b w:val="0"/>
+          <w:i w:val="0"/>
+          <w:color w:val="333333"/>
+          <w:sz w:val="20"/>
+        </w:rPr>
+        <w:t>removerusuario</w:t>
+      </w:r>
+      <w:r>
+        <w:rPr>
+          <w:rFonts w:ascii="Calibri" w:hAnsi="Calibri"/>
+          <w:b w:val="0"/>
+          <w:i w:val="0"/>
+          <w:sz w:val="22"/>
+        </w:rPr>
+        <w:t xml:space="preserve">) marca </w:t>
+      </w:r>
+      <w:r>
+        <w:rPr>
+          <w:rFonts w:ascii="Courier New" w:hAnsi="Courier New"/>
+          <w:b w:val="0"/>
+          <w:i w:val="0"/>
+          <w:color w:val="333333"/>
+          <w:sz w:val="20"/>
+        </w:rPr>
+        <w:t>excluido = 1</w:t>
+      </w:r>
+      <w:r>
+        <w:rPr>
+          <w:rFonts w:ascii="Calibri" w:hAnsi="Calibri"/>
+          <w:b w:val="0"/>
+          <w:i w:val="0"/>
+          <w:sz w:val="22"/>
+        </w:rPr>
+        <w:t>.</w:t>
       </w:r>
     </w:p>
     <w:p>
@@ -3920,7 +4513,7 @@
         <w:keepLines/>
       </w:pPr>
       <w:r>
-        <w:t>3.3 Tabela UsuariosGrupo</w:t>
+        <w:t>3.3 Tabela grupos_usuarios_funcao (função do usuário)</w:t>
       </w:r>
     </w:p>
     <w:tbl>
@@ -4023,7 +4616,7 @@
                 <w:color w:val="FFFFFF"/>
                 <w:sz w:val="20"/>
               </w:rPr>
-              <w:t>Restricao</w:t>
+              <w:t>Restrição</w:t>
             </w:r>
           </w:p>
         </w:tc>
@@ -4050,7 +4643,7 @@
                 <w:color w:val="FFFFFF"/>
                 <w:sz w:val="20"/>
               </w:rPr>
-              <w:t>Descricao</w:t>
+              <w:t>Descrição</w:t>
             </w:r>
           </w:p>
         </w:tc>
@@ -4081,929 +4674,7 @@
                 <w:i w:val="0"/>
                 <w:sz w:val="20"/>
               </w:rPr>
-              <w:t>Id</w:t>
-            </w:r>
-          </w:p>
-        </w:tc>
-        <w:tc>
-          <w:tcPr>
-            <w:tcW w:type="dxa" w:w="2225"/>
-            <w:tcMar>
-              <w:top w:w="60" w:type="dxa"/>
-              <w:bottom w:w="60" w:type="dxa"/>
-              <w:left w:w="100" w:type="dxa"/>
-              <w:right w:w="100" w:type="dxa"/>
-            </w:tcMar>
-            <w:shd w:val="clear" w:color="auto" w:fill="EBF5FB"/>
-          </w:tcPr>
-          <w:p>
-            <w:pPr>
-              <w:spacing w:before="40" w:after="40"/>
-            </w:pPr>
-            <w:r>
-              <w:rPr>
-                <w:rFonts w:ascii="Calibri" w:hAnsi="Calibri"/>
-                <w:b w:val="0"/>
-                <w:i w:val="0"/>
-                <w:sz w:val="20"/>
-              </w:rPr>
-              <w:t>int</w:t>
-            </w:r>
-          </w:p>
-        </w:tc>
-        <w:tc>
-          <w:tcPr>
-            <w:tcW w:type="dxa" w:w="2225"/>
-            <w:tcMar>
-              <w:top w:w="60" w:type="dxa"/>
-              <w:bottom w:w="60" w:type="dxa"/>
-              <w:left w:w="100" w:type="dxa"/>
-              <w:right w:w="100" w:type="dxa"/>
-            </w:tcMar>
-            <w:shd w:val="clear" w:color="auto" w:fill="EBF5FB"/>
-          </w:tcPr>
-          <w:p>
-            <w:pPr>
-              <w:spacing w:before="40" w:after="40"/>
-            </w:pPr>
-            <w:r>
-              <w:rPr>
-                <w:rFonts w:ascii="Calibri" w:hAnsi="Calibri"/>
-                <w:b w:val="0"/>
-                <w:i w:val="0"/>
-                <w:sz w:val="20"/>
-              </w:rPr>
-              <w:t>PK, IDENTITY(1,1), NOT NULL</w:t>
-            </w:r>
-          </w:p>
-        </w:tc>
-        <w:tc>
-          <w:tcPr>
-            <w:tcW w:type="dxa" w:w="2225"/>
-            <w:tcMar>
-              <w:top w:w="60" w:type="dxa"/>
-              <w:bottom w:w="60" w:type="dxa"/>
-              <w:left w:w="100" w:type="dxa"/>
-              <w:right w:w="100" w:type="dxa"/>
-            </w:tcMar>
-            <w:shd w:val="clear" w:color="auto" w:fill="EBF5FB"/>
-          </w:tcPr>
-          <w:p>
-            <w:pPr>
-              <w:spacing w:before="40" w:after="40"/>
-            </w:pPr>
-            <w:r>
-              <w:rPr>
-                <w:rFonts w:ascii="Calibri" w:hAnsi="Calibri"/>
-                <w:b w:val="0"/>
-                <w:i w:val="0"/>
-                <w:sz w:val="20"/>
-              </w:rPr>
-              <w:t>Identificador unico do vinculo usuario-grupo</w:t>
-            </w:r>
-          </w:p>
-        </w:tc>
-      </w:tr>
-      <w:tr>
-        <w:trPr>
-          <w:cantSplit w:val="1"/>
-        </w:trPr>
-        <w:tc>
-          <w:tcPr>
-            <w:tcW w:type="dxa" w:w="2225"/>
-            <w:tcMar>
-              <w:top w:w="60" w:type="dxa"/>
-              <w:bottom w:w="60" w:type="dxa"/>
-              <w:left w:w="100" w:type="dxa"/>
-              <w:right w:w="100" w:type="dxa"/>
-            </w:tcMar>
-          </w:tcPr>
-          <w:p>
-            <w:pPr>
-              <w:spacing w:before="40" w:after="40"/>
-            </w:pPr>
-            <w:r>
-              <w:rPr>
-                <w:rFonts w:ascii="Calibri" w:hAnsi="Calibri"/>
-                <w:b w:val="0"/>
-                <w:i w:val="0"/>
-                <w:sz w:val="20"/>
-              </w:rPr>
-              <w:t>GrupoId</w:t>
-            </w:r>
-          </w:p>
-        </w:tc>
-        <w:tc>
-          <w:tcPr>
-            <w:tcW w:type="dxa" w:w="2225"/>
-            <w:tcMar>
-              <w:top w:w="60" w:type="dxa"/>
-              <w:bottom w:w="60" w:type="dxa"/>
-              <w:left w:w="100" w:type="dxa"/>
-              <w:right w:w="100" w:type="dxa"/>
-            </w:tcMar>
-          </w:tcPr>
-          <w:p>
-            <w:pPr>
-              <w:spacing w:before="40" w:after="40"/>
-            </w:pPr>
-            <w:r>
-              <w:rPr>
-                <w:rFonts w:ascii="Calibri" w:hAnsi="Calibri"/>
-                <w:b w:val="0"/>
-                <w:i w:val="0"/>
-                <w:sz w:val="20"/>
-              </w:rPr>
-              <w:t>int</w:t>
-            </w:r>
-          </w:p>
-        </w:tc>
-        <w:tc>
-          <w:tcPr>
-            <w:tcW w:type="dxa" w:w="2225"/>
-            <w:tcMar>
-              <w:top w:w="60" w:type="dxa"/>
-              <w:bottom w:w="60" w:type="dxa"/>
-              <w:left w:w="100" w:type="dxa"/>
-              <w:right w:w="100" w:type="dxa"/>
-            </w:tcMar>
-          </w:tcPr>
-          <w:p>
-            <w:pPr>
-              <w:spacing w:before="40" w:after="40"/>
-            </w:pPr>
-            <w:r>
-              <w:rPr>
-                <w:rFonts w:ascii="Calibri" w:hAnsi="Calibri"/>
-                <w:b w:val="0"/>
-                <w:i w:val="0"/>
-                <w:sz w:val="20"/>
-              </w:rPr>
-              <w:t>FK -&gt; Grupos.Id, NOT NULL</w:t>
-            </w:r>
-          </w:p>
-        </w:tc>
-        <w:tc>
-          <w:tcPr>
-            <w:tcW w:type="dxa" w:w="2225"/>
-            <w:tcMar>
-              <w:top w:w="60" w:type="dxa"/>
-              <w:bottom w:w="60" w:type="dxa"/>
-              <w:left w:w="100" w:type="dxa"/>
-              <w:right w:w="100" w:type="dxa"/>
-            </w:tcMar>
-          </w:tcPr>
-          <w:p>
-            <w:pPr>
-              <w:spacing w:before="40" w:after="40"/>
-            </w:pPr>
-            <w:r>
-              <w:rPr>
-                <w:rFonts w:ascii="Calibri" w:hAnsi="Calibri"/>
-                <w:b w:val="0"/>
-                <w:i w:val="0"/>
-                <w:sz w:val="20"/>
-              </w:rPr>
-              <w:t>Referencia ao grupo</w:t>
-            </w:r>
-          </w:p>
-        </w:tc>
-      </w:tr>
-      <w:tr>
-        <w:trPr>
-          <w:cantSplit w:val="1"/>
-        </w:trPr>
-        <w:tc>
-          <w:tcPr>
-            <w:tcW w:type="dxa" w:w="2225"/>
-            <w:tcMar>
-              <w:top w:w="60" w:type="dxa"/>
-              <w:bottom w:w="60" w:type="dxa"/>
-              <w:left w:w="100" w:type="dxa"/>
-              <w:right w:w="100" w:type="dxa"/>
-            </w:tcMar>
-            <w:shd w:val="clear" w:color="auto" w:fill="EBF5FB"/>
-          </w:tcPr>
-          <w:p>
-            <w:pPr>
-              <w:spacing w:before="40" w:after="40"/>
-            </w:pPr>
-            <w:r>
-              <w:rPr>
-                <w:rFonts w:ascii="Calibri" w:hAnsi="Calibri"/>
-                <w:b w:val="0"/>
-                <w:i w:val="0"/>
-                <w:sz w:val="20"/>
-              </w:rPr>
-              <w:t>UsuarioId</w:t>
-            </w:r>
-          </w:p>
-        </w:tc>
-        <w:tc>
-          <w:tcPr>
-            <w:tcW w:type="dxa" w:w="2225"/>
-            <w:tcMar>
-              <w:top w:w="60" w:type="dxa"/>
-              <w:bottom w:w="60" w:type="dxa"/>
-              <w:left w:w="100" w:type="dxa"/>
-              <w:right w:w="100" w:type="dxa"/>
-            </w:tcMar>
-            <w:shd w:val="clear" w:color="auto" w:fill="EBF5FB"/>
-          </w:tcPr>
-          <w:p>
-            <w:pPr>
-              <w:spacing w:before="40" w:after="40"/>
-            </w:pPr>
-            <w:r>
-              <w:rPr>
-                <w:rFonts w:ascii="Calibri" w:hAnsi="Calibri"/>
-                <w:b w:val="0"/>
-                <w:i w:val="0"/>
-                <w:sz w:val="20"/>
-              </w:rPr>
-              <w:t>int</w:t>
-            </w:r>
-          </w:p>
-        </w:tc>
-        <w:tc>
-          <w:tcPr>
-            <w:tcW w:type="dxa" w:w="2225"/>
-            <w:tcMar>
-              <w:top w:w="60" w:type="dxa"/>
-              <w:bottom w:w="60" w:type="dxa"/>
-              <w:left w:w="100" w:type="dxa"/>
-              <w:right w:w="100" w:type="dxa"/>
-            </w:tcMar>
-            <w:shd w:val="clear" w:color="auto" w:fill="EBF5FB"/>
-          </w:tcPr>
-          <w:p>
-            <w:pPr>
-              <w:spacing w:before="40" w:after="40"/>
-            </w:pPr>
-            <w:r>
-              <w:rPr>
-                <w:rFonts w:ascii="Calibri" w:hAnsi="Calibri"/>
-                <w:b w:val="0"/>
-                <w:i w:val="0"/>
-                <w:sz w:val="20"/>
-              </w:rPr>
-              <w:t>FK -&gt; Usuarios.Id, NOT NULL</w:t>
-            </w:r>
-          </w:p>
-        </w:tc>
-        <w:tc>
-          <w:tcPr>
-            <w:tcW w:type="dxa" w:w="2225"/>
-            <w:tcMar>
-              <w:top w:w="60" w:type="dxa"/>
-              <w:bottom w:w="60" w:type="dxa"/>
-              <w:left w:w="100" w:type="dxa"/>
-              <w:right w:w="100" w:type="dxa"/>
-            </w:tcMar>
-            <w:shd w:val="clear" w:color="auto" w:fill="EBF5FB"/>
-          </w:tcPr>
-          <w:p>
-            <w:pPr>
-              <w:spacing w:before="40" w:after="40"/>
-            </w:pPr>
-            <w:r>
-              <w:rPr>
-                <w:rFonts w:ascii="Calibri" w:hAnsi="Calibri"/>
-                <w:b w:val="0"/>
-                <w:i w:val="0"/>
-                <w:sz w:val="20"/>
-              </w:rPr>
-              <w:t>Referencia ao usuario do sistema Gerenciador</w:t>
-            </w:r>
-          </w:p>
-        </w:tc>
-      </w:tr>
-      <w:tr>
-        <w:trPr>
-          <w:cantSplit w:val="1"/>
-        </w:trPr>
-        <w:tc>
-          <w:tcPr>
-            <w:tcW w:type="dxa" w:w="2225"/>
-            <w:tcMar>
-              <w:top w:w="60" w:type="dxa"/>
-              <w:bottom w:w="60" w:type="dxa"/>
-              <w:left w:w="100" w:type="dxa"/>
-              <w:right w:w="100" w:type="dxa"/>
-            </w:tcMar>
-          </w:tcPr>
-          <w:p>
-            <w:pPr>
-              <w:spacing w:before="40" w:after="40"/>
-            </w:pPr>
-            <w:r>
-              <w:rPr>
-                <w:rFonts w:ascii="Calibri" w:hAnsi="Calibri"/>
-                <w:b w:val="0"/>
-                <w:i w:val="0"/>
-                <w:sz w:val="20"/>
-              </w:rPr>
-              <w:t>DataVinculo</w:t>
-            </w:r>
-          </w:p>
-        </w:tc>
-        <w:tc>
-          <w:tcPr>
-            <w:tcW w:type="dxa" w:w="2225"/>
-            <w:tcMar>
-              <w:top w:w="60" w:type="dxa"/>
-              <w:bottom w:w="60" w:type="dxa"/>
-              <w:left w:w="100" w:type="dxa"/>
-              <w:right w:w="100" w:type="dxa"/>
-            </w:tcMar>
-          </w:tcPr>
-          <w:p>
-            <w:pPr>
-              <w:spacing w:before="40" w:after="40"/>
-            </w:pPr>
-            <w:r>
-              <w:rPr>
-                <w:rFonts w:ascii="Calibri" w:hAnsi="Calibri"/>
-                <w:b w:val="0"/>
-                <w:i w:val="0"/>
-                <w:sz w:val="20"/>
-              </w:rPr>
-              <w:t>datetime</w:t>
-            </w:r>
-          </w:p>
-        </w:tc>
-        <w:tc>
-          <w:tcPr>
-            <w:tcW w:type="dxa" w:w="2225"/>
-            <w:tcMar>
-              <w:top w:w="60" w:type="dxa"/>
-              <w:bottom w:w="60" w:type="dxa"/>
-              <w:left w:w="100" w:type="dxa"/>
-              <w:right w:w="100" w:type="dxa"/>
-            </w:tcMar>
-          </w:tcPr>
-          <w:p>
-            <w:pPr>
-              <w:spacing w:before="40" w:after="40"/>
-            </w:pPr>
-            <w:r>
-              <w:rPr>
-                <w:rFonts w:ascii="Calibri" w:hAnsi="Calibri"/>
-                <w:b w:val="0"/>
-                <w:i w:val="0"/>
-                <w:sz w:val="20"/>
-              </w:rPr>
-              <w:t>NOT NULL</w:t>
-            </w:r>
-          </w:p>
-        </w:tc>
-        <w:tc>
-          <w:tcPr>
-            <w:tcW w:type="dxa" w:w="2225"/>
-            <w:tcMar>
-              <w:top w:w="60" w:type="dxa"/>
-              <w:bottom w:w="60" w:type="dxa"/>
-              <w:left w:w="100" w:type="dxa"/>
-              <w:right w:w="100" w:type="dxa"/>
-            </w:tcMar>
-          </w:tcPr>
-          <w:p>
-            <w:pPr>
-              <w:spacing w:before="40" w:after="40"/>
-            </w:pPr>
-            <w:r>
-              <w:rPr>
-                <w:rFonts w:ascii="Calibri" w:hAnsi="Calibri"/>
-                <w:b w:val="0"/>
-                <w:i w:val="0"/>
-                <w:sz w:val="20"/>
-              </w:rPr>
-              <w:t>Timestamp em que o vinculo foi criado</w:t>
-            </w:r>
-          </w:p>
-        </w:tc>
-      </w:tr>
-      <w:tr>
-        <w:trPr>
-          <w:cantSplit w:val="1"/>
-        </w:trPr>
-        <w:tc>
-          <w:tcPr>
-            <w:tcW w:type="dxa" w:w="2225"/>
-            <w:tcMar>
-              <w:top w:w="60" w:type="dxa"/>
-              <w:bottom w:w="60" w:type="dxa"/>
-              <w:left w:w="100" w:type="dxa"/>
-              <w:right w:w="100" w:type="dxa"/>
-            </w:tcMar>
-            <w:shd w:val="clear" w:color="auto" w:fill="EBF5FB"/>
-          </w:tcPr>
-          <w:p>
-            <w:pPr>
-              <w:spacing w:before="40" w:after="40"/>
-            </w:pPr>
-            <w:r>
-              <w:rPr>
-                <w:rFonts w:ascii="Calibri" w:hAnsi="Calibri"/>
-                <w:b w:val="0"/>
-                <w:i w:val="0"/>
-                <w:sz w:val="20"/>
-              </w:rPr>
-              <w:t>Ativo</w:t>
-            </w:r>
-          </w:p>
-        </w:tc>
-        <w:tc>
-          <w:tcPr>
-            <w:tcW w:type="dxa" w:w="2225"/>
-            <w:tcMar>
-              <w:top w:w="60" w:type="dxa"/>
-              <w:bottom w:w="60" w:type="dxa"/>
-              <w:left w:w="100" w:type="dxa"/>
-              <w:right w:w="100" w:type="dxa"/>
-            </w:tcMar>
-            <w:shd w:val="clear" w:color="auto" w:fill="EBF5FB"/>
-          </w:tcPr>
-          <w:p>
-            <w:pPr>
-              <w:spacing w:before="40" w:after="40"/>
-            </w:pPr>
-            <w:r>
-              <w:rPr>
-                <w:rFonts w:ascii="Calibri" w:hAnsi="Calibri"/>
-                <w:b w:val="0"/>
-                <w:i w:val="0"/>
-                <w:sz w:val="20"/>
-              </w:rPr>
-              <w:t>bit</w:t>
-            </w:r>
-          </w:p>
-        </w:tc>
-        <w:tc>
-          <w:tcPr>
-            <w:tcW w:type="dxa" w:w="2225"/>
-            <w:tcMar>
-              <w:top w:w="60" w:type="dxa"/>
-              <w:bottom w:w="60" w:type="dxa"/>
-              <w:left w:w="100" w:type="dxa"/>
-              <w:right w:w="100" w:type="dxa"/>
-            </w:tcMar>
-            <w:shd w:val="clear" w:color="auto" w:fill="EBF5FB"/>
-          </w:tcPr>
-          <w:p>
-            <w:pPr>
-              <w:spacing w:before="40" w:after="40"/>
-            </w:pPr>
-            <w:r>
-              <w:rPr>
-                <w:rFonts w:ascii="Calibri" w:hAnsi="Calibri"/>
-                <w:b w:val="0"/>
-                <w:i w:val="0"/>
-                <w:sz w:val="20"/>
-              </w:rPr>
-              <w:t>NOT NULL, DEFAULT 1</w:t>
-            </w:r>
-          </w:p>
-        </w:tc>
-        <w:tc>
-          <w:tcPr>
-            <w:tcW w:type="dxa" w:w="2225"/>
-            <w:tcMar>
-              <w:top w:w="60" w:type="dxa"/>
-              <w:bottom w:w="60" w:type="dxa"/>
-              <w:left w:w="100" w:type="dxa"/>
-              <w:right w:w="100" w:type="dxa"/>
-            </w:tcMar>
-            <w:shd w:val="clear" w:color="auto" w:fill="EBF5FB"/>
-          </w:tcPr>
-          <w:p>
-            <w:pPr>
-              <w:spacing w:before="40" w:after="40"/>
-            </w:pPr>
-            <w:r>
-              <w:rPr>
-                <w:rFonts w:ascii="Calibri" w:hAnsi="Calibri"/>
-                <w:b w:val="0"/>
-                <w:i w:val="0"/>
-                <w:sz w:val="20"/>
-              </w:rPr>
-              <w:t>Flag de soft delete para o vinculo: 1 = ativo, 0 = desvinculado</w:t>
-            </w:r>
-          </w:p>
-        </w:tc>
-      </w:tr>
-    </w:tbl>
-    <w:p>
-      <w:pPr>
-        <w:spacing w:before="0" w:after="160"/>
-      </w:pPr>
-    </w:p>
-    <w:p>
-      <w:pPr>
-        <w:spacing w:before="0" w:after="120"/>
-      </w:pPr>
-      <w:r>
-        <w:rPr>
-          <w:rFonts w:ascii="Calibri" w:hAnsi="Calibri"/>
-          <w:b/>
-          <w:i w:val="0"/>
-          <w:sz w:val="22"/>
-        </w:rPr>
-        <w:t>Restricao de unicidade:</w:t>
-      </w:r>
-      <w:r>
-        <w:rPr>
-          <w:rFonts w:ascii="Calibri" w:hAnsi="Calibri"/>
-          <w:b w:val="0"/>
-          <w:i w:val="0"/>
-          <w:sz w:val="22"/>
-        </w:rPr>
-        <w:t xml:space="preserve"> Par (GrupoId, UsuarioId) deve ser unico para registros com Ativo = 1. Vinculo duplicado e rejeitado com HTTP 409 Conflict.</w:t>
-      </w:r>
-    </w:p>
-    <w:p>
-      <w:pPr>
-        <w:pStyle w:val="Heading2"/>
-        <w:keepNext/>
-        <w:keepLines/>
-      </w:pPr>
-      <w:r>
-        <w:t>3.4 Tabela AuditoriaGrupos</w:t>
-      </w:r>
-    </w:p>
-    <w:tbl>
-      <w:tblPr>
-        <w:tblW w:type="auto" w:w="0"/>
-        <w:tblLook w:firstColumn="1" w:firstRow="1" w:lastColumn="0" w:lastRow="0" w:noHBand="0" w:noVBand="1" w:val="04A0"/>
-        <w:tblBorders>
-          <w:top w:val="single" w:sz="4" w:space="0" w:color="003366"/>
-          <w:left w:val="single" w:sz="4" w:space="0" w:color="003366"/>
-          <w:bottom w:val="single" w:sz="4" w:space="0" w:color="003366"/>
-          <w:right w:val="single" w:sz="4" w:space="0" w:color="003366"/>
-          <w:insideH w:val="single" w:sz="4" w:space="0" w:color="003366"/>
-          <w:insideV w:val="single" w:sz="4" w:space="0" w:color="003366"/>
-        </w:tblBorders>
-      </w:tblPr>
-      <w:tblGrid>
-        <w:gridCol w:w="2225"/>
-        <w:gridCol w:w="2225"/>
-        <w:gridCol w:w="2225"/>
-        <w:gridCol w:w="2225"/>
-      </w:tblGrid>
-      <w:tr>
-        <w:trPr>
-          <w:cantSplit w:val="1"/>
-        </w:trPr>
-        <w:tc>
-          <w:tcPr>
-            <w:tcW w:type="dxa" w:w="2225"/>
-            <w:tcMar>
-              <w:top w:w="60" w:type="dxa"/>
-              <w:bottom w:w="60" w:type="dxa"/>
-              <w:left w:w="100" w:type="dxa"/>
-              <w:right w:w="100" w:type="dxa"/>
-            </w:tcMar>
-            <w:shd w:val="clear" w:color="auto" w:fill="003366"/>
-          </w:tcPr>
-          <w:p>
-            <w:pPr>
-              <w:spacing w:before="40" w:after="40"/>
-            </w:pPr>
-            <w:r>
-              <w:rPr>
-                <w:rFonts w:ascii="Calibri" w:hAnsi="Calibri"/>
-                <w:b/>
-                <w:i w:val="0"/>
-                <w:color w:val="FFFFFF"/>
-                <w:sz w:val="20"/>
-              </w:rPr>
-              <w:t>Campo</w:t>
-            </w:r>
-          </w:p>
-        </w:tc>
-        <w:tc>
-          <w:tcPr>
-            <w:tcW w:type="dxa" w:w="2225"/>
-            <w:tcMar>
-              <w:top w:w="60" w:type="dxa"/>
-              <w:bottom w:w="60" w:type="dxa"/>
-              <w:left w:w="100" w:type="dxa"/>
-              <w:right w:w="100" w:type="dxa"/>
-            </w:tcMar>
-            <w:shd w:val="clear" w:color="auto" w:fill="003366"/>
-          </w:tcPr>
-          <w:p>
-            <w:pPr>
-              <w:spacing w:before="40" w:after="40"/>
-            </w:pPr>
-            <w:r>
-              <w:rPr>
-                <w:rFonts w:ascii="Calibri" w:hAnsi="Calibri"/>
-                <w:b/>
-                <w:i w:val="0"/>
-                <w:color w:val="FFFFFF"/>
-                <w:sz w:val="20"/>
-              </w:rPr>
-              <w:t>Tipo</w:t>
-            </w:r>
-          </w:p>
-        </w:tc>
-        <w:tc>
-          <w:tcPr>
-            <w:tcW w:type="dxa" w:w="2225"/>
-            <w:tcMar>
-              <w:top w:w="60" w:type="dxa"/>
-              <w:bottom w:w="60" w:type="dxa"/>
-              <w:left w:w="100" w:type="dxa"/>
-              <w:right w:w="100" w:type="dxa"/>
-            </w:tcMar>
-            <w:shd w:val="clear" w:color="auto" w:fill="003366"/>
-          </w:tcPr>
-          <w:p>
-            <w:pPr>
-              <w:spacing w:before="40" w:after="40"/>
-            </w:pPr>
-            <w:r>
-              <w:rPr>
-                <w:rFonts w:ascii="Calibri" w:hAnsi="Calibri"/>
-                <w:b/>
-                <w:i w:val="0"/>
-                <w:color w:val="FFFFFF"/>
-                <w:sz w:val="20"/>
-              </w:rPr>
-              <w:t>Restricao</w:t>
-            </w:r>
-          </w:p>
-        </w:tc>
-        <w:tc>
-          <w:tcPr>
-            <w:tcW w:type="dxa" w:w="2225"/>
-            <w:tcMar>
-              <w:top w:w="60" w:type="dxa"/>
-              <w:bottom w:w="60" w:type="dxa"/>
-              <w:left w:w="100" w:type="dxa"/>
-              <w:right w:w="100" w:type="dxa"/>
-            </w:tcMar>
-            <w:shd w:val="clear" w:color="auto" w:fill="003366"/>
-          </w:tcPr>
-          <w:p>
-            <w:pPr>
-              <w:spacing w:before="40" w:after="40"/>
-            </w:pPr>
-            <w:r>
-              <w:rPr>
-                <w:rFonts w:ascii="Calibri" w:hAnsi="Calibri"/>
-                <w:b/>
-                <w:i w:val="0"/>
-                <w:color w:val="FFFFFF"/>
-                <w:sz w:val="20"/>
-              </w:rPr>
-              <w:t>Descricao</w:t>
-            </w:r>
-          </w:p>
-        </w:tc>
-      </w:tr>
-      <w:tr>
-        <w:trPr>
-          <w:cantSplit w:val="1"/>
-        </w:trPr>
-        <w:tc>
-          <w:tcPr>
-            <w:tcW w:type="dxa" w:w="2225"/>
-            <w:tcMar>
-              <w:top w:w="60" w:type="dxa"/>
-              <w:bottom w:w="60" w:type="dxa"/>
-              <w:left w:w="100" w:type="dxa"/>
-              <w:right w:w="100" w:type="dxa"/>
-            </w:tcMar>
-            <w:shd w:val="clear" w:color="auto" w:fill="EBF5FB"/>
-          </w:tcPr>
-          <w:p>
-            <w:pPr>
-              <w:spacing w:before="40" w:after="40"/>
-            </w:pPr>
-            <w:r>
-              <w:rPr>
-                <w:rFonts w:ascii="Calibri" w:hAnsi="Calibri"/>
-                <w:b w:val="0"/>
-                <w:i w:val="0"/>
-                <w:sz w:val="20"/>
-              </w:rPr>
-              <w:t>Id</w:t>
-            </w:r>
-          </w:p>
-        </w:tc>
-        <w:tc>
-          <w:tcPr>
-            <w:tcW w:type="dxa" w:w="2225"/>
-            <w:tcMar>
-              <w:top w:w="60" w:type="dxa"/>
-              <w:bottom w:w="60" w:type="dxa"/>
-              <w:left w:w="100" w:type="dxa"/>
-              <w:right w:w="100" w:type="dxa"/>
-            </w:tcMar>
-            <w:shd w:val="clear" w:color="auto" w:fill="EBF5FB"/>
-          </w:tcPr>
-          <w:p>
-            <w:pPr>
-              <w:spacing w:before="40" w:after="40"/>
-            </w:pPr>
-            <w:r>
-              <w:rPr>
-                <w:rFonts w:ascii="Calibri" w:hAnsi="Calibri"/>
-                <w:b w:val="0"/>
-                <w:i w:val="0"/>
-                <w:sz w:val="20"/>
-              </w:rPr>
-              <w:t>int</w:t>
-            </w:r>
-          </w:p>
-        </w:tc>
-        <w:tc>
-          <w:tcPr>
-            <w:tcW w:type="dxa" w:w="2225"/>
-            <w:tcMar>
-              <w:top w:w="60" w:type="dxa"/>
-              <w:bottom w:w="60" w:type="dxa"/>
-              <w:left w:w="100" w:type="dxa"/>
-              <w:right w:w="100" w:type="dxa"/>
-            </w:tcMar>
-            <w:shd w:val="clear" w:color="auto" w:fill="EBF5FB"/>
-          </w:tcPr>
-          <w:p>
-            <w:pPr>
-              <w:spacing w:before="40" w:after="40"/>
-            </w:pPr>
-            <w:r>
-              <w:rPr>
-                <w:rFonts w:ascii="Calibri" w:hAnsi="Calibri"/>
-                <w:b w:val="0"/>
-                <w:i w:val="0"/>
-                <w:sz w:val="20"/>
-              </w:rPr>
-              <w:t>PK, IDENTITY(1,1), NOT NULL</w:t>
-            </w:r>
-          </w:p>
-        </w:tc>
-        <w:tc>
-          <w:tcPr>
-            <w:tcW w:type="dxa" w:w="2225"/>
-            <w:tcMar>
-              <w:top w:w="60" w:type="dxa"/>
-              <w:bottom w:w="60" w:type="dxa"/>
-              <w:left w:w="100" w:type="dxa"/>
-              <w:right w:w="100" w:type="dxa"/>
-            </w:tcMar>
-            <w:shd w:val="clear" w:color="auto" w:fill="EBF5FB"/>
-          </w:tcPr>
-          <w:p>
-            <w:pPr>
-              <w:spacing w:before="40" w:after="40"/>
-            </w:pPr>
-            <w:r>
-              <w:rPr>
-                <w:rFonts w:ascii="Calibri" w:hAnsi="Calibri"/>
-                <w:b w:val="0"/>
-                <w:i w:val="0"/>
-                <w:sz w:val="20"/>
-              </w:rPr>
-              <w:t>Identificador unico do registro de auditoria</w:t>
-            </w:r>
-          </w:p>
-        </w:tc>
-      </w:tr>
-      <w:tr>
-        <w:trPr>
-          <w:cantSplit w:val="1"/>
-        </w:trPr>
-        <w:tc>
-          <w:tcPr>
-            <w:tcW w:type="dxa" w:w="2225"/>
-            <w:tcMar>
-              <w:top w:w="60" w:type="dxa"/>
-              <w:bottom w:w="60" w:type="dxa"/>
-              <w:left w:w="100" w:type="dxa"/>
-              <w:right w:w="100" w:type="dxa"/>
-            </w:tcMar>
-          </w:tcPr>
-          <w:p>
-            <w:pPr>
-              <w:spacing w:before="40" w:after="40"/>
-            </w:pPr>
-            <w:r>
-              <w:rPr>
-                <w:rFonts w:ascii="Calibri" w:hAnsi="Calibri"/>
-                <w:b w:val="0"/>
-                <w:i w:val="0"/>
-                <w:sz w:val="20"/>
-              </w:rPr>
-              <w:t>GrupoId</w:t>
-            </w:r>
-          </w:p>
-        </w:tc>
-        <w:tc>
-          <w:tcPr>
-            <w:tcW w:type="dxa" w:w="2225"/>
-            <w:tcMar>
-              <w:top w:w="60" w:type="dxa"/>
-              <w:bottom w:w="60" w:type="dxa"/>
-              <w:left w:w="100" w:type="dxa"/>
-              <w:right w:w="100" w:type="dxa"/>
-            </w:tcMar>
-          </w:tcPr>
-          <w:p>
-            <w:pPr>
-              <w:spacing w:before="40" w:after="40"/>
-            </w:pPr>
-            <w:r>
-              <w:rPr>
-                <w:rFonts w:ascii="Calibri" w:hAnsi="Calibri"/>
-                <w:b w:val="0"/>
-                <w:i w:val="0"/>
-                <w:sz w:val="20"/>
-              </w:rPr>
-              <w:t>int</w:t>
-            </w:r>
-          </w:p>
-        </w:tc>
-        <w:tc>
-          <w:tcPr>
-            <w:tcW w:type="dxa" w:w="2225"/>
-            <w:tcMar>
-              <w:top w:w="60" w:type="dxa"/>
-              <w:bottom w:w="60" w:type="dxa"/>
-              <w:left w:w="100" w:type="dxa"/>
-              <w:right w:w="100" w:type="dxa"/>
-            </w:tcMar>
-          </w:tcPr>
-          <w:p>
-            <w:pPr>
-              <w:spacing w:before="40" w:after="40"/>
-            </w:pPr>
-            <w:r>
-              <w:rPr>
-                <w:rFonts w:ascii="Calibri" w:hAnsi="Calibri"/>
-                <w:b w:val="0"/>
-                <w:i w:val="0"/>
-                <w:sz w:val="20"/>
-              </w:rPr>
-              <w:t>FK -&gt; Grupos.Id, NULL</w:t>
-            </w:r>
-          </w:p>
-        </w:tc>
-        <w:tc>
-          <w:tcPr>
-            <w:tcW w:type="dxa" w:w="2225"/>
-            <w:tcMar>
-              <w:top w:w="60" w:type="dxa"/>
-              <w:bottom w:w="60" w:type="dxa"/>
-              <w:left w:w="100" w:type="dxa"/>
-              <w:right w:w="100" w:type="dxa"/>
-            </w:tcMar>
-          </w:tcPr>
-          <w:p>
-            <w:pPr>
-              <w:spacing w:before="40" w:after="40"/>
-            </w:pPr>
-            <w:r>
-              <w:rPr>
-                <w:rFonts w:ascii="Calibri" w:hAnsi="Calibri"/>
-                <w:b w:val="0"/>
-                <w:i w:val="0"/>
-                <w:sz w:val="20"/>
-              </w:rPr>
-              <w:t>Referencia ao grupo afetado; NULL em operacoes que destroem o grupo</w:t>
-            </w:r>
-          </w:p>
-        </w:tc>
-      </w:tr>
-      <w:tr>
-        <w:trPr>
-          <w:cantSplit w:val="1"/>
-        </w:trPr>
-        <w:tc>
-          <w:tcPr>
-            <w:tcW w:type="dxa" w:w="2225"/>
-            <w:tcMar>
-              <w:top w:w="60" w:type="dxa"/>
-              <w:bottom w:w="60" w:type="dxa"/>
-              <w:left w:w="100" w:type="dxa"/>
-              <w:right w:w="100" w:type="dxa"/>
-            </w:tcMar>
-            <w:shd w:val="clear" w:color="auto" w:fill="EBF5FB"/>
-          </w:tcPr>
-          <w:p>
-            <w:pPr>
-              <w:spacing w:before="40" w:after="40"/>
-            </w:pPr>
-            <w:r>
-              <w:rPr>
-                <w:rFonts w:ascii="Calibri" w:hAnsi="Calibri"/>
-                <w:b w:val="0"/>
-                <w:i w:val="0"/>
-                <w:sz w:val="20"/>
-              </w:rPr>
-              <w:t>UsuarioOperadorId</w:t>
+              <w:t>usuario_id</w:t>
             </w:r>
           </w:p>
         </w:tc>
@@ -5081,7 +4752,7 @@
                 <w:i w:val="0"/>
                 <w:sz w:val="20"/>
               </w:rPr>
-              <w:t>ID do usuario autenticado que realizou a operacao (extraido do JWT)</w:t>
+              <w:t>Usuario</w:t>
             </w:r>
           </w:p>
         </w:tc>
@@ -5111,7 +4782,7 @@
                 <w:i w:val="0"/>
                 <w:sz w:val="20"/>
               </w:rPr>
-              <w:t>Acao</w:t>
+              <w:t>função</w:t>
             </w:r>
           </w:p>
         </w:tc>
@@ -5136,7 +4807,7 @@
                 <w:i w:val="0"/>
                 <w:sz w:val="20"/>
               </w:rPr>
-              <w:t>nvarchar(20)</w:t>
+              <w:t>int</w:t>
             </w:r>
           </w:p>
         </w:tc>
@@ -5186,7 +4857,26 @@
                 <w:i w:val="0"/>
                 <w:sz w:val="20"/>
               </w:rPr>
-              <w:t>Tipo da operacao: CREATE, UPDATE, DELETE, ADD_USER, REMOVE_USER</w:t>
+              <w:t xml:space="preserve">Papel: 0 = Usuario, 1 = Administrador (enum </w:t>
+            </w:r>
+            <w:r>
+              <w:rPr>
+                <w:rFonts w:ascii="Courier New" w:hAnsi="Courier New"/>
+                <w:b w:val="0"/>
+                <w:i w:val="0"/>
+                <w:color w:val="333333"/>
+                <w:sz w:val="20"/>
+              </w:rPr>
+              <w:t>FuncaoUsuariosEnum</w:t>
+            </w:r>
+            <w:r>
+              <w:rPr>
+                <w:rFonts w:ascii="Calibri" w:hAnsi="Calibri"/>
+                <w:b w:val="0"/>
+                <w:i w:val="0"/>
+                <w:sz w:val="20"/>
+              </w:rPr>
+              <w:t>)</w:t>
             </w:r>
           </w:p>
         </w:tc>
@@ -5217,7 +4907,7 @@
                 <w:i w:val="0"/>
                 <w:sz w:val="20"/>
               </w:rPr>
-              <w:t>DataHora</w:t>
+              <w:t>escritorio_id</w:t>
             </w:r>
           </w:p>
         </w:tc>
@@ -5243,7 +4933,7 @@
                 <w:i w:val="0"/>
                 <w:sz w:val="20"/>
               </w:rPr>
-              <w:t>datetime</w:t>
+              <w:t>int</w:t>
             </w:r>
           </w:p>
         </w:tc>
@@ -5295,7 +4985,7 @@
                 <w:i w:val="0"/>
                 <w:sz w:val="20"/>
               </w:rPr>
-              <w:t>Timestamp da operacao (UTC)</w:t>
+              <w:t>Escritorio (tenant)</w:t>
             </w:r>
           </w:p>
         </w:tc>
@@ -5325,7 +5015,7 @@
                 <w:i w:val="0"/>
                 <w:sz w:val="20"/>
               </w:rPr>
-              <w:t>Detalhe</w:t>
+              <w:t>excluido</w:t>
             </w:r>
           </w:p>
         </w:tc>
@@ -5350,7 +5040,7 @@
                 <w:i w:val="0"/>
                 <w:sz w:val="20"/>
               </w:rPr>
-              <w:t>nvarchar(max)</w:t>
+              <w:t>int</w:t>
             </w:r>
           </w:p>
         </w:tc>
@@ -5375,7 +5065,7 @@
                 <w:i w:val="0"/>
                 <w:sz w:val="20"/>
               </w:rPr>
-              <w:t>NULL</w:t>
+              <w:t>NOT NULL, DEFAULT 0</w:t>
             </w:r>
           </w:p>
         </w:tc>
@@ -5400,7 +5090,7 @@
                 <w:i w:val="0"/>
                 <w:sz w:val="20"/>
               </w:rPr>
-              <w:t>Payload JSON com detalhes da mudanca (valores anteriores e novos para UPDATE)</w:t>
+              <w:t>Soft delete</w:t>
             </w:r>
           </w:p>
         </w:tc>
@@ -5422,7 +5112,7 @@
           <w:i w:val="0"/>
           <w:sz w:val="22"/>
         </w:rPr>
-        <w:t>Nota:</w:t>
+        <w:t>Regra:</w:t>
       </w:r>
       <w:r>
         <w:rPr>
@@ -5431,7 +5121,68 @@
           <w:i w:val="0"/>
           <w:sz w:val="22"/>
         </w:rPr>
-        <w:t xml:space="preserve"> A tabela AuditoriaGrupos e implementada na Sprint 2 (AG-23). O endpoint POST /grupos/{id}/auditoria e interno — chamado pelo proprio Service, nunca exposto diretamente ao cliente.</w:t>
+        <w:t xml:space="preserve"> </w:t>
+      </w:r>
+      <w:r>
+        <w:rPr>
+          <w:rFonts w:ascii="Courier New" w:hAnsi="Courier New"/>
+          <w:b w:val="0"/>
+          <w:i w:val="0"/>
+          <w:color w:val="333333"/>
+          <w:sz w:val="20"/>
+        </w:rPr>
+        <w:t>alterarfuncaodousuario</w:t>
+      </w:r>
+      <w:r>
+        <w:rPr>
+          <w:rFonts w:ascii="Calibri" w:hAnsi="Calibri"/>
+          <w:b w:val="0"/>
+          <w:i w:val="0"/>
+          <w:sz w:val="22"/>
+        </w:rPr>
+        <w:t xml:space="preserve"> altera a função (Usuario/Administrador) de um usuário.</w:t>
+      </w:r>
+    </w:p>
+    <w:p>
+      <w:pPr>
+        <w:pStyle w:val="Heading2"/>
+        <w:keepNext/>
+        <w:keepLines/>
+      </w:pPr>
+      <w:r>
+        <w:t>3.4 Auditoria — *(Planejado — Sprint 2, AG-23)*</w:t>
+      </w:r>
+    </w:p>
+    <w:p>
+      <w:pPr>
+        <w:spacing w:before="0" w:after="120"/>
+      </w:pPr>
+      <w:r>
+        <w:rPr>
+          <w:rFonts w:ascii="Calibri" w:hAnsi="Calibri"/>
+          <w:b w:val="0"/>
+          <w:i w:val="0"/>
+          <w:sz w:val="22"/>
+        </w:rPr>
+        <w:t xml:space="preserve">A trilha de auditoria das operações de escrita esta planejada para a Sprint 2 e </w:t>
+      </w:r>
+      <w:r>
+        <w:rPr>
+          <w:rFonts w:ascii="Calibri" w:hAnsi="Calibri"/>
+          <w:b/>
+          <w:i w:val="0"/>
+          <w:sz w:val="22"/>
+        </w:rPr>
+        <w:t>ainda não foi implementada</w:t>
+      </w:r>
+      <w:r>
+        <w:rPr>
+          <w:rFonts w:ascii="Calibri" w:hAnsi="Calibri"/>
+          <w:b w:val="0"/>
+          <w:i w:val="0"/>
+          <w:sz w:val="22"/>
+        </w:rPr>
+        <w:t xml:space="preserve"> no código. O modelo de dados será definido na entrega de AG-23.</w:t>
       </w:r>
     </w:p>
     <w:p>
@@ -5444,7 +5195,7 @@
         </w:pBdr>
       </w:pPr>
       <w:r>
-        <w:t>4. Endpoints da API</w:t>
+        <w:t>4. Endpoints da API (controller GerenciarGruposController — rota base `api/gerenciar/grupos`)</w:t>
       </w:r>
     </w:p>
     <w:tbl>
@@ -5494,7 +5245,7 @@
                 <w:color w:val="FFFFFF"/>
                 <w:sz w:val="20"/>
               </w:rPr>
-              <w:t>Metodo</w:t>
+              <w:t>Método</w:t>
             </w:r>
           </w:p>
         </w:tc>
@@ -5521,7 +5272,7 @@
                 <w:color w:val="FFFFFF"/>
                 <w:sz w:val="20"/>
               </w:rPr>
-              <w:t>Endpoint</w:t>
+              <w:t>Ação</w:t>
             </w:r>
           </w:p>
         </w:tc>
@@ -5548,7 +5299,7 @@
                 <w:color w:val="FFFFFF"/>
                 <w:sz w:val="20"/>
               </w:rPr>
-              <w:t>Descricao</w:t>
+              <w:t>Descrição</w:t>
             </w:r>
           </w:p>
         </w:tc>
@@ -5633,7 +5384,7 @@
                 <w:i w:val="0"/>
                 <w:sz w:val="20"/>
               </w:rPr>
-              <w:t>POST</w:t>
+              <w:t>GET</w:t>
             </w:r>
           </w:p>
         </w:tc>
@@ -5659,7 +5410,7 @@
                 <w:i w:val="0"/>
                 <w:sz w:val="20"/>
               </w:rPr>
-              <w:t>/grupos</w:t>
+              <w:t>listargrupo</w:t>
             </w:r>
           </w:p>
         </w:tc>
@@ -5685,7 +5436,7 @@
                 <w:i w:val="0"/>
                 <w:sz w:val="20"/>
               </w:rPr>
-              <w:t>Criar novo grupo com nome, descricao e permissoes iniciais</w:t>
+              <w:t>Listar grupos (paginado)</w:t>
             </w:r>
           </w:p>
         </w:tc>
@@ -5711,7 +5462,7 @@
                 <w:i w:val="0"/>
                 <w:sz w:val="20"/>
               </w:rPr>
-              <w:t>AG-20 (RF-01)</w:t>
+              <w:t>AG-20 (RF-02)</w:t>
             </w:r>
           </w:p>
         </w:tc>
@@ -5737,7 +5488,7 @@
                 <w:i w:val="0"/>
                 <w:sz w:val="20"/>
               </w:rPr>
-              <w:t>Implementado Sprint 1 (PR #11)</w:t>
+              <w:t>Implementado Sprint 1 (MR !1)</w:t>
             </w:r>
           </w:p>
         </w:tc>
@@ -5792,7 +5543,7 @@
                 <w:i w:val="0"/>
                 <w:sz w:val="20"/>
               </w:rPr>
-              <w:t>/grupos</w:t>
+              <w:t>buscargrupoporid</w:t>
             </w:r>
           </w:p>
         </w:tc>
@@ -5817,7 +5568,7 @@
                 <w:i w:val="0"/>
                 <w:sz w:val="20"/>
               </w:rPr>
-              <w:t>Listar todos os grupos ativos (Ativo = 1); suporta paginacao e filtro por nome</w:t>
+              <w:t>Listar os usuários de um grupo</w:t>
             </w:r>
           </w:p>
         </w:tc>
@@ -5867,537 +5618,7 @@
                 <w:i w:val="0"/>
                 <w:sz w:val="20"/>
               </w:rPr>
-              <w:t>Implementado Sprint 1 (PR #12)</w:t>
-            </w:r>
-          </w:p>
-        </w:tc>
-      </w:tr>
-      <w:tr>
-        <w:trPr>
-          <w:cantSplit w:val="1"/>
-        </w:trPr>
-        <w:tc>
-          <w:tcPr>
-            <w:tcW w:type="dxa" w:w="1780"/>
-            <w:tcMar>
-              <w:top w:w="60" w:type="dxa"/>
-              <w:bottom w:w="60" w:type="dxa"/>
-              <w:left w:w="100" w:type="dxa"/>
-              <w:right w:w="100" w:type="dxa"/>
-            </w:tcMar>
-            <w:shd w:val="clear" w:color="auto" w:fill="EBF5FB"/>
-          </w:tcPr>
-          <w:p>
-            <w:pPr>
-              <w:spacing w:before="40" w:after="40"/>
-            </w:pPr>
-            <w:r>
-              <w:rPr>
-                <w:rFonts w:ascii="Calibri" w:hAnsi="Calibri"/>
-                <w:b w:val="0"/>
-                <w:i w:val="0"/>
-                <w:sz w:val="20"/>
-              </w:rPr>
-              <w:t>GET</w:t>
-            </w:r>
-          </w:p>
-        </w:tc>
-        <w:tc>
-          <w:tcPr>
-            <w:tcW w:type="dxa" w:w="1780"/>
-            <w:tcMar>
-              <w:top w:w="60" w:type="dxa"/>
-              <w:bottom w:w="60" w:type="dxa"/>
-              <w:left w:w="100" w:type="dxa"/>
-              <w:right w:w="100" w:type="dxa"/>
-            </w:tcMar>
-            <w:shd w:val="clear" w:color="auto" w:fill="EBF5FB"/>
-          </w:tcPr>
-          <w:p>
-            <w:pPr>
-              <w:spacing w:before="40" w:after="40"/>
-            </w:pPr>
-            <w:r>
-              <w:rPr>
-                <w:rFonts w:ascii="Calibri" w:hAnsi="Calibri"/>
-                <w:b w:val="0"/>
-                <w:i w:val="0"/>
-                <w:sz w:val="20"/>
-              </w:rPr>
-              <w:t>/grupos/{id}</w:t>
-            </w:r>
-          </w:p>
-        </w:tc>
-        <w:tc>
-          <w:tcPr>
-            <w:tcW w:type="dxa" w:w="1780"/>
-            <w:tcMar>
-              <w:top w:w="60" w:type="dxa"/>
-              <w:bottom w:w="60" w:type="dxa"/>
-              <w:left w:w="100" w:type="dxa"/>
-              <w:right w:w="100" w:type="dxa"/>
-            </w:tcMar>
-            <w:shd w:val="clear" w:color="auto" w:fill="EBF5FB"/>
-          </w:tcPr>
-          <w:p>
-            <w:pPr>
-              <w:spacing w:before="40" w:after="40"/>
-            </w:pPr>
-            <w:r>
-              <w:rPr>
-                <w:rFonts w:ascii="Calibri" w:hAnsi="Calibri"/>
-                <w:b w:val="0"/>
-                <w:i w:val="0"/>
-                <w:sz w:val="20"/>
-              </w:rPr>
-              <w:t>Buscar grupo especifico por ID, retornando dados completos incluindo permissoes e lista de usuarios</w:t>
-            </w:r>
-          </w:p>
-        </w:tc>
-        <w:tc>
-          <w:tcPr>
-            <w:tcW w:type="dxa" w:w="1780"/>
-            <w:tcMar>
-              <w:top w:w="60" w:type="dxa"/>
-              <w:bottom w:w="60" w:type="dxa"/>
-              <w:left w:w="100" w:type="dxa"/>
-              <w:right w:w="100" w:type="dxa"/>
-            </w:tcMar>
-            <w:shd w:val="clear" w:color="auto" w:fill="EBF5FB"/>
-          </w:tcPr>
-          <w:p>
-            <w:pPr>
-              <w:spacing w:before="40" w:after="40"/>
-            </w:pPr>
-            <w:r>
-              <w:rPr>
-                <w:rFonts w:ascii="Calibri" w:hAnsi="Calibri"/>
-                <w:b w:val="0"/>
-                <w:i w:val="0"/>
-                <w:sz w:val="20"/>
-              </w:rPr>
-              <w:t>AG-20 (RF-02)</w:t>
-            </w:r>
-          </w:p>
-        </w:tc>
-        <w:tc>
-          <w:tcPr>
-            <w:tcW w:type="dxa" w:w="1780"/>
-            <w:tcMar>
-              <w:top w:w="60" w:type="dxa"/>
-              <w:bottom w:w="60" w:type="dxa"/>
-              <w:left w:w="100" w:type="dxa"/>
-              <w:right w:w="100" w:type="dxa"/>
-            </w:tcMar>
-            <w:shd w:val="clear" w:color="auto" w:fill="EBF5FB"/>
-          </w:tcPr>
-          <w:p>
-            <w:pPr>
-              <w:spacing w:before="40" w:after="40"/>
-            </w:pPr>
-            <w:r>
-              <w:rPr>
-                <w:rFonts w:ascii="Calibri" w:hAnsi="Calibri"/>
-                <w:b w:val="0"/>
-                <w:i w:val="0"/>
-                <w:sz w:val="20"/>
-              </w:rPr>
-              <w:t>Implementado Sprint 1 (PR #12)</w:t>
-            </w:r>
-          </w:p>
-        </w:tc>
-      </w:tr>
-      <w:tr>
-        <w:trPr>
-          <w:cantSplit w:val="1"/>
-        </w:trPr>
-        <w:tc>
-          <w:tcPr>
-            <w:tcW w:type="dxa" w:w="1780"/>
-            <w:tcMar>
-              <w:top w:w="60" w:type="dxa"/>
-              <w:bottom w:w="60" w:type="dxa"/>
-              <w:left w:w="100" w:type="dxa"/>
-              <w:right w:w="100" w:type="dxa"/>
-            </w:tcMar>
-          </w:tcPr>
-          <w:p>
-            <w:pPr>
-              <w:spacing w:before="40" w:after="40"/>
-            </w:pPr>
-            <w:r>
-              <w:rPr>
-                <w:rFonts w:ascii="Calibri" w:hAnsi="Calibri"/>
-                <w:b w:val="0"/>
-                <w:i w:val="0"/>
-                <w:sz w:val="20"/>
-              </w:rPr>
-              <w:t>PUT</w:t>
-            </w:r>
-          </w:p>
-        </w:tc>
-        <w:tc>
-          <w:tcPr>
-            <w:tcW w:type="dxa" w:w="1780"/>
-            <w:tcMar>
-              <w:top w:w="60" w:type="dxa"/>
-              <w:bottom w:w="60" w:type="dxa"/>
-              <w:left w:w="100" w:type="dxa"/>
-              <w:right w:w="100" w:type="dxa"/>
-            </w:tcMar>
-          </w:tcPr>
-          <w:p>
-            <w:pPr>
-              <w:spacing w:before="40" w:after="40"/>
-            </w:pPr>
-            <w:r>
-              <w:rPr>
-                <w:rFonts w:ascii="Calibri" w:hAnsi="Calibri"/>
-                <w:b w:val="0"/>
-                <w:i w:val="0"/>
-                <w:sz w:val="20"/>
-              </w:rPr>
-              <w:t>/grupos/{id}</w:t>
-            </w:r>
-          </w:p>
-        </w:tc>
-        <w:tc>
-          <w:tcPr>
-            <w:tcW w:type="dxa" w:w="1780"/>
-            <w:tcMar>
-              <w:top w:w="60" w:type="dxa"/>
-              <w:bottom w:w="60" w:type="dxa"/>
-              <w:left w:w="100" w:type="dxa"/>
-              <w:right w:w="100" w:type="dxa"/>
-            </w:tcMar>
-          </w:tcPr>
-          <w:p>
-            <w:pPr>
-              <w:spacing w:before="40" w:after="40"/>
-            </w:pPr>
-            <w:r>
-              <w:rPr>
-                <w:rFonts w:ascii="Calibri" w:hAnsi="Calibri"/>
-                <w:b w:val="0"/>
-                <w:i w:val="0"/>
-                <w:sz w:val="20"/>
-              </w:rPr>
-              <w:t>Atualizar nome e/ou descricao do grupo</w:t>
-            </w:r>
-          </w:p>
-        </w:tc>
-        <w:tc>
-          <w:tcPr>
-            <w:tcW w:type="dxa" w:w="1780"/>
-            <w:tcMar>
-              <w:top w:w="60" w:type="dxa"/>
-              <w:bottom w:w="60" w:type="dxa"/>
-              <w:left w:w="100" w:type="dxa"/>
-              <w:right w:w="100" w:type="dxa"/>
-            </w:tcMar>
-          </w:tcPr>
-          <w:p>
-            <w:pPr>
-              <w:spacing w:before="40" w:after="40"/>
-            </w:pPr>
-            <w:r>
-              <w:rPr>
-                <w:rFonts w:ascii="Calibri" w:hAnsi="Calibri"/>
-                <w:b w:val="0"/>
-                <w:i w:val="0"/>
-                <w:sz w:val="20"/>
-              </w:rPr>
-              <w:t>AG-20 (RF-03)</w:t>
-            </w:r>
-          </w:p>
-        </w:tc>
-        <w:tc>
-          <w:tcPr>
-            <w:tcW w:type="dxa" w:w="1780"/>
-            <w:tcMar>
-              <w:top w:w="60" w:type="dxa"/>
-              <w:bottom w:w="60" w:type="dxa"/>
-              <w:left w:w="100" w:type="dxa"/>
-              <w:right w:w="100" w:type="dxa"/>
-            </w:tcMar>
-          </w:tcPr>
-          <w:p>
-            <w:pPr>
-              <w:spacing w:before="40" w:after="40"/>
-            </w:pPr>
-            <w:r>
-              <w:rPr>
-                <w:rFonts w:ascii="Calibri" w:hAnsi="Calibri"/>
-                <w:b w:val="0"/>
-                <w:i w:val="0"/>
-                <w:sz w:val="20"/>
-              </w:rPr>
-              <w:t>Implementado Sprint 1 (PR #12)</w:t>
-            </w:r>
-          </w:p>
-        </w:tc>
-      </w:tr>
-      <w:tr>
-        <w:trPr>
-          <w:cantSplit w:val="1"/>
-        </w:trPr>
-        <w:tc>
-          <w:tcPr>
-            <w:tcW w:type="dxa" w:w="1780"/>
-            <w:tcMar>
-              <w:top w:w="60" w:type="dxa"/>
-              <w:bottom w:w="60" w:type="dxa"/>
-              <w:left w:w="100" w:type="dxa"/>
-              <w:right w:w="100" w:type="dxa"/>
-            </w:tcMar>
-            <w:shd w:val="clear" w:color="auto" w:fill="EBF5FB"/>
-          </w:tcPr>
-          <w:p>
-            <w:pPr>
-              <w:spacing w:before="40" w:after="40"/>
-            </w:pPr>
-            <w:r>
-              <w:rPr>
-                <w:rFonts w:ascii="Calibri" w:hAnsi="Calibri"/>
-                <w:b w:val="0"/>
-                <w:i w:val="0"/>
-                <w:sz w:val="20"/>
-              </w:rPr>
-              <w:t>DELETE</w:t>
-            </w:r>
-          </w:p>
-        </w:tc>
-        <w:tc>
-          <w:tcPr>
-            <w:tcW w:type="dxa" w:w="1780"/>
-            <w:tcMar>
-              <w:top w:w="60" w:type="dxa"/>
-              <w:bottom w:w="60" w:type="dxa"/>
-              <w:left w:w="100" w:type="dxa"/>
-              <w:right w:w="100" w:type="dxa"/>
-            </w:tcMar>
-            <w:shd w:val="clear" w:color="auto" w:fill="EBF5FB"/>
-          </w:tcPr>
-          <w:p>
-            <w:pPr>
-              <w:spacing w:before="40" w:after="40"/>
-            </w:pPr>
-            <w:r>
-              <w:rPr>
-                <w:rFonts w:ascii="Calibri" w:hAnsi="Calibri"/>
-                <w:b w:val="0"/>
-                <w:i w:val="0"/>
-                <w:sz w:val="20"/>
-              </w:rPr>
-              <w:t>/grupos/{id}</w:t>
-            </w:r>
-          </w:p>
-        </w:tc>
-        <w:tc>
-          <w:tcPr>
-            <w:tcW w:type="dxa" w:w="1780"/>
-            <w:tcMar>
-              <w:top w:w="60" w:type="dxa"/>
-              <w:bottom w:w="60" w:type="dxa"/>
-              <w:left w:w="100" w:type="dxa"/>
-              <w:right w:w="100" w:type="dxa"/>
-            </w:tcMar>
-            <w:shd w:val="clear" w:color="auto" w:fill="EBF5FB"/>
-          </w:tcPr>
-          <w:p>
-            <w:pPr>
-              <w:spacing w:before="40" w:after="40"/>
-            </w:pPr>
-            <w:r>
-              <w:rPr>
-                <w:rFonts w:ascii="Calibri" w:hAnsi="Calibri"/>
-                <w:b w:val="0"/>
-                <w:i w:val="0"/>
-                <w:sz w:val="20"/>
-              </w:rPr>
-              <w:t>Soft delete do grupo (Ativo = 0); nao remove fisicamente o registro</w:t>
-            </w:r>
-          </w:p>
-        </w:tc>
-        <w:tc>
-          <w:tcPr>
-            <w:tcW w:type="dxa" w:w="1780"/>
-            <w:tcMar>
-              <w:top w:w="60" w:type="dxa"/>
-              <w:bottom w:w="60" w:type="dxa"/>
-              <w:left w:w="100" w:type="dxa"/>
-              <w:right w:w="100" w:type="dxa"/>
-            </w:tcMar>
-            <w:shd w:val="clear" w:color="auto" w:fill="EBF5FB"/>
-          </w:tcPr>
-          <w:p>
-            <w:pPr>
-              <w:spacing w:before="40" w:after="40"/>
-            </w:pPr>
-            <w:r>
-              <w:rPr>
-                <w:rFonts w:ascii="Calibri" w:hAnsi="Calibri"/>
-                <w:b w:val="0"/>
-                <w:i w:val="0"/>
-                <w:sz w:val="20"/>
-              </w:rPr>
-              <w:t>AG-20 (RF-04)</w:t>
-            </w:r>
-          </w:p>
-        </w:tc>
-        <w:tc>
-          <w:tcPr>
-            <w:tcW w:type="dxa" w:w="1780"/>
-            <w:tcMar>
-              <w:top w:w="60" w:type="dxa"/>
-              <w:bottom w:w="60" w:type="dxa"/>
-              <w:left w:w="100" w:type="dxa"/>
-              <w:right w:w="100" w:type="dxa"/>
-            </w:tcMar>
-            <w:shd w:val="clear" w:color="auto" w:fill="EBF5FB"/>
-          </w:tcPr>
-          <w:p>
-            <w:pPr>
-              <w:spacing w:before="40" w:after="40"/>
-            </w:pPr>
-            <w:r>
-              <w:rPr>
-                <w:rFonts w:ascii="Calibri" w:hAnsi="Calibri"/>
-                <w:b w:val="0"/>
-                <w:i w:val="0"/>
-                <w:sz w:val="20"/>
-              </w:rPr>
-              <w:t>Implementado Sprint 1 (PR #12)</w:t>
-            </w:r>
-          </w:p>
-        </w:tc>
-      </w:tr>
-      <w:tr>
-        <w:trPr>
-          <w:cantSplit w:val="1"/>
-        </w:trPr>
-        <w:tc>
-          <w:tcPr>
-            <w:tcW w:type="dxa" w:w="1780"/>
-            <w:tcMar>
-              <w:top w:w="60" w:type="dxa"/>
-              <w:bottom w:w="60" w:type="dxa"/>
-              <w:left w:w="100" w:type="dxa"/>
-              <w:right w:w="100" w:type="dxa"/>
-            </w:tcMar>
-          </w:tcPr>
-          <w:p>
-            <w:pPr>
-              <w:spacing w:before="40" w:after="40"/>
-            </w:pPr>
-            <w:r>
-              <w:rPr>
-                <w:rFonts w:ascii="Calibri" w:hAnsi="Calibri"/>
-                <w:b w:val="0"/>
-                <w:i w:val="0"/>
-                <w:sz w:val="20"/>
-              </w:rPr>
-              <w:t>PUT</w:t>
-            </w:r>
-          </w:p>
-        </w:tc>
-        <w:tc>
-          <w:tcPr>
-            <w:tcW w:type="dxa" w:w="1780"/>
-            <w:tcMar>
-              <w:top w:w="60" w:type="dxa"/>
-              <w:bottom w:w="60" w:type="dxa"/>
-              <w:left w:w="100" w:type="dxa"/>
-              <w:right w:w="100" w:type="dxa"/>
-            </w:tcMar>
-          </w:tcPr>
-          <w:p>
-            <w:pPr>
-              <w:spacing w:before="40" w:after="40"/>
-            </w:pPr>
-            <w:r>
-              <w:rPr>
-                <w:rFonts w:ascii="Calibri" w:hAnsi="Calibri"/>
-                <w:b w:val="0"/>
-                <w:i w:val="0"/>
-                <w:sz w:val="20"/>
-              </w:rPr>
-              <w:t>/grupos/{id}/permissoes</w:t>
-            </w:r>
-          </w:p>
-        </w:tc>
-        <w:tc>
-          <w:tcPr>
-            <w:tcW w:type="dxa" w:w="1780"/>
-            <w:tcMar>
-              <w:top w:w="60" w:type="dxa"/>
-              <w:bottom w:w="60" w:type="dxa"/>
-              <w:left w:w="100" w:type="dxa"/>
-              <w:right w:w="100" w:type="dxa"/>
-            </w:tcMar>
-          </w:tcPr>
-          <w:p>
-            <w:pPr>
-              <w:spacing w:before="40" w:after="40"/>
-            </w:pPr>
-            <w:r>
-              <w:rPr>
-                <w:rFonts w:ascii="Calibri" w:hAnsi="Calibri"/>
-                <w:b w:val="0"/>
-                <w:i w:val="0"/>
-                <w:sz w:val="20"/>
-              </w:rPr>
-              <w:t>Substituir completamente as permissoes do grupo; operacao atomica em transacao</w:t>
-            </w:r>
-          </w:p>
-        </w:tc>
-        <w:tc>
-          <w:tcPr>
-            <w:tcW w:type="dxa" w:w="1780"/>
-            <w:tcMar>
-              <w:top w:w="60" w:type="dxa"/>
-              <w:bottom w:w="60" w:type="dxa"/>
-              <w:left w:w="100" w:type="dxa"/>
-              <w:right w:w="100" w:type="dxa"/>
-            </w:tcMar>
-          </w:tcPr>
-          <w:p>
-            <w:pPr>
-              <w:spacing w:before="40" w:after="40"/>
-            </w:pPr>
-            <w:r>
-              <w:rPr>
-                <w:rFonts w:ascii="Calibri" w:hAnsi="Calibri"/>
-                <w:b w:val="0"/>
-                <w:i w:val="0"/>
-                <w:sz w:val="20"/>
-              </w:rPr>
-              <w:t>AG-21 (RF-05)</w:t>
-            </w:r>
-          </w:p>
-        </w:tc>
-        <w:tc>
-          <w:tcPr>
-            <w:tcW w:type="dxa" w:w="1780"/>
-            <w:tcMar>
-              <w:top w:w="60" w:type="dxa"/>
-              <w:bottom w:w="60" w:type="dxa"/>
-              <w:left w:w="100" w:type="dxa"/>
-              <w:right w:w="100" w:type="dxa"/>
-            </w:tcMar>
-          </w:tcPr>
-          <w:p>
-            <w:pPr>
-              <w:spacing w:before="40" w:after="40"/>
-            </w:pPr>
-            <w:r>
-              <w:rPr>
-                <w:rFonts w:ascii="Calibri" w:hAnsi="Calibri"/>
-                <w:b w:val="0"/>
-                <w:i w:val="0"/>
-                <w:sz w:val="20"/>
-              </w:rPr>
-              <w:t>Implementado Sprint 1 (PR #13)</w:t>
+              <w:t>Implementado Sprint 1 (MR !2)</w:t>
             </w:r>
           </w:p>
         </w:tc>
@@ -6454,7 +5675,7 @@
                 <w:i w:val="0"/>
                 <w:sz w:val="20"/>
               </w:rPr>
-              <w:t>/grupos/{id}/usuarios</w:t>
+              <w:t>incluirgrupo</w:t>
             </w:r>
           </w:p>
         </w:tc>
@@ -6480,7 +5701,7 @@
                 <w:i w:val="0"/>
                 <w:sz w:val="20"/>
               </w:rPr>
-              <w:t>Vincular usuario ao grupo; propaga ao ms.temis.vinculos</w:t>
+              <w:t>Criar grupo com nome e lista de membros; nome duplicado -&gt; 400 "Grupo já existe"</w:t>
             </w:r>
           </w:p>
         </w:tc>
@@ -6506,7 +5727,7 @@
                 <w:i w:val="0"/>
                 <w:sz w:val="20"/>
               </w:rPr>
-              <w:t>AG-22 (RF-06)</w:t>
+              <w:t>AG-20 (RF-01)</w:t>
             </w:r>
           </w:p>
         </w:tc>
@@ -6532,7 +5753,7 @@
                 <w:i w:val="0"/>
                 <w:sz w:val="20"/>
               </w:rPr>
-              <w:t>Implementado Sprint 1 (PR #14)</w:t>
+              <w:t>Implementado Sprint 1 (MR !1)</w:t>
             </w:r>
           </w:p>
         </w:tc>
@@ -6562,7 +5783,7 @@
                 <w:i w:val="0"/>
                 <w:sz w:val="20"/>
               </w:rPr>
-              <w:t>DELETE</w:t>
+              <w:t>POST</w:t>
             </w:r>
           </w:p>
         </w:tc>
@@ -6587,7 +5808,7 @@
                 <w:i w:val="0"/>
                 <w:sz w:val="20"/>
               </w:rPr>
-              <w:t>/grupos/{id}/usuarios/{uid}</w:t>
+              <w:t>alterargrupo</w:t>
             </w:r>
           </w:p>
         </w:tc>
@@ -6612,7 +5833,7 @@
                 <w:i w:val="0"/>
                 <w:sz w:val="20"/>
               </w:rPr>
-              <w:t>Desvincular usuario do grupo; propaga ao ms.temis.vinculos</w:t>
+              <w:t>Alterar grupo e seus membros</w:t>
             </w:r>
           </w:p>
         </w:tc>
@@ -6637,7 +5858,7 @@
                 <w:i w:val="0"/>
                 <w:sz w:val="20"/>
               </w:rPr>
-              <w:t>AG-22 (RF-06)</w:t>
+              <w:t>AG-20 (RF-03)</w:t>
             </w:r>
           </w:p>
         </w:tc>
@@ -6662,7 +5883,7 @@
                 <w:i w:val="0"/>
                 <w:sz w:val="20"/>
               </w:rPr>
-              <w:t>Implementado Sprint 1 (PR #15)</w:t>
+              <w:t>Implementado Sprint 1 (MR !2)</w:t>
             </w:r>
           </w:p>
         </w:tc>
@@ -6719,7 +5940,7 @@
                 <w:i w:val="0"/>
                 <w:sz w:val="20"/>
               </w:rPr>
-              <w:t>/grupos/{id}/auditoria</w:t>
+              <w:t>excluirgrupo</w:t>
             </w:r>
           </w:p>
         </w:tc>
@@ -6745,7 +5966,7 @@
                 <w:i w:val="0"/>
                 <w:sz w:val="20"/>
               </w:rPr>
-              <w:t>(Interno) Registrar entrada de auditoria para operacao critica</w:t>
+              <w:t>Excluir grupo (com opção de notificar membros)</w:t>
             </w:r>
           </w:p>
         </w:tc>
@@ -6771,7 +5992,7 @@
                 <w:i w:val="0"/>
                 <w:sz w:val="20"/>
               </w:rPr>
-              <w:t>AG-23 (RF-07)</w:t>
+              <w:t>AG-20 (RF-04)</w:t>
             </w:r>
           </w:p>
         </w:tc>
@@ -6797,7 +6018,7 @@
                 <w:i w:val="0"/>
                 <w:sz w:val="20"/>
               </w:rPr>
-              <w:t>Em desenvolvimento Sprint 2</w:t>
+              <w:t>Implementado Sprint 1 (MR !2)</w:t>
             </w:r>
           </w:p>
         </w:tc>
@@ -6827,7 +6048,7 @@
                 <w:i w:val="0"/>
                 <w:sz w:val="20"/>
               </w:rPr>
-              <w:t>GET</w:t>
+              <w:t>POST</w:t>
             </w:r>
           </w:p>
         </w:tc>
@@ -6852,7 +6073,7 @@
                 <w:i w:val="0"/>
                 <w:sz w:val="20"/>
               </w:rPr>
-              <w:t>/grupos/relatorio</w:t>
+              <w:t>ativardesativar</w:t>
             </w:r>
           </w:p>
         </w:tc>
@@ -6877,7 +6098,7 @@
                 <w:i w:val="0"/>
                 <w:sz w:val="20"/>
               </w:rPr>
-              <w:t>Relatorio consolidado de grupos, usuarios e permissoes; suporta filtros e exportacao CSV</w:t>
+              <w:t>Ativar/desativar grupo</w:t>
             </w:r>
           </w:p>
         </w:tc>
@@ -6902,7 +6123,7 @@
                 <w:i w:val="0"/>
                 <w:sz w:val="20"/>
               </w:rPr>
-              <w:t>AG-25 (RF-09)</w:t>
+              <w:t>AG-20 (RF-03)</w:t>
             </w:r>
           </w:p>
         </w:tc>
@@ -6927,7 +6148,272 @@
                 <w:i w:val="0"/>
                 <w:sz w:val="20"/>
               </w:rPr>
-              <w:t>Previsto Sprint 3</w:t>
+              <w:t>Implementado Sprint 1 (MR !2)</w:t>
+            </w:r>
+          </w:p>
+        </w:tc>
+      </w:tr>
+      <w:tr>
+        <w:trPr>
+          <w:cantSplit w:val="1"/>
+        </w:trPr>
+        <w:tc>
+          <w:tcPr>
+            <w:tcW w:type="dxa" w:w="1780"/>
+            <w:tcMar>
+              <w:top w:w="60" w:type="dxa"/>
+              <w:bottom w:w="60" w:type="dxa"/>
+              <w:left w:w="100" w:type="dxa"/>
+              <w:right w:w="100" w:type="dxa"/>
+            </w:tcMar>
+            <w:shd w:val="clear" w:color="auto" w:fill="EBF5FB"/>
+          </w:tcPr>
+          <w:p>
+            <w:pPr>
+              <w:spacing w:before="40" w:after="40"/>
+            </w:pPr>
+            <w:r>
+              <w:rPr>
+                <w:rFonts w:ascii="Calibri" w:hAnsi="Calibri"/>
+                <w:b w:val="0"/>
+                <w:i w:val="0"/>
+                <w:sz w:val="20"/>
+              </w:rPr>
+              <w:t>POST</w:t>
+            </w:r>
+          </w:p>
+        </w:tc>
+        <w:tc>
+          <w:tcPr>
+            <w:tcW w:type="dxa" w:w="1780"/>
+            <w:tcMar>
+              <w:top w:w="60" w:type="dxa"/>
+              <w:bottom w:w="60" w:type="dxa"/>
+              <w:left w:w="100" w:type="dxa"/>
+              <w:right w:w="100" w:type="dxa"/>
+            </w:tcMar>
+            <w:shd w:val="clear" w:color="auto" w:fill="EBF5FB"/>
+          </w:tcPr>
+          <w:p>
+            <w:pPr>
+              <w:spacing w:before="40" w:after="40"/>
+            </w:pPr>
+            <w:r>
+              <w:rPr>
+                <w:rFonts w:ascii="Calibri" w:hAnsi="Calibri"/>
+                <w:b w:val="0"/>
+                <w:i w:val="0"/>
+                <w:sz w:val="20"/>
+              </w:rPr>
+              <w:t>removerusuario</w:t>
+            </w:r>
+          </w:p>
+        </w:tc>
+        <w:tc>
+          <w:tcPr>
+            <w:tcW w:type="dxa" w:w="1780"/>
+            <w:tcMar>
+              <w:top w:w="60" w:type="dxa"/>
+              <w:bottom w:w="60" w:type="dxa"/>
+              <w:left w:w="100" w:type="dxa"/>
+              <w:right w:w="100" w:type="dxa"/>
+            </w:tcMar>
+            <w:shd w:val="clear" w:color="auto" w:fill="EBF5FB"/>
+          </w:tcPr>
+          <w:p>
+            <w:pPr>
+              <w:spacing w:before="40" w:after="40"/>
+            </w:pPr>
+            <w:r>
+              <w:rPr>
+                <w:rFonts w:ascii="Calibri" w:hAnsi="Calibri"/>
+                <w:b w:val="0"/>
+                <w:i w:val="0"/>
+                <w:sz w:val="20"/>
+              </w:rPr>
+              <w:t>Remover um usuário do grupo</w:t>
+            </w:r>
+          </w:p>
+        </w:tc>
+        <w:tc>
+          <w:tcPr>
+            <w:tcW w:type="dxa" w:w="1780"/>
+            <w:tcMar>
+              <w:top w:w="60" w:type="dxa"/>
+              <w:bottom w:w="60" w:type="dxa"/>
+              <w:left w:w="100" w:type="dxa"/>
+              <w:right w:w="100" w:type="dxa"/>
+            </w:tcMar>
+            <w:shd w:val="clear" w:color="auto" w:fill="EBF5FB"/>
+          </w:tcPr>
+          <w:p>
+            <w:pPr>
+              <w:spacing w:before="40" w:after="40"/>
+            </w:pPr>
+            <w:r>
+              <w:rPr>
+                <w:rFonts w:ascii="Calibri" w:hAnsi="Calibri"/>
+                <w:b w:val="0"/>
+                <w:i w:val="0"/>
+                <w:sz w:val="20"/>
+              </w:rPr>
+              <w:t>AG-22 (RF-06)</w:t>
+            </w:r>
+          </w:p>
+        </w:tc>
+        <w:tc>
+          <w:tcPr>
+            <w:tcW w:type="dxa" w:w="1780"/>
+            <w:tcMar>
+              <w:top w:w="60" w:type="dxa"/>
+              <w:bottom w:w="60" w:type="dxa"/>
+              <w:left w:w="100" w:type="dxa"/>
+              <w:right w:w="100" w:type="dxa"/>
+            </w:tcMar>
+            <w:shd w:val="clear" w:color="auto" w:fill="EBF5FB"/>
+          </w:tcPr>
+          <w:p>
+            <w:pPr>
+              <w:spacing w:before="40" w:after="40"/>
+            </w:pPr>
+            <w:r>
+              <w:rPr>
+                <w:rFonts w:ascii="Calibri" w:hAnsi="Calibri"/>
+                <w:b w:val="0"/>
+                <w:i w:val="0"/>
+                <w:sz w:val="20"/>
+              </w:rPr>
+              <w:t>Implementado Sprint 1 (MR !5)</w:t>
+            </w:r>
+          </w:p>
+        </w:tc>
+      </w:tr>
+      <w:tr>
+        <w:trPr>
+          <w:cantSplit w:val="1"/>
+        </w:trPr>
+        <w:tc>
+          <w:tcPr>
+            <w:tcW w:type="dxa" w:w="1780"/>
+            <w:tcMar>
+              <w:top w:w="60" w:type="dxa"/>
+              <w:bottom w:w="60" w:type="dxa"/>
+              <w:left w:w="100" w:type="dxa"/>
+              <w:right w:w="100" w:type="dxa"/>
+            </w:tcMar>
+          </w:tcPr>
+          <w:p>
+            <w:pPr>
+              <w:spacing w:before="40" w:after="40"/>
+            </w:pPr>
+            <w:r>
+              <w:rPr>
+                <w:rFonts w:ascii="Calibri" w:hAnsi="Calibri"/>
+                <w:b w:val="0"/>
+                <w:i w:val="0"/>
+                <w:sz w:val="20"/>
+              </w:rPr>
+              <w:t>POST</w:t>
+            </w:r>
+          </w:p>
+        </w:tc>
+        <w:tc>
+          <w:tcPr>
+            <w:tcW w:type="dxa" w:w="1780"/>
+            <w:tcMar>
+              <w:top w:w="60" w:type="dxa"/>
+              <w:bottom w:w="60" w:type="dxa"/>
+              <w:left w:w="100" w:type="dxa"/>
+              <w:right w:w="100" w:type="dxa"/>
+            </w:tcMar>
+          </w:tcPr>
+          <w:p>
+            <w:pPr>
+              <w:spacing w:before="40" w:after="40"/>
+            </w:pPr>
+            <w:r>
+              <w:rPr>
+                <w:rFonts w:ascii="Calibri" w:hAnsi="Calibri"/>
+                <w:b w:val="0"/>
+                <w:i w:val="0"/>
+                <w:sz w:val="20"/>
+              </w:rPr>
+              <w:t>alterarfuncaodousuario</w:t>
+            </w:r>
+          </w:p>
+        </w:tc>
+        <w:tc>
+          <w:tcPr>
+            <w:tcW w:type="dxa" w:w="1780"/>
+            <w:tcMar>
+              <w:top w:w="60" w:type="dxa"/>
+              <w:bottom w:w="60" w:type="dxa"/>
+              <w:left w:w="100" w:type="dxa"/>
+              <w:right w:w="100" w:type="dxa"/>
+            </w:tcMar>
+          </w:tcPr>
+          <w:p>
+            <w:pPr>
+              <w:spacing w:before="40" w:after="40"/>
+            </w:pPr>
+            <w:r>
+              <w:rPr>
+                <w:rFonts w:ascii="Calibri" w:hAnsi="Calibri"/>
+                <w:b w:val="0"/>
+                <w:i w:val="0"/>
+                <w:sz w:val="20"/>
+              </w:rPr>
+              <w:t>Alterar a função (Usuario/Administrador) de um usuário no grupo</w:t>
+            </w:r>
+          </w:p>
+        </w:tc>
+        <w:tc>
+          <w:tcPr>
+            <w:tcW w:type="dxa" w:w="1780"/>
+            <w:tcMar>
+              <w:top w:w="60" w:type="dxa"/>
+              <w:bottom w:w="60" w:type="dxa"/>
+              <w:left w:w="100" w:type="dxa"/>
+              <w:right w:w="100" w:type="dxa"/>
+            </w:tcMar>
+          </w:tcPr>
+          <w:p>
+            <w:pPr>
+              <w:spacing w:before="40" w:after="40"/>
+            </w:pPr>
+            <w:r>
+              <w:rPr>
+                <w:rFonts w:ascii="Calibri" w:hAnsi="Calibri"/>
+                <w:b w:val="0"/>
+                <w:i w:val="0"/>
+                <w:sz w:val="20"/>
+              </w:rPr>
+              <w:t>AG-21 (RF-05)</w:t>
+            </w:r>
+          </w:p>
+        </w:tc>
+        <w:tc>
+          <w:tcPr>
+            <w:tcW w:type="dxa" w:w="1780"/>
+            <w:tcMar>
+              <w:top w:w="60" w:type="dxa"/>
+              <w:bottom w:w="60" w:type="dxa"/>
+              <w:left w:w="100" w:type="dxa"/>
+              <w:right w:w="100" w:type="dxa"/>
+            </w:tcMar>
+          </w:tcPr>
+          <w:p>
+            <w:pPr>
+              <w:spacing w:before="40" w:after="40"/>
+            </w:pPr>
+            <w:r>
+              <w:rPr>
+                <w:rFonts w:ascii="Calibri" w:hAnsi="Calibri"/>
+                <w:b w:val="0"/>
+                <w:i w:val="0"/>
+                <w:sz w:val="20"/>
+              </w:rPr>
+              <w:t>Implementado Sprint 1 (MR !3)</w:t>
             </w:r>
           </w:p>
         </w:tc>
@@ -6940,6 +6426,65 @@
     </w:p>
     <w:p>
       <w:pPr>
+        <w:spacing w:before="40" w:after="120"/>
+        <w:ind w:left="454"/>
+        <w:pBdr>
+          <w:left w:val="single" w:sz="12" w:space="8" w:color="003366"/>
+        </w:pBdr>
+      </w:pPr>
+      <w:r>
+        <w:rPr>
+          <w:rFonts w:ascii="Calibri" w:hAnsi="Calibri"/>
+          <w:b w:val="0"/>
+          <w:i w:val="0"/>
+          <w:color w:val="1A5276"/>
+          <w:sz w:val="22"/>
+        </w:rPr>
+        <w:t xml:space="preserve">Todos respondem no envelope padrão com HTTP 200 (sucesso) ou 400 (erro/validação). Não há verbos PUT/DELETE nem status 201/204/404/409 nesta API. A inclusão de usuários no grupo ocorre pela lista de membros de </w:t>
+      </w:r>
+      <w:r>
+        <w:rPr>
+          <w:rFonts w:ascii="Courier New" w:hAnsi="Courier New"/>
+          <w:b w:val="0"/>
+          <w:i w:val="0"/>
+          <w:color w:val="1A5276"/>
+          <w:sz w:val="20"/>
+        </w:rPr>
+        <w:t>incluirgrupo</w:t>
+      </w:r>
+      <w:r>
+        <w:rPr>
+          <w:rFonts w:ascii="Calibri" w:hAnsi="Calibri"/>
+          <w:b w:val="0"/>
+          <w:i w:val="0"/>
+          <w:color w:val="1A5276"/>
+          <w:sz w:val="22"/>
+        </w:rPr>
+        <w:t>/</w:t>
+      </w:r>
+      <w:r>
+        <w:rPr>
+          <w:rFonts w:ascii="Courier New" w:hAnsi="Courier New"/>
+          <w:b w:val="0"/>
+          <w:i w:val="0"/>
+          <w:color w:val="1A5276"/>
+          <w:sz w:val="20"/>
+        </w:rPr>
+        <w:t>alterargrupo</w:t>
+      </w:r>
+      <w:r>
+        <w:rPr>
+          <w:rFonts w:ascii="Calibri" w:hAnsi="Calibri"/>
+          <w:b w:val="0"/>
+          <w:i w:val="0"/>
+          <w:color w:val="1A5276"/>
+          <w:sz w:val="22"/>
+        </w:rPr>
+        <w:t xml:space="preserve"> (não há endpoint dedicado de "adicionar usuário").</w:t>
+      </w:r>
+    </w:p>
+    <w:p>
+      <w:pPr>
         <w:pStyle w:val="Heading1"/>
         <w:keepNext/>
         <w:keepLines/>
@@ -6948,7 +6493,7 @@
         </w:pBdr>
       </w:pPr>
       <w:r>
-        <w:t>5. Decisoes arquiteturais</w:t>
+        <w:t>5. Decisões arquiteturais</w:t>
       </w:r>
     </w:p>
     <w:p>
@@ -6972,7 +6517,7 @@
           <w:i w:val="0"/>
           <w:sz w:val="22"/>
         </w:rPr>
-        <w:t>Decisao:</w:t>
+        <w:t>Decisão:</w:t>
       </w:r>
       <w:r>
         <w:rPr>
@@ -6981,7 +6526,7 @@
           <w:i w:val="0"/>
           <w:sz w:val="22"/>
         </w:rPr>
-        <w:t xml:space="preserve"> Dapper adotado como ORM para todas as operacoes de acesso a dados.</w:t>
+        <w:t xml:space="preserve"> Dapper adotado como ORM para todas as operações de acesso a dados.</w:t>
       </w:r>
     </w:p>
     <w:p>
@@ -7004,7 +6549,7 @@
           <w:i w:val="0"/>
           <w:sz w:val="22"/>
         </w:rPr>
-        <w:t xml:space="preserve"> O projeto Gerenciador AASP roda em .NET Framework 4.7.2. O Entity Framework Core em suas versoes modernas tem suporte limitado ao .NET FW 4.7.2, requerendo o uso de versoes antigas com recursos reduzidos. Alem disso, o banco auxo3 possui schema legado com convencoes de nomenclatura que dificultam o mapeamento automatico do EF Core.</w:t>
+        <w:t xml:space="preserve"> O projeto Gerenciador AASP roda em .NET Framework 4.7.2. O Entity Framework Core em suas versões modernas tem suporte limitado ao .NET FW 4.7.2. Além disso, o banco auxo3 possui schema legado com convenções de nomenclatura que dificultam o mapeamento automático do EF Core.</w:t>
       </w:r>
     </w:p>
     <w:p>
@@ -7018,7 +6563,7 @@
           <w:i w:val="0"/>
           <w:sz w:val="22"/>
         </w:rPr>
-        <w:t>Consequencias:</w:t>
+        <w:t>Consequências:</w:t>
       </w:r>
       <w:r>
         <w:rPr>
@@ -7027,7 +6572,7 @@
           <w:i w:val="0"/>
           <w:sz w:val="22"/>
         </w:rPr>
-        <w:t xml:space="preserve"> Queries SQL escritas manualmente nos Repositories, o que aumenta o controle sobre performance mas exige disciplina no uso de queries parametrizadas para prevencao de SQL Injection. Toda query revisada no code review com checklist especifico para seguranca de dados.</w:t>
+        <w:t xml:space="preserve"> Queries SQL escritas manualmente nos Repositories, o que aumenta o controle sobre performance mas exige disciplina no uso de queries parametrizadas para prevenção de SQL Injection. Toda query revisada no code review com checklist específico para segurança de dados.</w:t>
       </w:r>
     </w:p>
     <w:p>
@@ -7041,7 +6586,7 @@
           <w:i w:val="0"/>
           <w:sz w:val="22"/>
         </w:rPr>
-        <w:t>Referencia completa:</w:t>
+        <w:t>Referência completa:</w:t>
       </w:r>
       <w:r>
         <w:rPr>
@@ -7050,7 +6595,7 @@
           <w:i w:val="0"/>
           <w:sz w:val="22"/>
         </w:rPr>
-        <w:t xml:space="preserve"> GDE-AASP01-001_Registro-de-Analise-de-Decisao.docx</w:t>
+        <w:t xml:space="preserve"> GDE-AASP01-001_Registro-de-Análise-de-Decisao.docx</w:t>
       </w:r>
     </w:p>
     <w:p>
@@ -7074,7 +6619,7 @@
           <w:i w:val="0"/>
           <w:sz w:val="22"/>
         </w:rPr>
-        <w:t>Decisao:</w:t>
+        <w:t>Decisão:</w:t>
       </w:r>
       <w:r>
         <w:rPr>
@@ -7083,7 +6628,26 @@
           <w:i w:val="0"/>
           <w:sz w:val="22"/>
         </w:rPr>
-        <w:t xml:space="preserve"> Soft Delete adotado para grupos e para vinculos usuario-grupo (campo Ativo bit).</w:t>
+        <w:t xml:space="preserve"> Soft Delete adotado para grupos e para vinculos usuário-grupo (campo </w:t>
+      </w:r>
+      <w:r>
+        <w:rPr>
+          <w:rFonts w:ascii="Courier New" w:hAnsi="Courier New"/>
+          <w:b w:val="0"/>
+          <w:i w:val="0"/>
+          <w:color w:val="333333"/>
+          <w:sz w:val="20"/>
+        </w:rPr>
+        <w:t>excluido</w:t>
+      </w:r>
+      <w:r>
+        <w:rPr>
+          <w:rFonts w:ascii="Calibri" w:hAnsi="Calibri"/>
+          <w:b w:val="0"/>
+          <w:i w:val="0"/>
+          <w:sz w:val="22"/>
+        </w:rPr>
+        <w:t>).</w:t>
       </w:r>
     </w:p>
     <w:p>
@@ -7106,7 +6670,7 @@
           <w:i w:val="0"/>
           <w:sz w:val="22"/>
         </w:rPr>
-        <w:t xml:space="preserve"> O sistema Gerenciador AASP precisa manter rastreabilidade historica para fins de auditoria e conformidade. Hard delete de grupos comprometeria a integridade referencial da tabela AuditoriaGrupos e impossibilitaria a reconstrucao do historico de operacoes.</w:t>
+        <w:t xml:space="preserve"> O sistema Gerenciador AASP precisa manter rastreabilidade historica para fins de auditoria e conformidade.</w:t>
       </w:r>
     </w:p>
     <w:p>
@@ -7120,7 +6684,7 @@
           <w:i w:val="0"/>
           <w:sz w:val="22"/>
         </w:rPr>
-        <w:t>Consequencias:</w:t>
+        <w:t>Consequências:</w:t>
       </w:r>
       <w:r>
         <w:rPr>
@@ -7139,7 +6703,7 @@
           <w:color w:val="333333"/>
           <w:sz w:val="20"/>
         </w:rPr>
-        <w:t>Ativo = 1</w:t>
+        <w:t>excluido = 0</w:t>
       </w:r>
       <w:r>
         <w:rPr>
@@ -7148,7 +6712,7 @@
           <w:i w:val="0"/>
           <w:sz w:val="22"/>
         </w:rPr>
-        <w:t>. Operacoes de DELETE retornam HTTP 200 com o registro atualizado (nao HTTP 204 No Content), para confirmar o estado apos a operacao. Necessidade de mecanismo de expurgo futuro a ser definido pelo cliente.</w:t>
+        <w:t>. As operações de exclusão retornam HTTP 200 (envelope), confirmando o estado após a operação.</w:t>
       </w:r>
     </w:p>
     <w:p>
@@ -7162,7 +6726,7 @@
           <w:i w:val="0"/>
           <w:sz w:val="22"/>
         </w:rPr>
-        <w:t>Referencia completa:</w:t>
+        <w:t>Referência completa:</w:t>
       </w:r>
       <w:r>
         <w:rPr>
@@ -7171,7 +6735,7 @@
           <w:i w:val="0"/>
           <w:sz w:val="22"/>
         </w:rPr>
-        <w:t xml:space="preserve"> GDE-AASP01-001_Registro-de-Analise-de-Decisao.docx</w:t>
+        <w:t xml:space="preserve"> GDE-AASP01-001_Registro-de-Análise-de-Decisao.docx</w:t>
       </w:r>
     </w:p>
     <w:p>
@@ -7184,17 +6748,7 @@
         </w:pBdr>
       </w:pPr>
       <w:r>
-        <w:t>6. Integracao com ms.temis.vinculos</w:t>
-      </w:r>
-    </w:p>
-    <w:p>
-      <w:pPr>
-        <w:pStyle w:val="Heading2"/>
-        <w:keepNext/>
-        <w:keepLines/>
-      </w:pPr>
-      <w:r>
-        <w:t>6.1 Visao geral</w:t>
+        <w:t>6. Integração com ms.temis.vinculos — *(Planejado — Sprint 2)*</w:t>
       </w:r>
     </w:p>
     <w:p>
@@ -7208,38 +6762,8 @@
           <w:i w:val="0"/>
           <w:sz w:val="22"/>
         </w:rPr>
-        <w:t>Quando um usuario e vinculado ou desvinculado de um grupo via API do ms.auxo.gruposusuarios, o servico realiza automaticamente uma chamada HTTP ao microsservico ms.temis.vinculos para manter a consistencia dos dados no banco temis3.</w:t>
+        <w:t xml:space="preserve">A sincronização de vinculos com o microsserviço </w:t>
       </w:r>
-    </w:p>
-    <w:p>
-      <w:pPr>
-        <w:spacing w:before="0" w:after="120"/>
-      </w:pPr>
-      <w:r>
-        <w:rPr>
-          <w:rFonts w:ascii="Calibri" w:hAnsi="Calibri"/>
-          <w:b w:val="0"/>
-          <w:i w:val="0"/>
-          <w:sz w:val="22"/>
-        </w:rPr>
-        <w:t>Esta integracao e unidirecional: ms.auxo.gruposusuarios chama ms.temis.vinculos; nunca o contrario. O ms.temis.vinculos nao conhece a existencia de grupos — ele opera sobre vinculos genericos de usuario.</w:t>
-      </w:r>
-    </w:p>
-    <w:p>
-      <w:pPr>
-        <w:pStyle w:val="Heading2"/>
-        <w:keepNext/>
-        <w:keepLines/>
-      </w:pPr>
-      <w:r>
-        <w:t>6.2 Contrato de chamada</w:t>
-      </w:r>
-    </w:p>
-    <w:p>
-      <w:pPr>
-        <w:pStyle w:val="ListBullet"/>
-        <w:spacing w:before="20" w:after="40"/>
-      </w:pPr>
       <w:r>
         <w:rPr>
           <w:rFonts w:ascii="Calibri" w:hAnsi="Calibri"/>
@@ -7247,7 +6771,7 @@
           <w:i w:val="0"/>
           <w:sz w:val="22"/>
         </w:rPr>
-        <w:t>Endpoint:</w:t>
+        <w:t>ms.temis.vinculos</w:t>
       </w:r>
       <w:r>
         <w:rPr>
@@ -7256,14 +6780,8 @@
           <w:i w:val="0"/>
           <w:sz w:val="22"/>
         </w:rPr>
-        <w:t xml:space="preserve"> POST /api/vinculos (ms.temis.vinculos)</w:t>
+        <w:t xml:space="preserve"> (banco temis3) esta planejada para a Sprint 2 (AG-24) e </w:t>
       </w:r>
-    </w:p>
-    <w:p>
-      <w:pPr>
-        <w:pStyle w:val="ListBullet"/>
-        <w:spacing w:before="20" w:after="40"/>
-      </w:pPr>
       <w:r>
         <w:rPr>
           <w:rFonts w:ascii="Calibri" w:hAnsi="Calibri"/>
@@ -7271,130 +6789,7 @@
           <w:i w:val="0"/>
           <w:sz w:val="22"/>
         </w:rPr>
-        <w:t>Payload:</w:t>
-      </w:r>
-    </w:p>
-    <w:p>
-      <w:pPr>
-        <w:spacing w:before="0" w:after="120"/>
-      </w:pPr>
-      <w:r>
-        <w:rPr>
-          <w:rFonts w:ascii="Calibri" w:hAnsi="Calibri"/>
-          <w:b w:val="0"/>
-          <w:i w:val="0"/>
-          <w:sz w:val="22"/>
-        </w:rPr>
-        <w:t>```json</w:t>
-      </w:r>
-    </w:p>
-    <w:p>
-      <w:pPr>
-        <w:spacing w:before="0" w:after="120"/>
-      </w:pPr>
-      <w:r>
-        <w:rPr>
-          <w:rFonts w:ascii="Calibri" w:hAnsi="Calibri"/>
-          <w:b w:val="0"/>
-          <w:i w:val="0"/>
-          <w:sz w:val="22"/>
-        </w:rPr>
-        <w:t>{</w:t>
-      </w:r>
-    </w:p>
-    <w:p>
-      <w:pPr>
-        <w:spacing w:before="0" w:after="120"/>
-      </w:pPr>
-      <w:r>
-        <w:rPr>
-          <w:rFonts w:ascii="Calibri" w:hAnsi="Calibri"/>
-          <w:b w:val="0"/>
-          <w:i w:val="0"/>
-          <w:sz w:val="22"/>
-        </w:rPr>
-        <w:t>"usuarioId": 123,</w:t>
-      </w:r>
-    </w:p>
-    <w:p>
-      <w:pPr>
-        <w:spacing w:before="0" w:after="120"/>
-      </w:pPr>
-      <w:r>
-        <w:rPr>
-          <w:rFonts w:ascii="Calibri" w:hAnsi="Calibri"/>
-          <w:b w:val="0"/>
-          <w:i w:val="0"/>
-          <w:sz w:val="22"/>
-        </w:rPr>
-        <w:t>"grupoId": 45,</w:t>
-      </w:r>
-    </w:p>
-    <w:p>
-      <w:pPr>
-        <w:spacing w:before="0" w:after="120"/>
-      </w:pPr>
-      <w:r>
-        <w:rPr>
-          <w:rFonts w:ascii="Calibri" w:hAnsi="Calibri"/>
-          <w:b w:val="0"/>
-          <w:i w:val="0"/>
-          <w:sz w:val="22"/>
-        </w:rPr>
-        <w:t>"operacao": "ADD"</w:t>
-      </w:r>
-    </w:p>
-    <w:p>
-      <w:pPr>
-        <w:spacing w:before="0" w:after="120"/>
-      </w:pPr>
-      <w:r>
-        <w:rPr>
-          <w:rFonts w:ascii="Calibri" w:hAnsi="Calibri"/>
-          <w:b w:val="0"/>
-          <w:i w:val="0"/>
-          <w:sz w:val="22"/>
-        </w:rPr>
-        <w:t>}</w:t>
-      </w:r>
-    </w:p>
-    <w:p>
-      <w:pPr>
-        <w:spacing w:before="0" w:after="120"/>
-      </w:pPr>
-      <w:r>
-        <w:rPr>
-          <w:rFonts w:ascii="Courier New" w:hAnsi="Courier New"/>
-          <w:b w:val="0"/>
-          <w:i w:val="0"/>
-          <w:color w:val="333333"/>
-          <w:sz w:val="20"/>
-        </w:rPr>
-        <w:t>`</w:t>
-      </w:r>
-    </w:p>
-    <w:p>
-      <w:pPr>
-        <w:spacing w:before="0" w:after="120"/>
-      </w:pPr>
-      <w:r>
-        <w:rPr>
-          <w:rFonts w:ascii="Calibri" w:hAnsi="Calibri"/>
-          <w:b w:val="0"/>
-          <w:i w:val="0"/>
-          <w:sz w:val="22"/>
-        </w:rPr>
-        <w:t xml:space="preserve">Valores validos para "operacao": </w:t>
-      </w:r>
-      <w:r>
-        <w:rPr>
-          <w:rFonts w:ascii="Courier New" w:hAnsi="Courier New"/>
-          <w:b w:val="0"/>
-          <w:i w:val="0"/>
-          <w:color w:val="333333"/>
-          <w:sz w:val="20"/>
-        </w:rPr>
-        <w:t>"ADD"</w:t>
+        <w:t>ainda não foi implementada</w:t>
       </w:r>
       <w:r>
         <w:rPr>
@@ -7403,146 +6798,7 @@
           <w:i w:val="0"/>
           <w:sz w:val="22"/>
         </w:rPr>
-        <w:t xml:space="preserve"> (vinculo) ou </w:t>
-      </w:r>
-      <w:r>
-        <w:rPr>
-          <w:rFonts w:ascii="Courier New" w:hAnsi="Courier New"/>
-          <w:b w:val="0"/>
-          <w:i w:val="0"/>
-          <w:color w:val="333333"/>
-          <w:sz w:val="20"/>
-        </w:rPr>
-        <w:t>"REMOVE"</w:t>
-      </w:r>
-      <w:r>
-        <w:rPr>
-          <w:rFonts w:ascii="Calibri" w:hAnsi="Calibri"/>
-          <w:b w:val="0"/>
-          <w:i w:val="0"/>
-          <w:sz w:val="22"/>
-        </w:rPr>
-        <w:t xml:space="preserve"> (desvinculo).</w:t>
-      </w:r>
-    </w:p>
-    <w:p>
-      <w:pPr>
-        <w:pStyle w:val="ListBullet"/>
-        <w:spacing w:before="20" w:after="40"/>
-      </w:pPr>
-      <w:r>
-        <w:rPr>
-          <w:rFonts w:ascii="Calibri" w:hAnsi="Calibri"/>
-          <w:b/>
-          <w:i w:val="0"/>
-          <w:sz w:val="22"/>
-        </w:rPr>
-        <w:t>Autenticacao:</w:t>
-      </w:r>
-      <w:r>
-        <w:rPr>
-          <w:rFonts w:ascii="Calibri" w:hAnsi="Calibri"/>
-          <w:b w:val="0"/>
-          <w:i w:val="0"/>
-          <w:sz w:val="22"/>
-        </w:rPr>
-        <w:t xml:space="preserve"> Bearer Token repassado do contexto da requisicao original (token do usuario operador).</w:t>
-      </w:r>
-    </w:p>
-    <w:p>
-      <w:pPr>
-        <w:pStyle w:val="ListBullet"/>
-        <w:spacing w:before="20" w:after="40"/>
-      </w:pPr>
-      <w:r>
-        <w:rPr>
-          <w:rFonts w:ascii="Calibri" w:hAnsi="Calibri"/>
-          <w:b/>
-          <w:i w:val="0"/>
-          <w:sz w:val="22"/>
-        </w:rPr>
-        <w:t>Timeout:</w:t>
-      </w:r>
-      <w:r>
-        <w:rPr>
-          <w:rFonts w:ascii="Calibri" w:hAnsi="Calibri"/>
-          <w:b w:val="0"/>
-          <w:i w:val="0"/>
-          <w:sz w:val="22"/>
-        </w:rPr>
-        <w:t xml:space="preserve"> 5 segundos. Ultrapassado o timeout, a chamada e considerada falha.</w:t>
-      </w:r>
-    </w:p>
-    <w:p>
-      <w:pPr>
-        <w:pStyle w:val="ListBullet"/>
-        <w:spacing w:before="20" w:after="40"/>
-      </w:pPr>
-      <w:r>
-        <w:rPr>
-          <w:rFonts w:ascii="Calibri" w:hAnsi="Calibri"/>
-          <w:b/>
-          <w:i w:val="0"/>
-          <w:sz w:val="22"/>
-        </w:rPr>
-        <w:t>Retry:</w:t>
-      </w:r>
-      <w:r>
-        <w:rPr>
-          <w:rFonts w:ascii="Calibri" w:hAnsi="Calibri"/>
-          <w:b w:val="0"/>
-          <w:i w:val="0"/>
-          <w:sz w:val="22"/>
-        </w:rPr>
-        <w:t xml:space="preserve"> 1 tentativa adicional automatica apos falha de rede (nao replicado em erros HTTP 4xx).</w:t>
-      </w:r>
-    </w:p>
-    <w:p>
-      <w:pPr>
-        <w:pStyle w:val="ListBullet"/>
-        <w:spacing w:before="20" w:after="40"/>
-      </w:pPr>
-      <w:r>
-        <w:rPr>
-          <w:rFonts w:ascii="Calibri" w:hAnsi="Calibri"/>
-          <w:b/>
-          <w:i w:val="0"/>
-          <w:sz w:val="22"/>
-        </w:rPr>
-        <w:t>Comportamento em caso de falha persistente:</w:t>
-      </w:r>
-      <w:r>
-        <w:rPr>
-          <w:rFonts w:ascii="Calibri" w:hAnsi="Calibri"/>
-          <w:b w:val="0"/>
-          <w:i w:val="0"/>
-          <w:sz w:val="22"/>
-        </w:rPr>
-        <w:t xml:space="preserve"> A operacao no banco auxo3 e confirmada (o vinculo e registrado localmente); a falha na integracao com temis3 e registrada como log de erro e como entrada na tabela AuditoriaGrupos (Acao: "TEMIS_SYNC_ERROR"). Um mecanismo de reconciliacao manual e documentado no ITP-AASP01-001.</w:t>
-      </w:r>
-    </w:p>
-    <w:p>
-      <w:pPr>
-        <w:pStyle w:val="Heading2"/>
-        <w:keepNext/>
-        <w:keepLines/>
-      </w:pPr>
-      <w:r>
-        <w:t>6.3 Referencia</w:t>
-      </w:r>
-    </w:p>
-    <w:p>
-      <w:pPr>
-        <w:spacing w:before="0" w:after="120"/>
-      </w:pPr>
-      <w:r>
-        <w:rPr>
-          <w:rFonts w:ascii="Calibri" w:hAnsi="Calibri"/>
-          <w:b w:val="0"/>
-          <w:i w:val="0"/>
-          <w:sz w:val="22"/>
-        </w:rPr>
-        <w:t xml:space="preserve">Para a especificacao completa do contrato de integracao, cenarios de erro, exemplos de payload e procedimento de reconciliacao, consultar: </w:t>
+        <w:t xml:space="preserve"> no código. O contrato de integração, os cenários de erro e o procedimento de reconciliação serão especificados no documento </w:t>
       </w:r>
       <w:r>
         <w:rPr>
@@ -7560,7 +6816,7 @@
           <w:i w:val="0"/>
           <w:sz w:val="22"/>
         </w:rPr>
-        <w:t>.</w:t>
+        <w:t xml:space="preserve"> quando a implementação iniciar.</w:t>
       </w:r>
     </w:p>
     <w:p>
@@ -7573,7 +6829,7 @@
         </w:pBdr>
       </w:pPr>
       <w:r>
-        <w:t>Historico de revisoes</w:t>
+        <w:t>Histórico de revisões</w:t>
       </w:r>
     </w:p>
     <w:tbl>
@@ -7621,7 +6877,7 @@
                 <w:i w:val="0"/>
                 <w:sz w:val="20"/>
               </w:rPr>
-              <w:t>Versao</w:t>
+              <w:t>Versão</w:t>
             </w:r>
           </w:p>
         </w:tc>
@@ -7699,7 +6955,7 @@
                 <w:i w:val="0"/>
                 <w:sz w:val="20"/>
               </w:rPr>
-              <w:t>Descricao</w:t>
+              <w:t>Descrição</w:t>
             </w:r>
           </w:p>
         </w:tc>
@@ -7911,7 +7167,113 @@
                 <w:i w:val="0"/>
                 <w:sz w:val="20"/>
               </w:rPr>
-              <w:t>Adicao da secao 6 (integracao ms.temis.vinculos) apos disponibilizacao do contrato de API no inicio da Sprint 2</w:t>
+              <w:t>Adição da seção de integração ms.temis.vinculos</w:t>
+            </w:r>
+          </w:p>
+        </w:tc>
+      </w:tr>
+      <w:tr>
+        <w:trPr>
+          <w:cantSplit w:val="1"/>
+        </w:trPr>
+        <w:tc>
+          <w:tcPr>
+            <w:tcW w:type="dxa" w:w="2225"/>
+            <w:tcMar>
+              <w:top w:w="60" w:type="dxa"/>
+              <w:bottom w:w="60" w:type="dxa"/>
+              <w:left w:w="100" w:type="dxa"/>
+              <w:right w:w="100" w:type="dxa"/>
+            </w:tcMar>
+            <w:shd w:val="clear" w:color="auto" w:fill="F0F4F8"/>
+          </w:tcPr>
+          <w:p>
+            <w:pPr>
+              <w:spacing w:before="40" w:after="40"/>
+            </w:pPr>
+            <w:r>
+              <w:rPr>
+                <w:rFonts w:ascii="Calibri" w:hAnsi="Calibri"/>
+                <w:b/>
+                <w:i w:val="0"/>
+                <w:sz w:val="20"/>
+              </w:rPr>
+              <w:t>1.2</w:t>
+            </w:r>
+          </w:p>
+        </w:tc>
+        <w:tc>
+          <w:tcPr>
+            <w:tcW w:type="dxa" w:w="2225"/>
+            <w:tcMar>
+              <w:top w:w="60" w:type="dxa"/>
+              <w:bottom w:w="60" w:type="dxa"/>
+              <w:left w:w="100" w:type="dxa"/>
+              <w:right w:w="100" w:type="dxa"/>
+            </w:tcMar>
+          </w:tcPr>
+          <w:p>
+            <w:pPr>
+              <w:spacing w:before="40" w:after="40"/>
+            </w:pPr>
+            <w:r>
+              <w:rPr>
+                <w:rFonts w:ascii="Calibri" w:hAnsi="Calibri"/>
+                <w:b w:val="0"/>
+                <w:i w:val="0"/>
+                <w:sz w:val="20"/>
+              </w:rPr>
+              <w:t>15/06/2026</w:t>
+            </w:r>
+          </w:p>
+        </w:tc>
+        <w:tc>
+          <w:tcPr>
+            <w:tcW w:type="dxa" w:w="2225"/>
+            <w:tcMar>
+              <w:top w:w="60" w:type="dxa"/>
+              <w:bottom w:w="60" w:type="dxa"/>
+              <w:left w:w="100" w:type="dxa"/>
+              <w:right w:w="100" w:type="dxa"/>
+            </w:tcMar>
+          </w:tcPr>
+          <w:p>
+            <w:pPr>
+              <w:spacing w:before="40" w:after="40"/>
+            </w:pPr>
+            <w:r>
+              <w:rPr>
+                <w:rFonts w:ascii="Calibri" w:hAnsi="Calibri"/>
+                <w:b w:val="0"/>
+                <w:i w:val="0"/>
+                <w:sz w:val="20"/>
+              </w:rPr>
+              <w:t>Abraão</w:t>
+            </w:r>
+          </w:p>
+        </w:tc>
+        <w:tc>
+          <w:tcPr>
+            <w:tcW w:type="dxa" w:w="2225"/>
+            <w:tcMar>
+              <w:top w:w="60" w:type="dxa"/>
+              <w:bottom w:w="60" w:type="dxa"/>
+              <w:left w:w="100" w:type="dxa"/>
+              <w:right w:w="100" w:type="dxa"/>
+            </w:tcMar>
+          </w:tcPr>
+          <w:p>
+            <w:pPr>
+              <w:spacing w:before="40" w:after="40"/>
+            </w:pPr>
+            <w:r>
+              <w:rPr>
+                <w:rFonts w:ascii="Calibri" w:hAnsi="Calibri"/>
+                <w:b w:val="0"/>
+                <w:i w:val="0"/>
+                <w:sz w:val="20"/>
+              </w:rPr>
+              <w:t>Design alinhado a API e ao schema reais (GerenciarGruposController; tabelas grupos_usuarios, _vinculos, _função); auditoria/integração/relatório marcados como planejados</w:t>
             </w:r>
           </w:p>
         </w:tc>
@@ -7956,7 +7318,7 @@
         <w:color w:val="555555"/>
         <w:sz w:val="16"/>
       </w:rPr>
-      <w:t>v1.1  ·  26/05/2026</w:t>
+      <w:t>v1.2  ·  26/05/2026</w:t>
     </w:r>
     <w:r>
       <w:tab/>
@@ -8018,7 +7380,7 @@
         <w:color w:val="555555"/>
         <w:sz w:val="16"/>
       </w:rPr>
-      <w:t>v1.1  ·  26/05/2026</w:t>
+      <w:t>v1.2  ·  26/05/2026</w:t>
     </w:r>
     <w:r>
       <w:tab/>

--- a/mps-nivel-c/oficial/04_registros/AASP_Gerenciador/AASP01_Grupos-Usuarios/PCP-AASP01-001_Documento-de-Design.docx
+++ b/mps-nivel-c/oficial/04_registros/AASP_Gerenciador/AASP01_Grupos-Usuarios/PCP-AASP01-001_Documento-de-Design.docx
@@ -559,7 +559,7 @@
           <w:i w:val="0"/>
           <w:sz w:val="22"/>
         </w:rPr>
-        <w:t xml:space="preserve"> e uma Web API desenvolvida em .NET Framework 4.7.2 com Dapper como ORM e SQL Server (banco principal auxo3) como banco de dados. Os endpoints são expostos pelo controller </w:t>
+        <w:t xml:space="preserve"> e uma Web API desenvolvida em .NET 5 com Dapper como ORM e SQL Server (banco principal auxo3) como banco de dados. Os endpoints são expostos pelo controller </w:t>
       </w:r>
       <w:r>
         <w:rPr>
@@ -1278,7 +1278,7 @@
                 <w:i w:val="0"/>
                 <w:sz w:val="20"/>
               </w:rPr>
-              <w:t>ASP.NET Web API (.NET Framework 4.7.2)</w:t>
+              <w:t>ASP.NET Core Web API (.NET 5)</w:t>
             </w:r>
           </w:p>
         </w:tc>
@@ -1384,7 +1384,7 @@
                 <w:i w:val="0"/>
                 <w:sz w:val="20"/>
               </w:rPr>
-              <w:t>Ver GDE-AASP01-001 (GDE-001) — compatibilidade com .NET FW 4.7.2, performance superior ao EF Core em queries complexas, padrão já adotado no projeto Gerenciador</w:t>
+              <w:t>Ver GDE-AASP01-001 (GDE-001) — consistência com o padrão de acesso a dados do Gerenciador, controle do SQL sobre o schema legado e performance superior ao EF Core em queries complexas</w:t>
             </w:r>
           </w:p>
         </w:tc>
@@ -6549,7 +6549,7 @@
           <w:i w:val="0"/>
           <w:sz w:val="22"/>
         </w:rPr>
-        <w:t xml:space="preserve"> O projeto Gerenciador AASP roda em .NET Framework 4.7.2. O Entity Framework Core em suas versões modernas tem suporte limitado ao .NET FW 4.7.2. Além disso, o banco auxo3 possui schema legado com convenções de nomenclatura que dificultam o mapeamento automático do EF Core.</w:t>
+        <w:t xml:space="preserve"> O microsserviço roda em .NET 5. O banco auxo3 possui schema legado, com convenções de nomenclatura que dificultam o mapeamento automático do Entity Framework Core; o Dapper, já adotado como padrão nos demais módulos do Gerenciador AASP, dá controle direto sobre o SQL.</w:t>
       </w:r>
     </w:p>
     <w:p>

--- a/mps-nivel-c/oficial/04_registros/AASP_Gerenciador/AASP01_Grupos-Usuarios/PCP-AASP01-001_Documento-de-Design.docx
+++ b/mps-nivel-c/oficial/04_registros/AASP_Gerenciador/AASP01_Grupos-Usuarios/PCP-AASP01-001_Documento-de-Design.docx
@@ -328,17 +328,8 @@
             </w:tcMar>
           </w:tcPr>
           <w:p>
-            <w:pPr>
-              <w:spacing w:before="40" w:after="40"/>
-            </w:pPr>
             <w:r>
-              <w:rPr>
-                <w:rFonts w:ascii="Calibri" w:hAnsi="Calibri"/>
-                <w:b w:val="0"/>
-                <w:i w:val="0"/>
-                <w:sz w:val="20"/>
-              </w:rPr>
-              <w:t>1.2</w:t>
+              <w:t>1.3</w:t>
             </w:r>
           </w:p>
         </w:tc>
@@ -384,17 +375,8 @@
             </w:tcMar>
           </w:tcPr>
           <w:p>
-            <w:pPr>
-              <w:spacing w:before="40" w:after="40"/>
-            </w:pPr>
             <w:r>
-              <w:rPr>
-                <w:rFonts w:ascii="Calibri" w:hAnsi="Calibri"/>
-                <w:b w:val="0"/>
-                <w:i w:val="0"/>
-                <w:sz w:val="20"/>
-              </w:rPr>
-              <w:t>26/05/2026</w:t>
+              <w:t>24/06/2026</w:t>
             </w:r>
           </w:p>
         </w:tc>
@@ -550,7 +532,7 @@
           <w:i w:val="0"/>
           <w:sz w:val="22"/>
         </w:rPr>
-        <w:t>ms.auxo.gruposusuarios</w:t>
+        <w:t>ms.auxo.usuarios</w:t>
       </w:r>
       <w:r>
         <w:rPr>
@@ -559,7 +541,7 @@
           <w:i w:val="0"/>
           <w:sz w:val="22"/>
         </w:rPr>
-        <w:t xml:space="preserve"> e uma Web API desenvolvida em .NET Framework 4.7.2 com Dapper como ORM e SQL Server (banco principal auxo3) como banco de dados. Os endpoints são expostos pelo controller </w:t>
+        <w:t xml:space="preserve"> e uma Web API desenvolvida em .NET 5.0 (net5.0) com Dapper como ORM e SQL Server (banco principal auxo3) como banco de dados. Os endpoints são expostos pelo controller </w:t>
       </w:r>
       <w:r>
         <w:rPr>
@@ -1095,7 +1077,7 @@
           <w:color w:val="555555"/>
           <w:sz w:val="18"/>
         </w:rPr>
-        <w:t>Diagrama de Arquitetura — ms.auxo.gruposusuarios</w:t>
+        <w:t>Diagrama de Arquitetura — ms.auxo.usuarios</w:t>
       </w:r>
     </w:p>
     <w:p>
@@ -1278,7 +1260,7 @@
                 <w:i w:val="0"/>
                 <w:sz w:val="20"/>
               </w:rPr>
-              <w:t>ASP.NET Web API (.NET Framework 4.7.2)</w:t>
+              <w:t>ASP.NET Web API (.NET 5.0 (net5.0))</w:t>
             </w:r>
           </w:p>
         </w:tc>
@@ -1384,7 +1366,7 @@
                 <w:i w:val="0"/>
                 <w:sz w:val="20"/>
               </w:rPr>
-              <w:t>Ver GDE-AASP01-001 (GDE-001) — compatibilidade com .NET FW 4.7.2, performance superior ao EF Core em queries complexas, padrão já adotado no projeto Gerenciador</w:t>
+              <w:t>Ver GDE-AASP01-001 (GDE-001) — compatibilidade com .NET 5.0, performance superior ao EF Core em queries complexas, padrão já adotado no projeto Gerenciador</w:t>
             </w:r>
           </w:p>
         </w:tc>
@@ -6549,7 +6531,7 @@
           <w:i w:val="0"/>
           <w:sz w:val="22"/>
         </w:rPr>
-        <w:t xml:space="preserve"> O projeto Gerenciador AASP roda em .NET Framework 4.7.2. O Entity Framework Core em suas versões modernas tem suporte limitado ao .NET FW 4.7.2. Além disso, o banco auxo3 possui schema legado com convenções de nomenclatura que dificultam o mapeamento automático do EF Core.</w:t>
+        <w:t xml:space="preserve"> O projeto Gerenciador AASP roda em .NET 5.0 (net5.0). O Entity Framework Core em suas versões modernas tem suporte limitado ao .NET 5.0. Além disso, o banco auxo3 possui schema legado com convenções de nomenclatura que dificultam o mapeamento automático do EF Core.</w:t>
       </w:r>
     </w:p>
     <w:p>
@@ -7278,6 +7260,48 @@
           </w:p>
         </w:tc>
       </w:tr>
+      <w:tr>
+        <w:tc>
+          <w:tcPr>
+            <w:tcW w:type="dxa" w:w="2225"/>
+          </w:tcPr>
+          <w:p>
+            <w:r>
+              <w:t>1.3</w:t>
+            </w:r>
+          </w:p>
+        </w:tc>
+        <w:tc>
+          <w:tcPr>
+            <w:tcW w:type="dxa" w:w="2225"/>
+          </w:tcPr>
+          <w:p>
+            <w:r>
+              <w:t>24/06/2026</w:t>
+            </w:r>
+          </w:p>
+        </w:tc>
+        <w:tc>
+          <w:tcPr>
+            <w:tcW w:type="dxa" w:w="2225"/>
+          </w:tcPr>
+          <w:p>
+            <w:r>
+              <w:t>Time de Melhoria Contínua</w:t>
+            </w:r>
+          </w:p>
+        </w:tc>
+        <w:tc>
+          <w:tcPr>
+            <w:tcW w:type="dxa" w:w="2225"/>
+          </w:tcPr>
+          <w:p>
+            <w:r>
+              <w:t>Reconciliação com o estado real do GitLab (produto/repositório ms.auxo.usuarios; framework net5.0 onde aplicável; entregas da Sprint 1 integradas em develop com baseline pela tag sprint-1-aceite).</w:t>
+            </w:r>
+          </w:p>
+        </w:tc>
+      </w:tr>
     </w:tbl>
     <w:p>
       <w:pPr>
